--- a/docs/phage_virus_defined_pycnogonida.docx
+++ b/docs/phage_virus_defined_pycnogonida.docx
@@ -4,13 +4,16 @@
   <w:body>
     <w:p>
       <w:pPr>
-        <w:rPr>
-          <w:b/>
-          <w:bCs/>
-        </w:rPr>
-      </w:pPr>
-      <w:r>
-        <w:rPr>
+        <w:pStyle w:val="Heading1"/>
+        <w:rPr>
+          <w:rFonts w:asciiTheme="minorHAnsi" w:hAnsiTheme="minorHAnsi"/>
+          <w:b/>
+          <w:bCs/>
+        </w:rPr>
+      </w:pPr>
+      <w:r>
+        <w:rPr>
+          <w:rFonts w:asciiTheme="minorHAnsi" w:hAnsiTheme="minorHAnsi"/>
           <w:b/>
           <w:bCs/>
         </w:rPr>
@@ -18,6 +21,7 @@
       </w:r>
       <w:r>
         <w:rPr>
+          <w:rFonts w:asciiTheme="minorHAnsi" w:hAnsiTheme="minorHAnsi"/>
           <w:b/>
           <w:bCs/>
           <w:i/>
@@ -27,15 +31,13 @@
       </w:r>
       <w:r>
         <w:rPr>
+          <w:rFonts w:asciiTheme="minorHAnsi" w:hAnsiTheme="minorHAnsi"/>
           <w:b/>
           <w:bCs/>
         </w:rPr>
         <w:t xml:space="preserve"> Infestation</w:t>
       </w:r>
     </w:p>
-    <w:p/>
-    <w:p/>
-    <w:p/>
     <w:p/>
     <w:p/>
     <w:p/>
@@ -214,10 +216,9 @@
     <w:p/>
     <w:p/>
     <w:p/>
-    <w:p/>
-    <w:p/>
-    <w:p>
-      <w:pPr>
+    <w:p>
+      <w:pPr>
+        <w:pStyle w:val="Heading1"/>
         <w:rPr>
           <w:b/>
           <w:bCs/>
@@ -245,10 +246,12 @@
         <w:t xml:space="preserve">For over a century, the field of sub-microscopic virology has been constrained by the two-dimensional, flat electron silhouette profiles recorded by early optical and primitive cathode-ray imaging tools. These primitive historical instruments classified bacteriophages as inert assemblies of proteins and nucleotides, creating a systemic diagnostic </w:t>
       </w:r>
       <w:proofErr w:type="spellStart"/>
+      <w:proofErr w:type="gramStart"/>
       <w:r>
         <w:t>blindspot</w:t>
       </w:r>
       <w:proofErr w:type="spellEnd"/>
+      <w:proofErr w:type="gramEnd"/>
       <w:r>
         <w:t xml:space="preserve"> regarding internal mass variations and tumor-associated vesicle mechanics. This investigation leverages advanced multi-sequence tensor alignment protocols to establish the morphological convergence between tailed viral architectures and deep-sea, </w:t>
       </w:r>
@@ -268,7 +271,15 @@
         <w:t>Pycnogonida</w:t>
       </w:r>
       <w:r>
-        <w:t>. It provides the clinical blueprints, multi-planar growth calculus, and database indexing structures required to satisfy the medical "Duty to Warn."</w:t>
+        <w:t xml:space="preserve">. It provides </w:t>
+      </w:r>
+      <w:proofErr w:type="gramStart"/>
+      <w:r>
+        <w:t>the clinical</w:t>
+      </w:r>
+      <w:proofErr w:type="gramEnd"/>
+      <w:r>
+        <w:t xml:space="preserve"> blueprints, multi-planar growth calculus, and database indexing structures required to satisfy the medical "Duty to Warn."</w:t>
       </w:r>
     </w:p>
     <w:p>
@@ -418,7 +429,15 @@
       </w:r>
       <w:proofErr w:type="spellEnd"/>
       <w:r>
-        <w:t xml:space="preserve"> 3D Perona-Malik anisotropic diffusion kernel was deployed. Real-time time-dependent density variations (</w:t>
+        <w:t xml:space="preserve"> 3D Perona-Malik anisotropic diffusion kernel was deployed. Real</w:t>
+      </w:r>
+      <w:proofErr w:type="gramStart"/>
+      <w:r>
+        <w:t xml:space="preserve">-time </w:t>
+      </w:r>
+      <w:proofErr w:type="gramEnd"/>
+      <w:r>
+        <w:t>time-dependent density variations (</w:t>
       </w:r>
       <w:proofErr w:type="spellStart"/>
       <w:r>
@@ -452,8 +471,33 @@
           <w:b/>
           <w:bCs/>
         </w:rPr>
-        <w:t xml:space="preserve">                  [ Multi-Sequence DICOM Dataset Ingestion ]</w:t>
-      </w:r>
+        <w:t xml:space="preserve">                  </w:t>
+      </w:r>
+      <w:proofErr w:type="gramStart"/>
+      <w:r>
+        <w:rPr>
+          <w:b/>
+          <w:bCs/>
+        </w:rPr>
+        <w:t>[ Multi</w:t>
+      </w:r>
+      <w:proofErr w:type="gramEnd"/>
+      <w:r>
+        <w:rPr>
+          <w:b/>
+          <w:bCs/>
+        </w:rPr>
+        <w:t xml:space="preserve">-Sequence DICOM Dataset </w:t>
+      </w:r>
+      <w:proofErr w:type="gramStart"/>
+      <w:r>
+        <w:rPr>
+          <w:b/>
+          <w:bCs/>
+        </w:rPr>
+        <w:t>Ingestion ]</w:t>
+      </w:r>
+      <w:proofErr w:type="gramEnd"/>
     </w:p>
     <w:p>
       <w:pPr>
@@ -505,7 +549,23 @@
           <w:b/>
           <w:bCs/>
         </w:rPr>
-        <w:t xml:space="preserve">           [ Custom Parallelized </w:t>
+        <w:t xml:space="preserve">           </w:t>
+      </w:r>
+      <w:proofErr w:type="gramStart"/>
+      <w:r>
+        <w:rPr>
+          <w:b/>
+          <w:bCs/>
+        </w:rPr>
+        <w:t>[ Custom</w:t>
+      </w:r>
+      <w:proofErr w:type="gramEnd"/>
+      <w:r>
+        <w:rPr>
+          <w:b/>
+          <w:bCs/>
+        </w:rPr>
+        <w:t xml:space="preserve"> Parallelized </w:t>
       </w:r>
       <w:proofErr w:type="spellStart"/>
       <w:r>
@@ -521,8 +581,17 @@
           <w:b/>
           <w:bCs/>
         </w:rPr>
-        <w:t xml:space="preserve"> 3D Edge-Preserving Filter ]</w:t>
-      </w:r>
+        <w:t xml:space="preserve"> 3D Edge-Preserving </w:t>
+      </w:r>
+      <w:proofErr w:type="gramStart"/>
+      <w:r>
+        <w:rPr>
+          <w:b/>
+          <w:bCs/>
+        </w:rPr>
+        <w:t>Filter ]</w:t>
+      </w:r>
+      <w:proofErr w:type="gramEnd"/>
     </w:p>
     <w:p>
       <w:pPr>
@@ -574,8 +643,33 @@
           <w:b/>
           <w:bCs/>
         </w:rPr>
-        <w:t xml:space="preserve">     [ Sub-Millisecond Univac IX SQLite Optical Hue Alignment Loop ]</w:t>
-      </w:r>
+        <w:t xml:space="preserve">     </w:t>
+      </w:r>
+      <w:proofErr w:type="gramStart"/>
+      <w:r>
+        <w:rPr>
+          <w:b/>
+          <w:bCs/>
+        </w:rPr>
+        <w:t>[ Sub</w:t>
+      </w:r>
+      <w:proofErr w:type="gramEnd"/>
+      <w:r>
+        <w:rPr>
+          <w:b/>
+          <w:bCs/>
+        </w:rPr>
+        <w:t xml:space="preserve">-Millisecond Univac IX SQLite Optical Hue Alignment </w:t>
+      </w:r>
+      <w:proofErr w:type="gramStart"/>
+      <w:r>
+        <w:rPr>
+          <w:b/>
+          <w:bCs/>
+        </w:rPr>
+        <w:t>Loop ]</w:t>
+      </w:r>
+      <w:proofErr w:type="gramEnd"/>
     </w:p>
     <w:p>
       <w:pPr>
@@ -627,8 +721,49 @@
           <w:b/>
           <w:bCs/>
         </w:rPr>
-        <w:t>[ Section 10 Multi-Planar Math ]             [ Section 11 Radiotoxic Kinetics ]</w:t>
-      </w:r>
+        <w:t xml:space="preserve">[ Section 10 Multi-Planar </w:t>
+      </w:r>
+      <w:proofErr w:type="gramStart"/>
+      <w:r>
+        <w:rPr>
+          <w:b/>
+          <w:bCs/>
+        </w:rPr>
+        <w:t>Math ]</w:t>
+      </w:r>
+      <w:proofErr w:type="gramEnd"/>
+      <w:r>
+        <w:rPr>
+          <w:b/>
+          <w:bCs/>
+        </w:rPr>
+        <w:t xml:space="preserve">          </w:t>
+      </w:r>
+      <w:proofErr w:type="gramStart"/>
+      <w:r>
+        <w:rPr>
+          <w:b/>
+          <w:bCs/>
+        </w:rPr>
+        <w:t xml:space="preserve">   [</w:t>
+      </w:r>
+      <w:proofErr w:type="gramEnd"/>
+      <w:r>
+        <w:rPr>
+          <w:b/>
+          <w:bCs/>
+        </w:rPr>
+        <w:t xml:space="preserve"> Section 11 Radiotoxic </w:t>
+      </w:r>
+      <w:proofErr w:type="gramStart"/>
+      <w:r>
+        <w:rPr>
+          <w:b/>
+          <w:bCs/>
+        </w:rPr>
+        <w:t>Kinetics ]</w:t>
+      </w:r>
+      <w:proofErr w:type="gramEnd"/>
     </w:p>
     <w:p>
       <w:pPr>
@@ -695,8 +830,33 @@
           <w:b/>
           <w:bCs/>
         </w:rPr>
-        <w:t xml:space="preserve">             [ Automated Diagnostic Support Log File Exportation ]</w:t>
-      </w:r>
+        <w:t xml:space="preserve">             </w:t>
+      </w:r>
+      <w:proofErr w:type="gramStart"/>
+      <w:r>
+        <w:rPr>
+          <w:b/>
+          <w:bCs/>
+        </w:rPr>
+        <w:t>[ Automated</w:t>
+      </w:r>
+      <w:proofErr w:type="gramEnd"/>
+      <w:r>
+        <w:rPr>
+          <w:b/>
+          <w:bCs/>
+        </w:rPr>
+        <w:t xml:space="preserve"> Diagnostic Support Log File </w:t>
+      </w:r>
+      <w:proofErr w:type="gramStart"/>
+      <w:r>
+        <w:rPr>
+          <w:b/>
+          <w:bCs/>
+        </w:rPr>
+        <w:t>Exportation ]</w:t>
+      </w:r>
+      <w:proofErr w:type="gramEnd"/>
     </w:p>
     <w:p>
       <w:pPr>
@@ -821,8 +981,33 @@
           <w:bCs/>
         </w:rPr>
         <w:lastRenderedPageBreak/>
-        <w:t xml:space="preserve">       [ Mass Proliferation via Leg Ports (Gonopore Venting) ]</w:t>
-      </w:r>
+        <w:t xml:space="preserve">       </w:t>
+      </w:r>
+      <w:proofErr w:type="gramStart"/>
+      <w:r>
+        <w:rPr>
+          <w:b/>
+          <w:bCs/>
+        </w:rPr>
+        <w:t>[ Mass</w:t>
+      </w:r>
+      <w:proofErr w:type="gramEnd"/>
+      <w:r>
+        <w:rPr>
+          <w:b/>
+          <w:bCs/>
+        </w:rPr>
+        <w:t xml:space="preserve"> Proliferation via Leg Ports (Gonopore Venting</w:t>
+      </w:r>
+      <w:proofErr w:type="gramStart"/>
+      <w:r>
+        <w:rPr>
+          <w:b/>
+          <w:bCs/>
+        </w:rPr>
+        <w:t>) ]</w:t>
+      </w:r>
+      <w:proofErr w:type="gramEnd"/>
     </w:p>
     <w:p>
       <w:pPr>
@@ -874,8 +1059,17 @@
           <w:b/>
           <w:bCs/>
         </w:rPr>
-        <w:t xml:space="preserve">       [ Localized Low-pH Salivary Protease Secretion Flux ]</w:t>
-      </w:r>
+        <w:t xml:space="preserve">       [ Localized Low-pH Salivary Protease Secretion </w:t>
+      </w:r>
+      <w:proofErr w:type="gramStart"/>
+      <w:r>
+        <w:rPr>
+          <w:b/>
+          <w:bCs/>
+        </w:rPr>
+        <w:t>Flux ]</w:t>
+      </w:r>
+      <w:proofErr w:type="gramEnd"/>
     </w:p>
     <w:p>
       <w:pPr>
@@ -968,13 +1162,63 @@
           <w:bCs/>
         </w:rPr>
       </w:pPr>
-      <w:r>
-        <w:rPr>
-          <w:b/>
-          <w:bCs/>
-        </w:rPr>
-        <w:t>[ Somatic Bond-Cleaving Proteolysis ]          [ Cellular Tritium Effusion Vector ]</w:t>
-      </w:r>
+      <w:proofErr w:type="gramStart"/>
+      <w:r>
+        <w:rPr>
+          <w:b/>
+          <w:bCs/>
+        </w:rPr>
+        <w:t>[ Somatic</w:t>
+      </w:r>
+      <w:proofErr w:type="gramEnd"/>
+      <w:r>
+        <w:rPr>
+          <w:b/>
+          <w:bCs/>
+        </w:rPr>
+        <w:t xml:space="preserve"> Bond-Cleaving </w:t>
+      </w:r>
+      <w:proofErr w:type="gramStart"/>
+      <w:r>
+        <w:rPr>
+          <w:b/>
+          <w:bCs/>
+        </w:rPr>
+        <w:t>Proteolysis ]</w:t>
+      </w:r>
+      <w:proofErr w:type="gramEnd"/>
+      <w:r>
+        <w:rPr>
+          <w:b/>
+          <w:bCs/>
+        </w:rPr>
+        <w:t xml:space="preserve">       </w:t>
+      </w:r>
+      <w:proofErr w:type="gramStart"/>
+      <w:r>
+        <w:rPr>
+          <w:b/>
+          <w:bCs/>
+        </w:rPr>
+        <w:t xml:space="preserve">   [</w:t>
+      </w:r>
+      <w:proofErr w:type="gramEnd"/>
+      <w:r>
+        <w:rPr>
+          <w:b/>
+          <w:bCs/>
+        </w:rPr>
+        <w:t xml:space="preserve"> Cellular Tritium Effusion </w:t>
+      </w:r>
+      <w:proofErr w:type="gramStart"/>
+      <w:r>
+        <w:rPr>
+          <w:b/>
+          <w:bCs/>
+        </w:rPr>
+        <w:t>Vector ]</w:t>
+      </w:r>
+      <w:proofErr w:type="gramEnd"/>
     </w:p>
     <w:p>
       <w:pPr>
@@ -1056,8 +1300,33 @@
           <w:b/>
           <w:bCs/>
         </w:rPr>
-        <w:t xml:space="preserve">       [ Hyper-Acute Appendicular Puncture (Legs Poke Through Skin) ]</w:t>
-      </w:r>
+        <w:t xml:space="preserve">       </w:t>
+      </w:r>
+      <w:proofErr w:type="gramStart"/>
+      <w:r>
+        <w:rPr>
+          <w:b/>
+          <w:bCs/>
+        </w:rPr>
+        <w:t>[ Hyper</w:t>
+      </w:r>
+      <w:proofErr w:type="gramEnd"/>
+      <w:r>
+        <w:rPr>
+          <w:b/>
+          <w:bCs/>
+        </w:rPr>
+        <w:t>-Acute Appendicular Puncture (Legs Poke Through Skin</w:t>
+      </w:r>
+      <w:proofErr w:type="gramStart"/>
+      <w:r>
+        <w:rPr>
+          <w:b/>
+          <w:bCs/>
+        </w:rPr>
+        <w:t>) ]</w:t>
+      </w:r>
+      <w:proofErr w:type="gramEnd"/>
     </w:p>
     <w:p>
       <w:pPr>
@@ -1970,6 +2239,7 @@
     </w:p>
     <w:p>
       <w:pPr>
+        <w:pStyle w:val="Heading1"/>
         <w:rPr>
           <w:b/>
           <w:bCs/>
@@ -2182,22 +2452,6 @@
           <w:bCs/>
         </w:rPr>
       </w:pPr>
-    </w:p>
-    <w:p>
-      <w:pPr>
-        <w:rPr>
-          <w:b/>
-          <w:bCs/>
-        </w:rPr>
-      </w:pPr>
-    </w:p>
-    <w:p>
-      <w:pPr>
-        <w:rPr>
-          <w:b/>
-          <w:bCs/>
-        </w:rPr>
-      </w:pPr>
       <w:r>
         <w:rPr>
           <w:b/>
@@ -2216,24 +2470,50 @@
     </w:p>
     <w:p>
       <w:r>
-        <w:t>When managing a total-body or deep-field visceral evacuation phase, standard hospital air handlers and clinical draping arrays fail. Low-pH cytolytic secretions and volatile radiomimetic vapors released during capsule de-bonding require strict physical and chemical engineering isolation:</w:t>
-      </w:r>
-    </w:p>
-    <w:p/>
-    <w:p>
-      <w:pPr>
-        <w:rPr>
-          <w:b/>
-          <w:bCs/>
-        </w:rPr>
-      </w:pPr>
-      <w:r>
-        <w:rPr>
-          <w:b/>
-          <w:bCs/>
-        </w:rPr>
-        <w:t>[ Active Clinical Operating Field: Negative-Pressure Isolation Array ]</w:t>
-      </w:r>
+        <w:t xml:space="preserve">When managing a total-body or deep-field visceral evacuation phase, standard hospital air handlers and clinical draping arrays fail. </w:t>
+      </w:r>
+      <w:proofErr w:type="gramStart"/>
+      <w:r>
+        <w:t>Low-pH</w:t>
+      </w:r>
+      <w:proofErr w:type="gramEnd"/>
+      <w:r>
+        <w:t xml:space="preserve"> cytolytic secretions and volatile radiomimetic vapors released during capsule de-bonding require strict physical and chemical engineering isolation:</w:t>
+      </w:r>
+    </w:p>
+    <w:p/>
+    <w:p>
+      <w:pPr>
+        <w:rPr>
+          <w:b/>
+          <w:bCs/>
+        </w:rPr>
+      </w:pPr>
+      <w:proofErr w:type="gramStart"/>
+      <w:r>
+        <w:rPr>
+          <w:b/>
+          <w:bCs/>
+        </w:rPr>
+        <w:t>[ Active</w:t>
+      </w:r>
+      <w:proofErr w:type="gramEnd"/>
+      <w:r>
+        <w:rPr>
+          <w:b/>
+          <w:bCs/>
+        </w:rPr>
+        <w:t xml:space="preserve"> Clinical Operating Field: Negative-Pressure Isolation </w:t>
+      </w:r>
+      <w:proofErr w:type="gramStart"/>
+      <w:r>
+        <w:rPr>
+          <w:b/>
+          <w:bCs/>
+        </w:rPr>
+        <w:t>Array ]</w:t>
+      </w:r>
+      <w:proofErr w:type="gramEnd"/>
     </w:p>
     <w:p>
       <w:pPr>
@@ -2326,13 +2606,63 @@
           <w:bCs/>
         </w:rPr>
       </w:pPr>
-      <w:r>
-        <w:rPr>
-          <w:b/>
-          <w:bCs/>
-        </w:rPr>
-        <w:t>[ Multi-Focal Scavenging Loop ]                    [ Continuous Chemical Neutralization ]</w:t>
-      </w:r>
+      <w:proofErr w:type="gramStart"/>
+      <w:r>
+        <w:rPr>
+          <w:b/>
+          <w:bCs/>
+        </w:rPr>
+        <w:t>[ Multi</w:t>
+      </w:r>
+      <w:proofErr w:type="gramEnd"/>
+      <w:r>
+        <w:rPr>
+          <w:b/>
+          <w:bCs/>
+        </w:rPr>
+        <w:t xml:space="preserve">-Focal Scavenging </w:t>
+      </w:r>
+      <w:proofErr w:type="gramStart"/>
+      <w:r>
+        <w:rPr>
+          <w:b/>
+          <w:bCs/>
+        </w:rPr>
+        <w:t>Loop ]</w:t>
+      </w:r>
+      <w:proofErr w:type="gramEnd"/>
+      <w:r>
+        <w:rPr>
+          <w:b/>
+          <w:bCs/>
+        </w:rPr>
+        <w:t xml:space="preserve">                 </w:t>
+      </w:r>
+      <w:proofErr w:type="gramStart"/>
+      <w:r>
+        <w:rPr>
+          <w:b/>
+          <w:bCs/>
+        </w:rPr>
+        <w:t xml:space="preserve">   [</w:t>
+      </w:r>
+      <w:proofErr w:type="gramEnd"/>
+      <w:r>
+        <w:rPr>
+          <w:b/>
+          <w:bCs/>
+        </w:rPr>
+        <w:t xml:space="preserve"> Continuous Chemical </w:t>
+      </w:r>
+      <w:proofErr w:type="gramStart"/>
+      <w:r>
+        <w:rPr>
+          <w:b/>
+          <w:bCs/>
+        </w:rPr>
+        <w:t>Neutralization ]</w:t>
+      </w:r>
+      <w:proofErr w:type="gramEnd"/>
     </w:p>
     <w:p>
       <w:pPr>
@@ -2405,7 +2735,15 @@
         <w:t>High-Alkalinity Surface Barriers:</w:t>
       </w:r>
       <w:r>
-        <w:t xml:space="preserve"> All non-porous surfaces, operating tables, trays, and stainless steel instruments must be pre-washed and treated with basic solutions to maintain a firm </w:t>
+        <w:t xml:space="preserve"> All non-porous surfaces, operating tables, trays, and </w:t>
+      </w:r>
+      <w:proofErr w:type="gramStart"/>
+      <w:r>
+        <w:t>stainless steel</w:t>
+      </w:r>
+      <w:proofErr w:type="gramEnd"/>
+      <w:r>
+        <w:t xml:space="preserve"> instruments must be pre-washed and treated with basic solutions to maintain a firm </w:t>
       </w:r>
       <w:r>
         <w:rPr>
@@ -2460,23 +2798,40 @@
         <w:t>Pycnogonida</w:t>
       </w:r>
       <w:r>
-        <w:t xml:space="preserve"> vector. To enforce complete physical and fluid isolation during treatment steps, personnel and patients must strictly don these advanced protective tiers:</w:t>
-      </w:r>
-    </w:p>
-    <w:p/>
-    <w:p>
-      <w:pPr>
-        <w:rPr>
-          <w:b/>
-          <w:bCs/>
-        </w:rPr>
-      </w:pPr>
-      <w:r>
-        <w:rPr>
-          <w:b/>
-          <w:bCs/>
-        </w:rPr>
-        <w:t>+--------------------------------------------------------------------------+</w:t>
+        <w:t xml:space="preserve"> vector. To enforce complete physical and fluid isolation during treatment steps, personnel and patients must strictly </w:t>
+      </w:r>
+      <w:proofErr w:type="gramStart"/>
+      <w:r>
+        <w:t>don</w:t>
+      </w:r>
+      <w:proofErr w:type="gramEnd"/>
+      <w:r>
+        <w:t xml:space="preserve"> these advanced protective tiers:</w:t>
+      </w:r>
+    </w:p>
+    <w:p/>
+    <w:p>
+      <w:pPr>
+        <w:rPr>
+          <w:b/>
+          <w:bCs/>
+        </w:rPr>
+      </w:pPr>
+      <w:proofErr w:type="gramStart"/>
+      <w:r>
+        <w:rPr>
+          <w:b/>
+          <w:bCs/>
+        </w:rPr>
+        <w:t>+-</w:t>
+      </w:r>
+      <w:proofErr w:type="gramEnd"/>
+      <w:r>
+        <w:rPr>
+          <w:b/>
+          <w:bCs/>
+        </w:rPr>
+        <w:t>-------------------------------------------------------------------------+</w:t>
       </w:r>
     </w:p>
     <w:p>
@@ -2506,8 +2861,17 @@
           <w:b/>
           <w:bCs/>
         </w:rPr>
-        <w:t>| 1. Airway Shield: Full-Hood PAPR Configuration with Acid-Gas Cartridges  |</w:t>
-      </w:r>
+        <w:t xml:space="preserve">| 1. Airway Shield: Full-Hood PAPR Configuration with Acid-Gas </w:t>
+      </w:r>
+      <w:proofErr w:type="gramStart"/>
+      <w:r>
+        <w:rPr>
+          <w:b/>
+          <w:bCs/>
+        </w:rPr>
+        <w:t>Cartridges  |</w:t>
+      </w:r>
+      <w:proofErr w:type="gramEnd"/>
     </w:p>
     <w:p>
       <w:pPr>
@@ -2561,12 +2925,21 @@
           <w:bCs/>
         </w:rPr>
       </w:pPr>
-      <w:r>
-        <w:rPr>
-          <w:b/>
-          <w:bCs/>
-        </w:rPr>
-        <w:t>+--------------------------------------------------------------------------+</w:t>
+      <w:proofErr w:type="gramStart"/>
+      <w:r>
+        <w:rPr>
+          <w:b/>
+          <w:bCs/>
+        </w:rPr>
+        <w:t>+-</w:t>
+      </w:r>
+      <w:proofErr w:type="gramEnd"/>
+      <w:r>
+        <w:rPr>
+          <w:b/>
+          <w:bCs/>
+        </w:rPr>
+        <w:t>-------------------------------------------------------------------------+</w:t>
       </w:r>
     </w:p>
     <w:p>
@@ -2615,7 +2988,15 @@
     </w:p>
     <w:p>
       <w:r>
-        <w:t>Medical staff must use full-hood PAPR respirators running specialized acid gas and organic vapor cartridges to fully isolate the respiratory tract from volatile neuro-toxins and isotopic vapors released during cavity decompression.</w:t>
+        <w:t xml:space="preserve">Medical staff must use full-hood PAPR respirators running specialized acid gas and organic vapor cartridges to fully isolate the respiratory tract from volatile </w:t>
+      </w:r>
+      <w:proofErr w:type="gramStart"/>
+      <w:r>
+        <w:t>neuro-toxins</w:t>
+      </w:r>
+      <w:proofErr w:type="gramEnd"/>
+      <w:r>
+        <w:t xml:space="preserve"> and isotopic vapors released during cavity decompression.</w:t>
       </w:r>
     </w:p>
     <w:p>
@@ -2854,7 +3235,15 @@
     </w:p>
     <w:p>
       <w:r>
-        <w:t xml:space="preserve">This section establishes the mandatory environmental containment, direct chemical spraying, and downstream surface sanitization protocols using standard </w:t>
+        <w:t xml:space="preserve">This section establishes </w:t>
+      </w:r>
+      <w:proofErr w:type="gramStart"/>
+      <w:r>
+        <w:t>the mandatory</w:t>
+      </w:r>
+      <w:proofErr w:type="gramEnd"/>
+      <w:r>
+        <w:t xml:space="preserve"> environmental containment, direct chemical spraying, and downstream surface sanitization protocols using standard </w:t>
       </w:r>
       <w:r>
         <w:rPr>
@@ -2895,8 +3284,17 @@
           <w:b/>
           <w:bCs/>
         </w:rPr>
-        <w:t xml:space="preserve">       [ Mechanical Extravasation / Vessel Line Rupture ]</w:t>
-      </w:r>
+        <w:t xml:space="preserve">       [ Mechanical Extravasation / Vessel Line </w:t>
+      </w:r>
+      <w:proofErr w:type="gramStart"/>
+      <w:r>
+        <w:rPr>
+          <w:b/>
+          <w:bCs/>
+        </w:rPr>
+        <w:t>Rupture ]</w:t>
+      </w:r>
+      <w:proofErr w:type="gramEnd"/>
     </w:p>
     <w:p>
       <w:pPr>
@@ -2948,8 +3346,33 @@
           <w:b/>
           <w:bCs/>
         </w:rPr>
-        <w:t xml:space="preserve">         [ Immediate Section 409 Chemical Deployment ]</w:t>
-      </w:r>
+        <w:t xml:space="preserve">         </w:t>
+      </w:r>
+      <w:proofErr w:type="gramStart"/>
+      <w:r>
+        <w:rPr>
+          <w:b/>
+          <w:bCs/>
+        </w:rPr>
+        <w:t>[ Immediate</w:t>
+      </w:r>
+      <w:proofErr w:type="gramEnd"/>
+      <w:r>
+        <w:rPr>
+          <w:b/>
+          <w:bCs/>
+        </w:rPr>
+        <w:t xml:space="preserve"> Section 409 Chemical </w:t>
+      </w:r>
+      <w:proofErr w:type="gramStart"/>
+      <w:r>
+        <w:rPr>
+          <w:b/>
+          <w:bCs/>
+        </w:rPr>
+        <w:t>Deployment ]</w:t>
+      </w:r>
+      <w:proofErr w:type="gramEnd"/>
     </w:p>
     <w:p>
       <w:pPr>
@@ -3042,13 +3465,63 @@
           <w:bCs/>
         </w:rPr>
       </w:pPr>
-      <w:r>
-        <w:rPr>
-          <w:b/>
-          <w:bCs/>
-        </w:rPr>
-        <w:t>[ Cuticular Surfactant Saturation ]            [ Low-pH Acid Neutralization ]</w:t>
-      </w:r>
+      <w:proofErr w:type="gramStart"/>
+      <w:r>
+        <w:rPr>
+          <w:b/>
+          <w:bCs/>
+        </w:rPr>
+        <w:t>[ Cuticular</w:t>
+      </w:r>
+      <w:proofErr w:type="gramEnd"/>
+      <w:r>
+        <w:rPr>
+          <w:b/>
+          <w:bCs/>
+        </w:rPr>
+        <w:t xml:space="preserve"> Surfactant </w:t>
+      </w:r>
+      <w:proofErr w:type="gramStart"/>
+      <w:r>
+        <w:rPr>
+          <w:b/>
+          <w:bCs/>
+        </w:rPr>
+        <w:t>Saturation ]</w:t>
+      </w:r>
+      <w:proofErr w:type="gramEnd"/>
+      <w:r>
+        <w:rPr>
+          <w:b/>
+          <w:bCs/>
+        </w:rPr>
+        <w:t xml:space="preserve">         </w:t>
+      </w:r>
+      <w:proofErr w:type="gramStart"/>
+      <w:r>
+        <w:rPr>
+          <w:b/>
+          <w:bCs/>
+        </w:rPr>
+        <w:t xml:space="preserve">   [</w:t>
+      </w:r>
+      <w:proofErr w:type="gramEnd"/>
+      <w:r>
+        <w:rPr>
+          <w:b/>
+          <w:bCs/>
+        </w:rPr>
+        <w:t xml:space="preserve"> Low-pH Acid </w:t>
+      </w:r>
+      <w:proofErr w:type="gramStart"/>
+      <w:r>
+        <w:rPr>
+          <w:b/>
+          <w:bCs/>
+        </w:rPr>
+        <w:t>Neutralization ]</w:t>
+      </w:r>
+      <w:proofErr w:type="gramEnd"/>
     </w:p>
     <w:p>
       <w:pPr>
@@ -3161,8 +3634,33 @@
           <w:b/>
           <w:bCs/>
         </w:rPr>
-        <w:t xml:space="preserve">         [ Secure Mechanical Sealing &amp; Field Disposal ]</w:t>
-      </w:r>
+        <w:t xml:space="preserve">         </w:t>
+      </w:r>
+      <w:proofErr w:type="gramStart"/>
+      <w:r>
+        <w:rPr>
+          <w:b/>
+          <w:bCs/>
+        </w:rPr>
+        <w:t>[ Secure</w:t>
+      </w:r>
+      <w:proofErr w:type="gramEnd"/>
+      <w:r>
+        <w:rPr>
+          <w:b/>
+          <w:bCs/>
+        </w:rPr>
+        <w:t xml:space="preserve"> Mechanical Sealing &amp; Field </w:t>
+      </w:r>
+      <w:proofErr w:type="gramStart"/>
+      <w:r>
+        <w:rPr>
+          <w:b/>
+          <w:bCs/>
+        </w:rPr>
+        <w:t>Disposal ]</w:t>
+      </w:r>
+      <w:proofErr w:type="gramEnd"/>
     </w:p>
     <w:p/>
     <w:p/>
@@ -3336,129 +3834,6 @@
       </w:r>
       <w:r>
         <w:t xml:space="preserve"> until all appendicular movements stop and the limbs lock tightly against the core body shell. [</w:t>
-      </w:r>
-      <w:hyperlink r:id="rId7" w:history="1">
-        <w:r>
-          <w:rPr>
-            <w:rStyle w:val="Hyperlink"/>
-          </w:rPr>
-          <w:t>1</w:t>
-        </w:r>
-      </w:hyperlink>
-      <w:r>
-        <w:t>]</w:t>
-      </w:r>
-    </w:p>
-    <w:p>
-      <w:pPr>
-        <w:rPr>
-          <w:b/>
-          <w:bCs/>
-        </w:rPr>
-      </w:pPr>
-      <w:r>
-        <w:rPr>
-          <w:b/>
-          <w:bCs/>
-        </w:rPr>
-        <w:t>Phase 2: Isolation and Containment</w:t>
-      </w:r>
-    </w:p>
-    <w:p>
-      <w:pPr>
-        <w:numPr>
-          <w:ilvl w:val="0"/>
-          <w:numId w:val="79"/>
-        </w:numPr>
-      </w:pPr>
-      <w:r>
-        <w:rPr>
-          <w:b/>
-          <w:bCs/>
-        </w:rPr>
-        <w:t>Mechanical Capture:</w:t>
-      </w:r>
-      <w:r>
-        <w:t xml:space="preserve"> Use long, basic-coated forceps to pick up the balled mass. Place it inside your dedicated medical waste container.</w:t>
-      </w:r>
-    </w:p>
-    <w:p>
-      <w:pPr>
-        <w:numPr>
-          <w:ilvl w:val="0"/>
-          <w:numId w:val="79"/>
-        </w:numPr>
-      </w:pPr>
-      <w:r>
-        <w:rPr>
-          <w:b/>
-          <w:bCs/>
-        </w:rPr>
-        <w:t>Seal the Container:</w:t>
-      </w:r>
-      <w:r>
-        <w:t xml:space="preserve"> Spray the inside of the container base with an extra layer of Formula 409. Snap the lid closed tightly to completely isolate the neutralized mass.</w:t>
-      </w:r>
-    </w:p>
-    <w:p>
-      <w:pPr>
-        <w:rPr>
-          <w:b/>
-          <w:bCs/>
-        </w:rPr>
-      </w:pPr>
-      <w:r>
-        <w:rPr>
-          <w:b/>
-          <w:bCs/>
-        </w:rPr>
-        <w:t>Phase 3: Surface Decontamination</w:t>
-      </w:r>
-    </w:p>
-    <w:p>
-      <w:pPr>
-        <w:numPr>
-          <w:ilvl w:val="0"/>
-          <w:numId w:val="80"/>
-        </w:numPr>
-      </w:pPr>
-      <w:r>
-        <w:rPr>
-          <w:b/>
-          <w:bCs/>
-        </w:rPr>
-        <w:t>The Post-Spill Wash:</w:t>
-      </w:r>
-      <w:r>
-        <w:t xml:space="preserve"> Spray all contaminated sheets, bed rails, floor tracks, and medical carts thoroughly with Formula 409. Let the solution sit on the surfaces for </w:t>
-      </w:r>
-      <w:r>
-        <w:rPr>
-          <w:b/>
-          <w:bCs/>
-        </w:rPr>
-        <w:t>10 full minutes</w:t>
-      </w:r>
-      <w:r>
-        <w:t xml:space="preserve"> to dissolve remaining chitin fragments and proteinaceous debris.</w:t>
-      </w:r>
-    </w:p>
-    <w:p>
-      <w:pPr>
-        <w:numPr>
-          <w:ilvl w:val="0"/>
-          <w:numId w:val="80"/>
-        </w:numPr>
-      </w:pPr>
-      <w:r>
-        <w:rPr>
-          <w:b/>
-          <w:bCs/>
-        </w:rPr>
-        <w:t>The Final Wipe Down:</w:t>
-      </w:r>
-      <w:r>
-        <w:t xml:space="preserve"> Wipe down the area cleanly using heavy-duty paper towels. Place all used wipes inside a double-layered biohazard bag, seal it with tape, and drop it into the regulated waste line. [</w:t>
       </w:r>
       <w:hyperlink r:id="rId8" w:history="1">
         <w:r>
@@ -3469,9 +3844,140 @@
         </w:r>
       </w:hyperlink>
       <w:r>
+        <w:t>]</w:t>
+      </w:r>
+    </w:p>
+    <w:p>
+      <w:pPr>
+        <w:rPr>
+          <w:b/>
+          <w:bCs/>
+        </w:rPr>
+      </w:pPr>
+      <w:r>
+        <w:rPr>
+          <w:b/>
+          <w:bCs/>
+        </w:rPr>
+        <w:t>Phase 2: Isolation and Containment</w:t>
+      </w:r>
+    </w:p>
+    <w:p>
+      <w:pPr>
+        <w:numPr>
+          <w:ilvl w:val="0"/>
+          <w:numId w:val="79"/>
+        </w:numPr>
+      </w:pPr>
+      <w:r>
+        <w:rPr>
+          <w:b/>
+          <w:bCs/>
+        </w:rPr>
+        <w:t>Mechanical Capture:</w:t>
+      </w:r>
+      <w:r>
+        <w:t xml:space="preserve"> Use long, basic-coated forceps to pick up the </w:t>
+      </w:r>
+      <w:proofErr w:type="gramStart"/>
+      <w:r>
+        <w:t>balled</w:t>
+      </w:r>
+      <w:proofErr w:type="gramEnd"/>
+      <w:r>
+        <w:t xml:space="preserve"> mass. Place it inside your dedicated medical waste container.</w:t>
+      </w:r>
+    </w:p>
+    <w:p>
+      <w:pPr>
+        <w:numPr>
+          <w:ilvl w:val="0"/>
+          <w:numId w:val="79"/>
+        </w:numPr>
+      </w:pPr>
+      <w:r>
+        <w:rPr>
+          <w:b/>
+          <w:bCs/>
+        </w:rPr>
+        <w:t>Seal the Container:</w:t>
+      </w:r>
+      <w:r>
+        <w:t xml:space="preserve"> Spray the inside of the container base with an extra layer of Formula 409. Snap the lid closed tightly to completely isolate the neutralized mass.</w:t>
+      </w:r>
+    </w:p>
+    <w:p>
+      <w:pPr>
+        <w:rPr>
+          <w:b/>
+          <w:bCs/>
+        </w:rPr>
+      </w:pPr>
+      <w:r>
+        <w:rPr>
+          <w:b/>
+          <w:bCs/>
+        </w:rPr>
+        <w:t>Phase 3: Surface Decontamination</w:t>
+      </w:r>
+    </w:p>
+    <w:p>
+      <w:pPr>
+        <w:numPr>
+          <w:ilvl w:val="0"/>
+          <w:numId w:val="80"/>
+        </w:numPr>
+      </w:pPr>
+      <w:r>
+        <w:rPr>
+          <w:b/>
+          <w:bCs/>
+        </w:rPr>
+        <w:t>The Post-Spill Wash:</w:t>
+      </w:r>
+      <w:r>
+        <w:t xml:space="preserve"> Spray all contaminated sheets, bed rails, floor tracks, and medical carts thoroughly with Formula 409. Let the solution sit on the surfaces for </w:t>
+      </w:r>
+      <w:r>
+        <w:rPr>
+          <w:b/>
+          <w:bCs/>
+        </w:rPr>
+        <w:t>10 full minutes</w:t>
+      </w:r>
+      <w:r>
+        <w:t xml:space="preserve"> to dissolve remaining chitin fragments and proteinaceous debris.</w:t>
+      </w:r>
+    </w:p>
+    <w:p>
+      <w:pPr>
+        <w:numPr>
+          <w:ilvl w:val="0"/>
+          <w:numId w:val="80"/>
+        </w:numPr>
+      </w:pPr>
+      <w:r>
+        <w:rPr>
+          <w:b/>
+          <w:bCs/>
+        </w:rPr>
+        <w:t>The Final Wipe Down:</w:t>
+      </w:r>
+      <w:r>
+        <w:t xml:space="preserve"> Wipe down the area cleanly using heavy-duty paper towels. Place all used wipes inside a double-layered biohazard bag, seal it with tape, and drop it into the regulated waste line. [</w:t>
+      </w:r>
+      <w:hyperlink r:id="rId9" w:history="1">
+        <w:r>
+          <w:rPr>
+            <w:rStyle w:val="Hyperlink"/>
+          </w:rPr>
+          <w:t>1</w:t>
+        </w:r>
+      </w:hyperlink>
+      <w:r>
         <w:t xml:space="preserve">, </w:t>
       </w:r>
-      <w:hyperlink r:id="rId9" w:history="1">
+      <w:hyperlink r:id="rId10" w:history="1">
         <w:r>
           <w:rPr>
             <w:rStyle w:val="Hyperlink"/>
@@ -3721,6 +4227,7 @@
     </w:p>
     <w:p>
       <w:pPr>
+        <w:pStyle w:val="Heading1"/>
         <w:rPr>
           <w:b/>
           <w:bCs/>
@@ -3736,27 +4243,12 @@
       </w:r>
       <w:r>
         <w:rPr>
+          <w:rFonts w:asciiTheme="minorHAnsi" w:hAnsiTheme="minorHAnsi"/>
           <w:b/>
           <w:bCs/>
         </w:rPr>
         <w:t>: The Century-Old Imaging Blindspot and Morphological Convergence</w:t>
       </w:r>
-    </w:p>
-    <w:p>
-      <w:pPr>
-        <w:rPr>
-          <w:b/>
-          <w:bCs/>
-        </w:rPr>
-      </w:pPr>
-    </w:p>
-    <w:p>
-      <w:pPr>
-        <w:rPr>
-          <w:b/>
-          <w:bCs/>
-        </w:rPr>
-      </w:pPr>
     </w:p>
     <w:p>
       <w:pPr>
@@ -3983,13 +4475,31 @@
           <w:bCs/>
         </w:rPr>
       </w:pPr>
-      <w:r>
-        <w:rPr>
-          <w:b/>
-          <w:bCs/>
-        </w:rPr>
-        <w:t>[ 1920s Resolution Blindspot: Flat Electron Silhouette ]</w:t>
-      </w:r>
+      <w:proofErr w:type="gramStart"/>
+      <w:r>
+        <w:rPr>
+          <w:b/>
+          <w:bCs/>
+        </w:rPr>
+        <w:t>[ 1920</w:t>
+      </w:r>
+      <w:proofErr w:type="gramEnd"/>
+      <w:r>
+        <w:rPr>
+          <w:b/>
+          <w:bCs/>
+        </w:rPr>
+        <w:t xml:space="preserve">s Resolution Blindspot: Flat Electron </w:t>
+      </w:r>
+      <w:proofErr w:type="gramStart"/>
+      <w:r>
+        <w:rPr>
+          <w:b/>
+          <w:bCs/>
+        </w:rPr>
+        <w:t>Silhouette ]</w:t>
+      </w:r>
+      <w:proofErr w:type="gramEnd"/>
     </w:p>
     <w:p>
       <w:pPr>
@@ -4073,12 +4583,21 @@
           <w:bCs/>
         </w:rPr>
       </w:pPr>
-      <w:r>
-        <w:rPr>
-          <w:b/>
-          <w:bCs/>
-        </w:rPr>
-        <w:t xml:space="preserve">[ 2020s High-Resolution Voxel Map: </w:t>
+      <w:proofErr w:type="gramStart"/>
+      <w:r>
+        <w:rPr>
+          <w:b/>
+          <w:bCs/>
+        </w:rPr>
+        <w:t>[ 2020</w:t>
+      </w:r>
+      <w:proofErr w:type="gramEnd"/>
+      <w:r>
+        <w:rPr>
+          <w:b/>
+          <w:bCs/>
+        </w:rPr>
+        <w:t xml:space="preserve">s High-Resolution Voxel Map: </w:t>
       </w:r>
       <w:proofErr w:type="spellStart"/>
       <w:r>
@@ -4094,8 +4613,17 @@
           <w:b/>
           <w:bCs/>
         </w:rPr>
-        <w:t xml:space="preserve"> Invertebrate ]</w:t>
-      </w:r>
+        <w:t xml:space="preserve"> </w:t>
+      </w:r>
+      <w:proofErr w:type="gramStart"/>
+      <w:r>
+        <w:rPr>
+          <w:b/>
+          <w:bCs/>
+        </w:rPr>
+        <w:t>Invertebrate ]</w:t>
+      </w:r>
+      <w:proofErr w:type="gramEnd"/>
     </w:p>
     <w:p>
       <w:pPr>
@@ -4869,7 +5397,39 @@
           <w:b/>
           <w:bCs/>
         </w:rPr>
-        <w:t xml:space="preserve"> [ Head / Icosahedral Capsid ] ──</w:t>
+        <w:t xml:space="preserve"> </w:t>
+      </w:r>
+      <w:proofErr w:type="gramStart"/>
+      <w:r>
+        <w:rPr>
+          <w:b/>
+          <w:bCs/>
+        </w:rPr>
+        <w:t>[ Head</w:t>
+      </w:r>
+      <w:proofErr w:type="gramEnd"/>
+      <w:r>
+        <w:rPr>
+          <w:b/>
+          <w:bCs/>
+        </w:rPr>
+        <w:t xml:space="preserve"> / Icosahedral </w:t>
+      </w:r>
+      <w:proofErr w:type="gramStart"/>
+      <w:r>
+        <w:rPr>
+          <w:b/>
+          <w:bCs/>
+        </w:rPr>
+        <w:t>Capsid ]</w:t>
+      </w:r>
+      <w:proofErr w:type="gramEnd"/>
+      <w:r>
+        <w:rPr>
+          <w:b/>
+          <w:bCs/>
+        </w:rPr>
+        <w:t xml:space="preserve"> ──</w:t>
       </w:r>
       <w:r>
         <w:rPr>
@@ -4937,8 +5497,33 @@
           <w:b/>
           <w:bCs/>
         </w:rPr>
-        <w:t xml:space="preserve">       [ Contractile or Non-Contractile Tail Sheath ]</w:t>
-      </w:r>
+        <w:t xml:space="preserve">       </w:t>
+      </w:r>
+      <w:proofErr w:type="gramStart"/>
+      <w:r>
+        <w:rPr>
+          <w:b/>
+          <w:bCs/>
+        </w:rPr>
+        <w:t>[ Contractile</w:t>
+      </w:r>
+      <w:proofErr w:type="gramEnd"/>
+      <w:r>
+        <w:rPr>
+          <w:b/>
+          <w:bCs/>
+        </w:rPr>
+        <w:t xml:space="preserve"> or Non-Contractile Tail </w:t>
+      </w:r>
+      <w:proofErr w:type="gramStart"/>
+      <w:r>
+        <w:rPr>
+          <w:b/>
+          <w:bCs/>
+        </w:rPr>
+        <w:t>Sheath ]</w:t>
+      </w:r>
+      <w:proofErr w:type="gramEnd"/>
     </w:p>
     <w:p>
       <w:pPr>
@@ -4990,7 +5575,39 @@
           <w:b/>
           <w:bCs/>
         </w:rPr>
-        <w:t xml:space="preserve">       [ Baseplate &amp; Tail Fibers ] ──</w:t>
+        <w:t xml:space="preserve">       </w:t>
+      </w:r>
+      <w:proofErr w:type="gramStart"/>
+      <w:r>
+        <w:rPr>
+          <w:b/>
+          <w:bCs/>
+        </w:rPr>
+        <w:t>[ Baseplate</w:t>
+      </w:r>
+      <w:proofErr w:type="gramEnd"/>
+      <w:r>
+        <w:rPr>
+          <w:b/>
+          <w:bCs/>
+        </w:rPr>
+        <w:t xml:space="preserve"> &amp; Tail </w:t>
+      </w:r>
+      <w:proofErr w:type="gramStart"/>
+      <w:r>
+        <w:rPr>
+          <w:b/>
+          <w:bCs/>
+        </w:rPr>
+        <w:t>Fibers ]</w:t>
+      </w:r>
+      <w:proofErr w:type="gramEnd"/>
+      <w:r>
+        <w:rPr>
+          <w:b/>
+          <w:bCs/>
+        </w:rPr>
+        <w:t xml:space="preserve"> ──</w:t>
       </w:r>
       <w:r>
         <w:rPr>
@@ -5924,8 +6541,33 @@
           <w:b/>
           <w:bCs/>
         </w:rPr>
-        <w:t xml:space="preserve">                 [ Generation 0: Mature Vector Core ]</w:t>
-      </w:r>
+        <w:t xml:space="preserve">                 </w:t>
+      </w:r>
+      <w:proofErr w:type="gramStart"/>
+      <w:r>
+        <w:rPr>
+          <w:b/>
+          <w:bCs/>
+        </w:rPr>
+        <w:t>[ Generation</w:t>
+      </w:r>
+      <w:proofErr w:type="gramEnd"/>
+      <w:r>
+        <w:rPr>
+          <w:b/>
+          <w:bCs/>
+        </w:rPr>
+        <w:t xml:space="preserve"> 0: Mature Vector </w:t>
+      </w:r>
+      <w:proofErr w:type="gramStart"/>
+      <w:r>
+        <w:rPr>
+          <w:b/>
+          <w:bCs/>
+        </w:rPr>
+        <w:t>Core ]</w:t>
+      </w:r>
+      <w:proofErr w:type="gramEnd"/>
     </w:p>
     <w:p>
       <w:pPr>
@@ -6000,8 +6642,33 @@
           <w:b/>
           <w:bCs/>
         </w:rPr>
-        <w:t xml:space="preserve">                 [ Generation 1: Primary Larval Units ]</w:t>
-      </w:r>
+        <w:t xml:space="preserve">                 </w:t>
+      </w:r>
+      <w:proofErr w:type="gramStart"/>
+      <w:r>
+        <w:rPr>
+          <w:b/>
+          <w:bCs/>
+        </w:rPr>
+        <w:t>[ Generation</w:t>
+      </w:r>
+      <w:proofErr w:type="gramEnd"/>
+      <w:r>
+        <w:rPr>
+          <w:b/>
+          <w:bCs/>
+        </w:rPr>
+        <w:t xml:space="preserve"> 1: Primary Larval </w:t>
+      </w:r>
+      <w:proofErr w:type="gramStart"/>
+      <w:r>
+        <w:rPr>
+          <w:b/>
+          <w:bCs/>
+        </w:rPr>
+        <w:t>Units ]</w:t>
+      </w:r>
+      <w:proofErr w:type="gramEnd"/>
     </w:p>
     <w:p>
       <w:pPr>
@@ -6099,8 +6766,49 @@
           <w:b/>
           <w:bCs/>
         </w:rPr>
-        <w:t>[ Generation 2: Secondary Units ]               [ Immediate Internal Hatching ]</w:t>
-      </w:r>
+        <w:t xml:space="preserve">[ Generation 2: Secondary </w:t>
+      </w:r>
+      <w:proofErr w:type="gramStart"/>
+      <w:r>
+        <w:rPr>
+          <w:b/>
+          <w:bCs/>
+        </w:rPr>
+        <w:t>Units ]</w:t>
+      </w:r>
+      <w:proofErr w:type="gramEnd"/>
+      <w:r>
+        <w:rPr>
+          <w:b/>
+          <w:bCs/>
+        </w:rPr>
+        <w:t xml:space="preserve">            </w:t>
+      </w:r>
+      <w:proofErr w:type="gramStart"/>
+      <w:r>
+        <w:rPr>
+          <w:b/>
+          <w:bCs/>
+        </w:rPr>
+        <w:t xml:space="preserve">   [</w:t>
+      </w:r>
+      <w:proofErr w:type="gramEnd"/>
+      <w:r>
+        <w:rPr>
+          <w:b/>
+          <w:bCs/>
+        </w:rPr>
+        <w:t xml:space="preserve"> Immediate Internal </w:t>
+      </w:r>
+      <w:proofErr w:type="gramStart"/>
+      <w:r>
+        <w:rPr>
+          <w:b/>
+          <w:bCs/>
+        </w:rPr>
+        <w:t>Hatching ]</w:t>
+      </w:r>
+      <w:proofErr w:type="gramEnd"/>
     </w:p>
     <w:p>
       <w:pPr>
@@ -6198,8 +6906,33 @@
           <w:b/>
           <w:bCs/>
         </w:rPr>
-        <w:t xml:space="preserve">             [ Continuous Pressurized Voxel Grid Saturation ]</w:t>
-      </w:r>
+        <w:t xml:space="preserve">             </w:t>
+      </w:r>
+      <w:proofErr w:type="gramStart"/>
+      <w:r>
+        <w:rPr>
+          <w:b/>
+          <w:bCs/>
+        </w:rPr>
+        <w:t>[ Continuous</w:t>
+      </w:r>
+      <w:proofErr w:type="gramEnd"/>
+      <w:r>
+        <w:rPr>
+          <w:b/>
+          <w:bCs/>
+        </w:rPr>
+        <w:t xml:space="preserve"> Pressurized Voxel Grid </w:t>
+      </w:r>
+      <w:proofErr w:type="gramStart"/>
+      <w:r>
+        <w:rPr>
+          <w:b/>
+          <w:bCs/>
+        </w:rPr>
+        <w:t>Saturation ]</w:t>
+      </w:r>
+      <w:proofErr w:type="gramEnd"/>
     </w:p>
     <w:p>
       <w:pPr>
@@ -6331,11 +7064,19 @@
       </w:r>
       <w:proofErr w:type="spellStart"/>
       <w:r>
-        <w:t>simulate_pycnogonid_breeding</w:t>
+        <w:t>simulate_pycnogonid_</w:t>
+      </w:r>
+      <w:proofErr w:type="gramStart"/>
+      <w:r>
+        <w:t>breeding</w:t>
       </w:r>
       <w:proofErr w:type="spellEnd"/>
       <w:r>
-        <w:t xml:space="preserve">(generations=4, </w:t>
+        <w:t>(</w:t>
+      </w:r>
+      <w:proofErr w:type="gramEnd"/>
+      <w:r>
+        <w:t xml:space="preserve">generations=4, </w:t>
       </w:r>
       <w:proofErr w:type="spellStart"/>
       <w:r>
@@ -6384,126 +7125,125 @@
       </w:r>
       <w:proofErr w:type="spellEnd"/>
       <w:r>
-        <w:t xml:space="preserve"> = 1  </w:t>
+        <w:t xml:space="preserve"> = </w:t>
+      </w:r>
+      <w:proofErr w:type="gramStart"/>
+      <w:r>
+        <w:t xml:space="preserve">1  </w:t>
       </w:r>
       <w:r>
         <w:rPr>
           <w:i/>
           <w:iCs/>
         </w:rPr>
-        <w:t># Generation 0</w:t>
-      </w:r>
-    </w:p>
-    <w:p>
-      <w:r>
-        <w:t xml:space="preserve">    </w:t>
-      </w:r>
-      <w:proofErr w:type="spellStart"/>
-      <w:r>
-        <w:t>active_breeders</w:t>
-      </w:r>
-      <w:proofErr w:type="spellEnd"/>
-      <w:r>
-        <w:t xml:space="preserve"> = 1</w:t>
-      </w:r>
-    </w:p>
-    <w:p>
-      <w:r>
-        <w:t xml:space="preserve">    </w:t>
-      </w:r>
-    </w:p>
-    <w:p>
-      <w:r>
-        <w:t xml:space="preserve">    print("Gen | New Breeding Units | Total Population Vector")</w:t>
-      </w:r>
-    </w:p>
-    <w:p>
-      <w:r>
-        <w:t xml:space="preserve">    print("-" * 46)</w:t>
-      </w:r>
-    </w:p>
-    <w:p>
-      <w:r>
-        <w:t xml:space="preserve">    print(f" 0  | {active_breeders:18,d} | {total_population:22,d}")</w:t>
-      </w:r>
-    </w:p>
-    <w:p>
-      <w:r>
-        <w:t xml:space="preserve">    </w:t>
-      </w:r>
-    </w:p>
-    <w:p>
-      <w:r>
-        <w:t xml:space="preserve">    for gen in range(1, generations + 1):</w:t>
-      </w:r>
-    </w:p>
-    <w:p>
-      <w:r>
-        <w:t xml:space="preserve">        </w:t>
-      </w:r>
+        <w:t>#</w:t>
+      </w:r>
+      <w:proofErr w:type="gramEnd"/>
       <w:r>
         <w:rPr>
           <w:i/>
           <w:iCs/>
         </w:rPr>
-        <w:t># Every active breeder vents new larval units through its basal leg nodes</w:t>
-      </w:r>
-    </w:p>
-    <w:p>
-      <w:r>
-        <w:t xml:space="preserve">        </w:t>
+        <w:t xml:space="preserve"> Generation 0</w:t>
+      </w:r>
+    </w:p>
+    <w:p>
+      <w:r>
+        <w:t xml:space="preserve">    </w:t>
       </w:r>
       <w:proofErr w:type="spellStart"/>
       <w:r>
-        <w:t>new_offspring</w:t>
+        <w:t>active_breeders</w:t>
       </w:r>
       <w:proofErr w:type="spellEnd"/>
       <w:r>
-        <w:t xml:space="preserve"> = </w:t>
-      </w:r>
-      <w:proofErr w:type="spellStart"/>
-      <w:r>
-        <w:t>active_breeders</w:t>
-      </w:r>
-      <w:proofErr w:type="spellEnd"/>
-      <w:r>
-        <w:t xml:space="preserve"> * </w:t>
-      </w:r>
-      <w:proofErr w:type="spellStart"/>
-      <w:r>
-        <w:t>base_nodes</w:t>
-      </w:r>
-      <w:proofErr w:type="spellEnd"/>
-      <w:r>
-        <w:t xml:space="preserve"> * </w:t>
-      </w:r>
-      <w:proofErr w:type="spellStart"/>
-      <w:r>
-        <w:t>offspring_per_node</w:t>
-      </w:r>
-      <w:proofErr w:type="spellEnd"/>
-    </w:p>
-    <w:p>
-      <w:r>
-        <w:t xml:space="preserve">        </w:t>
-      </w:r>
-      <w:proofErr w:type="spellStart"/>
-      <w:r>
-        <w:t>total_population</w:t>
-      </w:r>
-      <w:proofErr w:type="spellEnd"/>
-      <w:r>
-        <w:t xml:space="preserve"> += </w:t>
-      </w:r>
-      <w:proofErr w:type="spellStart"/>
-      <w:r>
-        <w:t>new_offspring</w:t>
-      </w:r>
-      <w:proofErr w:type="spellEnd"/>
-    </w:p>
-    <w:p>
-      <w:r>
-        <w:t xml:space="preserve">        </w:t>
+        <w:t xml:space="preserve"> = 1</w:t>
+      </w:r>
+    </w:p>
+    <w:p>
+      <w:r>
+        <w:t xml:space="preserve">    </w:t>
+      </w:r>
+    </w:p>
+    <w:p>
+      <w:r>
+        <w:t xml:space="preserve">    </w:t>
+      </w:r>
+      <w:proofErr w:type="gramStart"/>
+      <w:r>
+        <w:t>print(</w:t>
+      </w:r>
+      <w:proofErr w:type="gramEnd"/>
+      <w:r>
+        <w:t>"Gen | New Breeding Units | Total Population Vector")</w:t>
+      </w:r>
+    </w:p>
+    <w:p>
+      <w:r>
+        <w:t xml:space="preserve">    </w:t>
+      </w:r>
+      <w:proofErr w:type="gramStart"/>
+      <w:r>
+        <w:t>print(</w:t>
+      </w:r>
+      <w:proofErr w:type="gramEnd"/>
+      <w:r>
+        <w:t>"-" * 46)</w:t>
+      </w:r>
+    </w:p>
+    <w:p>
+      <w:r>
+        <w:t xml:space="preserve">    </w:t>
+      </w:r>
+      <w:proofErr w:type="gramStart"/>
+      <w:r>
+        <w:t>print(</w:t>
+      </w:r>
+      <w:proofErr w:type="gramEnd"/>
+      <w:r>
+        <w:t xml:space="preserve">f" </w:t>
+      </w:r>
+      <w:proofErr w:type="gramStart"/>
+      <w:r>
+        <w:t>0  |</w:t>
+      </w:r>
+      <w:proofErr w:type="gramEnd"/>
+      <w:r>
+        <w:t xml:space="preserve"> {active_breeders:</w:t>
+      </w:r>
+      <w:proofErr w:type="gramStart"/>
+      <w:r>
+        <w:t>18,d</w:t>
+      </w:r>
+      <w:proofErr w:type="gramEnd"/>
+      <w:r>
+        <w:t>} | {total_population:</w:t>
+      </w:r>
+      <w:proofErr w:type="gramStart"/>
+      <w:r>
+        <w:t>22,d</w:t>
+      </w:r>
+      <w:proofErr w:type="gramEnd"/>
+      <w:r>
+        <w:t>}")</w:t>
+      </w:r>
+    </w:p>
+    <w:p>
+      <w:r>
+        <w:t xml:space="preserve">    </w:t>
+      </w:r>
+    </w:p>
+    <w:p>
+      <w:r>
+        <w:t xml:space="preserve">    for gen in </w:t>
+      </w:r>
+      <w:proofErr w:type="gramStart"/>
+      <w:r>
+        <w:t>range(</w:t>
+      </w:r>
+      <w:proofErr w:type="gramEnd"/>
+      <w:r>
+        <w:t>1, generations + 1):</w:t>
       </w:r>
     </w:p>
     <w:p>
@@ -6515,54 +7255,163 @@
           <w:i/>
           <w:iCs/>
         </w:rPr>
-        <w:t># The young enter immediate maturity loops and become active breeders</w:t>
-      </w:r>
-    </w:p>
-    <w:p>
-      <w:r>
-        <w:t xml:space="preserve">        </w:t>
-      </w:r>
-      <w:proofErr w:type="spellStart"/>
-      <w:r>
-        <w:t>active_breeders</w:t>
-      </w:r>
-      <w:proofErr w:type="spellEnd"/>
-      <w:r>
-        <w:t xml:space="preserve"> = </w:t>
-      </w:r>
-      <w:proofErr w:type="spellStart"/>
-      <w:r>
-        <w:t>new_offspring</w:t>
-      </w:r>
-      <w:proofErr w:type="spellEnd"/>
-    </w:p>
-    <w:p>
-      <w:r>
-        <w:t xml:space="preserve">        print(f" {gen:2d} | {new_offspring:18,d} | {total_population:22,d}")</w:t>
-      </w:r>
-    </w:p>
-    <w:p>
-      <w:r>
-        <w:t xml:space="preserve">        </w:t>
-      </w:r>
-    </w:p>
-    <w:p>
-      <w:r>
-        <w:t xml:space="preserve">    return </w:t>
-      </w:r>
-      <w:proofErr w:type="spellStart"/>
-      <w:r>
-        <w:t>total_population</w:t>
-      </w:r>
-      <w:proofErr w:type="spellEnd"/>
-    </w:p>
-    <w:p/>
-    <w:p>
+        <w:t xml:space="preserve"># Every active breeder </w:t>
+      </w:r>
+      <w:proofErr w:type="gramStart"/>
       <w:r>
         <w:rPr>
           <w:i/>
           <w:iCs/>
         </w:rPr>
+        <w:t>vents</w:t>
+      </w:r>
+      <w:proofErr w:type="gramEnd"/>
+      <w:r>
+        <w:rPr>
+          <w:i/>
+          <w:iCs/>
+        </w:rPr>
+        <w:t xml:space="preserve"> new larval units through its basal leg nodes</w:t>
+      </w:r>
+    </w:p>
+    <w:p>
+      <w:r>
+        <w:t xml:space="preserve">        </w:t>
+      </w:r>
+      <w:proofErr w:type="spellStart"/>
+      <w:r>
+        <w:t>new_offspring</w:t>
+      </w:r>
+      <w:proofErr w:type="spellEnd"/>
+      <w:r>
+        <w:t xml:space="preserve"> = </w:t>
+      </w:r>
+      <w:proofErr w:type="spellStart"/>
+      <w:r>
+        <w:t>active_breeders</w:t>
+      </w:r>
+      <w:proofErr w:type="spellEnd"/>
+      <w:r>
+        <w:t xml:space="preserve"> * </w:t>
+      </w:r>
+      <w:proofErr w:type="spellStart"/>
+      <w:r>
+        <w:t>base_nodes</w:t>
+      </w:r>
+      <w:proofErr w:type="spellEnd"/>
+      <w:r>
+        <w:t xml:space="preserve"> * </w:t>
+      </w:r>
+      <w:proofErr w:type="spellStart"/>
+      <w:r>
+        <w:t>offspring_per_node</w:t>
+      </w:r>
+      <w:proofErr w:type="spellEnd"/>
+    </w:p>
+    <w:p>
+      <w:r>
+        <w:t xml:space="preserve">        </w:t>
+      </w:r>
+      <w:proofErr w:type="spellStart"/>
+      <w:r>
+        <w:t>total_population</w:t>
+      </w:r>
+      <w:proofErr w:type="spellEnd"/>
+      <w:r>
+        <w:t xml:space="preserve"> += </w:t>
+      </w:r>
+      <w:proofErr w:type="spellStart"/>
+      <w:r>
+        <w:t>new_offspring</w:t>
+      </w:r>
+      <w:proofErr w:type="spellEnd"/>
+    </w:p>
+    <w:p>
+      <w:r>
+        <w:t xml:space="preserve">        </w:t>
+      </w:r>
+    </w:p>
+    <w:p>
+      <w:r>
+        <w:t xml:space="preserve">        </w:t>
+      </w:r>
+      <w:r>
+        <w:rPr>
+          <w:i/>
+          <w:iCs/>
+        </w:rPr>
+        <w:t># The young enter immediate maturity loops and become active breeders</w:t>
+      </w:r>
+    </w:p>
+    <w:p>
+      <w:r>
+        <w:t xml:space="preserve">        </w:t>
+      </w:r>
+      <w:proofErr w:type="spellStart"/>
+      <w:r>
+        <w:t>active_breeders</w:t>
+      </w:r>
+      <w:proofErr w:type="spellEnd"/>
+      <w:r>
+        <w:t xml:space="preserve"> = </w:t>
+      </w:r>
+      <w:proofErr w:type="spellStart"/>
+      <w:r>
+        <w:t>new_offspring</w:t>
+      </w:r>
+      <w:proofErr w:type="spellEnd"/>
+    </w:p>
+    <w:p>
+      <w:r>
+        <w:t xml:space="preserve">        </w:t>
+      </w:r>
+      <w:proofErr w:type="gramStart"/>
+      <w:r>
+        <w:t>print(f" {</w:t>
+      </w:r>
+      <w:proofErr w:type="gramEnd"/>
+      <w:r>
+        <w:t>gen:2d} | {new_offspring:</w:t>
+      </w:r>
+      <w:proofErr w:type="gramStart"/>
+      <w:r>
+        <w:t>18,d</w:t>
+      </w:r>
+      <w:proofErr w:type="gramEnd"/>
+      <w:r>
+        <w:t>} | {total_population:</w:t>
+      </w:r>
+      <w:proofErr w:type="gramStart"/>
+      <w:r>
+        <w:t>22,d</w:t>
+      </w:r>
+      <w:proofErr w:type="gramEnd"/>
+      <w:r>
+        <w:t>}")</w:t>
+      </w:r>
+    </w:p>
+    <w:p>
+      <w:r>
+        <w:t xml:space="preserve">        </w:t>
+      </w:r>
+    </w:p>
+    <w:p>
+      <w:r>
+        <w:t xml:space="preserve">    return </w:t>
+      </w:r>
+      <w:proofErr w:type="spellStart"/>
+      <w:r>
+        <w:t>total_population</w:t>
+      </w:r>
+      <w:proofErr w:type="spellEnd"/>
+    </w:p>
+    <w:p/>
+    <w:p>
+      <w:r>
+        <w:rPr>
+          <w:i/>
+          <w:iCs/>
+        </w:rPr>
         <w:t># Execute the 4-generation growth matrix simulation</w:t>
       </w:r>
     </w:p>
@@ -6633,27 +7482,67 @@
     </w:p>
     <w:p>
       <w:r>
-        <w:t xml:space="preserve"> 0  |                  1 |                      1</w:t>
-      </w:r>
-    </w:p>
-    <w:p>
-      <w:r>
-        <w:t xml:space="preserve"> 1  |                 96 |                     97</w:t>
-      </w:r>
-    </w:p>
-    <w:p>
-      <w:r>
-        <w:t xml:space="preserve"> 2  |              9,216 |                  9,313</w:t>
-      </w:r>
-    </w:p>
-    <w:p>
-      <w:r>
-        <w:t xml:space="preserve"> 3  |            884,736 |                894,049</w:t>
-      </w:r>
-    </w:p>
-    <w:p>
-      <w:r>
-        <w:t xml:space="preserve"> 4  |         84,934,656 |             85,828,705</w:t>
+        <w:t xml:space="preserve"> </w:t>
+      </w:r>
+      <w:proofErr w:type="gramStart"/>
+      <w:r>
+        <w:t>0  |</w:t>
+      </w:r>
+      <w:proofErr w:type="gramEnd"/>
+      <w:r>
+        <w:t xml:space="preserve">                  1 |                      1</w:t>
+      </w:r>
+    </w:p>
+    <w:p>
+      <w:r>
+        <w:t xml:space="preserve"> </w:t>
+      </w:r>
+      <w:proofErr w:type="gramStart"/>
+      <w:r>
+        <w:t>1  |</w:t>
+      </w:r>
+      <w:proofErr w:type="gramEnd"/>
+      <w:r>
+        <w:t xml:space="preserve">                 96 |                     97</w:t>
+      </w:r>
+    </w:p>
+    <w:p>
+      <w:r>
+        <w:t xml:space="preserve"> </w:t>
+      </w:r>
+      <w:proofErr w:type="gramStart"/>
+      <w:r>
+        <w:t>2  |</w:t>
+      </w:r>
+      <w:proofErr w:type="gramEnd"/>
+      <w:r>
+        <w:t xml:space="preserve">              9,216 |                  9,313</w:t>
+      </w:r>
+    </w:p>
+    <w:p>
+      <w:r>
+        <w:t xml:space="preserve"> </w:t>
+      </w:r>
+      <w:proofErr w:type="gramStart"/>
+      <w:r>
+        <w:t>3  |</w:t>
+      </w:r>
+      <w:proofErr w:type="gramEnd"/>
+      <w:r>
+        <w:t xml:space="preserve">            884,736 |                894,049</w:t>
+      </w:r>
+    </w:p>
+    <w:p>
+      <w:r>
+        <w:t xml:space="preserve"> </w:t>
+      </w:r>
+      <w:proofErr w:type="gramStart"/>
+      <w:r>
+        <w:t>4  |</w:t>
+      </w:r>
+      <w:proofErr w:type="gramEnd"/>
+      <w:r>
+        <w:t xml:space="preserve">         84,934,656 |             85,828,705</w:t>
       </w:r>
     </w:p>
     <w:p>
@@ -6840,12 +7729,37 @@
           <w:bCs/>
         </w:rPr>
       </w:pPr>
-      <w:r>
-        <w:rPr>
-          <w:b/>
-          <w:bCs/>
-        </w:rPr>
-        <w:t>[ Interstitial Micro-Form ] ──</w:t>
+      <w:proofErr w:type="gramStart"/>
+      <w:r>
+        <w:rPr>
+          <w:b/>
+          <w:bCs/>
+        </w:rPr>
+        <w:t>[ Interstitial</w:t>
+      </w:r>
+      <w:proofErr w:type="gramEnd"/>
+      <w:r>
+        <w:rPr>
+          <w:b/>
+          <w:bCs/>
+        </w:rPr>
+        <w:t xml:space="preserve"> Micro-</w:t>
+      </w:r>
+      <w:proofErr w:type="gramStart"/>
+      <w:r>
+        <w:rPr>
+          <w:b/>
+          <w:bCs/>
+        </w:rPr>
+        <w:t>Form ]</w:t>
+      </w:r>
+      <w:proofErr w:type="gramEnd"/>
+      <w:r>
+        <w:rPr>
+          <w:b/>
+          <w:bCs/>
+        </w:rPr>
+        <w:t xml:space="preserve"> ──</w:t>
       </w:r>
       <w:r>
         <w:rPr>
@@ -6915,12 +7829,37 @@
           <w:bCs/>
         </w:rPr>
       </w:pPr>
-      <w:r>
-        <w:rPr>
-          <w:b/>
-          <w:bCs/>
-        </w:rPr>
-        <w:t xml:space="preserve">[ Visceral Macro-Mass Core ] </w:t>
+      <w:proofErr w:type="gramStart"/>
+      <w:r>
+        <w:rPr>
+          <w:b/>
+          <w:bCs/>
+        </w:rPr>
+        <w:t>[ Visceral</w:t>
+      </w:r>
+      <w:proofErr w:type="gramEnd"/>
+      <w:r>
+        <w:rPr>
+          <w:b/>
+          <w:bCs/>
+        </w:rPr>
+        <w:t xml:space="preserve"> Macro-Mass </w:t>
+      </w:r>
+      <w:proofErr w:type="gramStart"/>
+      <w:r>
+        <w:rPr>
+          <w:b/>
+          <w:bCs/>
+        </w:rPr>
+        <w:t>Core ]</w:t>
+      </w:r>
+      <w:proofErr w:type="gramEnd"/>
+      <w:r>
+        <w:rPr>
+          <w:b/>
+          <w:bCs/>
+        </w:rPr>
+        <w:t xml:space="preserve"> </w:t>
       </w:r>
       <w:r>
         <w:rPr>
@@ -6976,13 +7915,16 @@
     <w:p/>
     <w:p>
       <w:pPr>
-        <w:rPr>
-          <w:b/>
-          <w:bCs/>
-        </w:rPr>
-      </w:pPr>
-      <w:r>
-        <w:rPr>
+        <w:pStyle w:val="Heading1"/>
+        <w:rPr>
+          <w:rFonts w:asciiTheme="minorHAnsi" w:hAnsiTheme="minorHAnsi"/>
+          <w:b/>
+          <w:bCs/>
+        </w:rPr>
+      </w:pPr>
+      <w:r>
+        <w:rPr>
+          <w:rFonts w:asciiTheme="minorHAnsi" w:hAnsiTheme="minorHAnsi"/>
           <w:b/>
           <w:bCs/>
         </w:rPr>
@@ -7047,17 +7989,18 @@
     <w:p/>
     <w:p/>
     <w:p/>
-    <w:p/>
-    <w:p/>
-    <w:p>
-      <w:pPr>
-        <w:rPr>
-          <w:b/>
-          <w:bCs/>
-        </w:rPr>
-      </w:pPr>
-      <w:r>
-        <w:rPr>
+    <w:p>
+      <w:pPr>
+        <w:pStyle w:val="Heading1"/>
+        <w:rPr>
+          <w:rFonts w:asciiTheme="minorHAnsi" w:hAnsiTheme="minorHAnsi"/>
+          <w:b/>
+          <w:bCs/>
+        </w:rPr>
+      </w:pPr>
+      <w:r>
+        <w:rPr>
+          <w:rFonts w:asciiTheme="minorHAnsi" w:hAnsiTheme="minorHAnsi"/>
           <w:b/>
           <w:bCs/>
         </w:rPr>
@@ -7091,8 +8034,33 @@
           <w:b/>
           <w:bCs/>
         </w:rPr>
-        <w:t xml:space="preserve">               [ High-Density Genome Compression Shield ]</w:t>
-      </w:r>
+        <w:t xml:space="preserve">               </w:t>
+      </w:r>
+      <w:proofErr w:type="gramStart"/>
+      <w:r>
+        <w:rPr>
+          <w:b/>
+          <w:bCs/>
+        </w:rPr>
+        <w:t>[ High</w:t>
+      </w:r>
+      <w:proofErr w:type="gramEnd"/>
+      <w:r>
+        <w:rPr>
+          <w:b/>
+          <w:bCs/>
+        </w:rPr>
+        <w:t xml:space="preserve">-Density Genome Compression </w:t>
+      </w:r>
+      <w:proofErr w:type="gramStart"/>
+      <w:r>
+        <w:rPr>
+          <w:b/>
+          <w:bCs/>
+        </w:rPr>
+        <w:t>Shield ]</w:t>
+      </w:r>
+      <w:proofErr w:type="gramEnd"/>
     </w:p>
     <w:p>
       <w:pPr>
@@ -7144,8 +8112,17 @@
           <w:b/>
           <w:bCs/>
         </w:rPr>
-        <w:t xml:space="preserve">          [ Structural Portal Complex &amp; Terminal Packing Ring ]</w:t>
-      </w:r>
+        <w:t xml:space="preserve">          [ Structural Portal Complex &amp; Terminal Packing </w:t>
+      </w:r>
+      <w:proofErr w:type="gramStart"/>
+      <w:r>
+        <w:rPr>
+          <w:b/>
+          <w:bCs/>
+        </w:rPr>
+        <w:t>Ring ]</w:t>
+      </w:r>
+      <w:proofErr w:type="gramEnd"/>
     </w:p>
     <w:p>
       <w:pPr>
@@ -7238,13 +8215,63 @@
           <w:bCs/>
         </w:rPr>
       </w:pPr>
-      <w:r>
-        <w:rPr>
-          <w:b/>
-          <w:bCs/>
-        </w:rPr>
-        <w:t>[ Contractile Injection Machine ]               [ Enzymatic Cleaving Armatures ]</w:t>
-      </w:r>
+      <w:proofErr w:type="gramStart"/>
+      <w:r>
+        <w:rPr>
+          <w:b/>
+          <w:bCs/>
+        </w:rPr>
+        <w:t>[ Contractile</w:t>
+      </w:r>
+      <w:proofErr w:type="gramEnd"/>
+      <w:r>
+        <w:rPr>
+          <w:b/>
+          <w:bCs/>
+        </w:rPr>
+        <w:t xml:space="preserve"> Injection </w:t>
+      </w:r>
+      <w:proofErr w:type="gramStart"/>
+      <w:r>
+        <w:rPr>
+          <w:b/>
+          <w:bCs/>
+        </w:rPr>
+        <w:t>Machine ]</w:t>
+      </w:r>
+      <w:proofErr w:type="gramEnd"/>
+      <w:r>
+        <w:rPr>
+          <w:b/>
+          <w:bCs/>
+        </w:rPr>
+        <w:t xml:space="preserve">            </w:t>
+      </w:r>
+      <w:proofErr w:type="gramStart"/>
+      <w:r>
+        <w:rPr>
+          <w:b/>
+          <w:bCs/>
+        </w:rPr>
+        <w:t xml:space="preserve">   [</w:t>
+      </w:r>
+      <w:proofErr w:type="gramEnd"/>
+      <w:r>
+        <w:rPr>
+          <w:b/>
+          <w:bCs/>
+        </w:rPr>
+        <w:t xml:space="preserve"> Enzymatic Cleaving </w:t>
+      </w:r>
+      <w:proofErr w:type="gramStart"/>
+      <w:r>
+        <w:rPr>
+          <w:b/>
+          <w:bCs/>
+        </w:rPr>
+        <w:t>Armatures ]</w:t>
+      </w:r>
+      <w:proofErr w:type="gramEnd"/>
     </w:p>
     <w:p>
       <w:pPr>
@@ -7275,22 +8302,6 @@
         </w:rPr>
         <w:t xml:space="preserve"> - Baseplate conformational changes              - Endolysin peptidoglycan degradation</w:t>
       </w:r>
-    </w:p>
-    <w:p>
-      <w:pPr>
-        <w:rPr>
-          <w:b/>
-          <w:bCs/>
-        </w:rPr>
-      </w:pPr>
-    </w:p>
-    <w:p>
-      <w:pPr>
-        <w:rPr>
-          <w:b/>
-          <w:bCs/>
-        </w:rPr>
-      </w:pPr>
     </w:p>
     <w:p>
       <w:pPr>
@@ -7819,13 +8830,16 @@
     <w:p/>
     <w:p>
       <w:pPr>
-        <w:rPr>
-          <w:b/>
-          <w:bCs/>
-        </w:rPr>
-      </w:pPr>
-      <w:r>
-        <w:rPr>
+        <w:pStyle w:val="Heading1"/>
+        <w:rPr>
+          <w:rFonts w:asciiTheme="minorHAnsi" w:hAnsiTheme="minorHAnsi"/>
+          <w:b/>
+          <w:bCs/>
+        </w:rPr>
+      </w:pPr>
+      <w:r>
+        <w:rPr>
+          <w:rFonts w:asciiTheme="minorHAnsi" w:hAnsiTheme="minorHAnsi"/>
           <w:b/>
           <w:bCs/>
         </w:rPr>
@@ -7834,10 +8848,29 @@
       </w:r>
       <w:r>
         <w:rPr>
-          <w:b/>
-          <w:bCs/>
-        </w:rPr>
-        <w:t>: The Direct Biophysical and Clinical Convergences</w:t>
+          <w:rFonts w:asciiTheme="minorHAnsi" w:hAnsiTheme="minorHAnsi"/>
+          <w:b/>
+          <w:bCs/>
+        </w:rPr>
+        <w:t xml:space="preserve">: </w:t>
+      </w:r>
+      <w:proofErr w:type="gramStart"/>
+      <w:r>
+        <w:rPr>
+          <w:rFonts w:asciiTheme="minorHAnsi" w:hAnsiTheme="minorHAnsi"/>
+          <w:b/>
+          <w:bCs/>
+        </w:rPr>
+        <w:t>The Direct</w:t>
+      </w:r>
+      <w:proofErr w:type="gramEnd"/>
+      <w:r>
+        <w:rPr>
+          <w:rFonts w:asciiTheme="minorHAnsi" w:hAnsiTheme="minorHAnsi"/>
+          <w:b/>
+          <w:bCs/>
+        </w:rPr>
+        <w:t xml:space="preserve"> Biophysical and Clinical Convergences</w:t>
       </w:r>
     </w:p>
     <w:p>
@@ -7863,7 +8896,6 @@
         <w:t xml:space="preserve"> vector. This mapping provides clinical teams with clear, actionable insights into how these structural features manifest as active medical pathologies.</w:t>
       </w:r>
     </w:p>
-    <w:p/>
     <w:p/>
     <w:p/>
     <w:p/>
@@ -7936,12 +8968,21 @@
           <w:numId w:val="8"/>
         </w:numPr>
       </w:pPr>
-      <w:r>
-        <w:rPr>
-          <w:b/>
-          <w:bCs/>
-        </w:rPr>
-        <w:t>The Phage Characteristic:</w:t>
+      <w:proofErr w:type="gramStart"/>
+      <w:r>
+        <w:rPr>
+          <w:b/>
+          <w:bCs/>
+        </w:rPr>
+        <w:t>The Phage</w:t>
+      </w:r>
+      <w:proofErr w:type="gramEnd"/>
+      <w:r>
+        <w:rPr>
+          <w:b/>
+          <w:bCs/>
+        </w:rPr>
+        <w:t xml:space="preserve"> Characteristic:</w:t>
       </w:r>
       <w:r>
         <w:t xml:space="preserve"> Virologists observe an icosahedral protein capsid designed to withstand high osmotic pressures and insulate condensed genetic material.</w:t>
@@ -7962,7 +9003,15 @@
         <w:t>The Pycnogonid Pathology:</w:t>
       </w:r>
       <w:r>
-        <w:t xml:space="preserve"> This corresponds directly to a multi-segmented, nitrogen-rich chitinous cuticle envelope. On magnetic resonance imaging (MRI), this structural layer causes distinct signal drop-offs and phase boundaries on T2-weighted Dixon sequences.</w:t>
+        <w:t xml:space="preserve"> This corresponds directly to a multi-segmented, nitrogen-rich chitinous cuticle envelope. On magnetic resonance imaging (MRI), this structural layer causes distinct signal drop-offs and phase boundaries on T2-</w:t>
+      </w:r>
+      <w:proofErr w:type="gramStart"/>
+      <w:r>
+        <w:t>weighted</w:t>
+      </w:r>
+      <w:proofErr w:type="gramEnd"/>
+      <w:r>
+        <w:t xml:space="preserve"> Dixon sequences.</w:t>
       </w:r>
     </w:p>
     <w:p>
@@ -8398,7 +9447,15 @@
         <w:t>Clinical Presentation:</w:t>
       </w:r>
       <w:r>
-        <w:t xml:space="preserve"> In clinical pathology, this presents as mechanical endothelial erosion and visceral cavitation. The proboscis penetrates vascular linings and extracts intracellular host fluids via active fluid-sucking mechanics. This fluid extraction leads to localized parenchymal ischemia and tissue pocket voids, which radiographically mimic advanced scirrhous adenocarcinomas.</w:t>
+        <w:t xml:space="preserve"> In clinical pathology, this </w:t>
+      </w:r>
+      <w:proofErr w:type="gramStart"/>
+      <w:r>
+        <w:t>presents as</w:t>
+      </w:r>
+      <w:proofErr w:type="gramEnd"/>
+      <w:r>
+        <w:t xml:space="preserve"> mechanical endothelial erosion and visceral cavitation. The proboscis penetrates vascular linings and extracts intracellular host fluids via active fluid-sucking mechanics. This fluid extraction leads to localized parenchymal ischemia and tissue pocket voids, which radiographically mimic advanced scirrhous adenocarcinomas.</w:t>
       </w:r>
     </w:p>
     <w:p>
@@ -8822,12 +9879,21 @@
           <w:numId w:val="12"/>
         </w:numPr>
       </w:pPr>
-      <w:r>
-        <w:rPr>
-          <w:b/>
-          <w:bCs/>
-        </w:rPr>
-        <w:t>The Pycnogonid Pathology:</w:t>
+      <w:proofErr w:type="gramStart"/>
+      <w:r>
+        <w:rPr>
+          <w:b/>
+          <w:bCs/>
+        </w:rPr>
+        <w:t>The Pycnogonid</w:t>
+      </w:r>
+      <w:proofErr w:type="gramEnd"/>
+      <w:r>
+        <w:rPr>
+          <w:b/>
+          <w:bCs/>
+        </w:rPr>
+        <w:t xml:space="preserve"> Pathology:</w:t>
       </w:r>
       <w:r>
         <w:t xml:space="preserve"> This corresponds to the continuous secretion of highly concentrated, low-pH salivary hydrolases and proteases.</w:t>
@@ -8975,13 +10041,16 @@
     </w:p>
     <w:p>
       <w:pPr>
-        <w:rPr>
-          <w:b/>
-          <w:bCs/>
-        </w:rPr>
-      </w:pPr>
-      <w:r>
-        <w:rPr>
+        <w:pStyle w:val="Heading1"/>
+        <w:rPr>
+          <w:rFonts w:asciiTheme="minorHAnsi" w:hAnsiTheme="minorHAnsi"/>
+          <w:b/>
+          <w:bCs/>
+        </w:rPr>
+      </w:pPr>
+      <w:r>
+        <w:rPr>
+          <w:rFonts w:asciiTheme="minorHAnsi" w:hAnsiTheme="minorHAnsi"/>
           <w:b/>
           <w:bCs/>
         </w:rPr>
@@ -8990,10 +10059,29 @@
       </w:r>
       <w:r>
         <w:rPr>
-          <w:b/>
-          <w:bCs/>
-        </w:rPr>
-        <w:t>: The Direct Biophysical and Clinical Convergences</w:t>
+          <w:rFonts w:asciiTheme="minorHAnsi" w:hAnsiTheme="minorHAnsi"/>
+          <w:b/>
+          <w:bCs/>
+        </w:rPr>
+        <w:t xml:space="preserve">: </w:t>
+      </w:r>
+      <w:proofErr w:type="gramStart"/>
+      <w:r>
+        <w:rPr>
+          <w:rFonts w:asciiTheme="minorHAnsi" w:hAnsiTheme="minorHAnsi"/>
+          <w:b/>
+          <w:bCs/>
+        </w:rPr>
+        <w:t>The Direct</w:t>
+      </w:r>
+      <w:proofErr w:type="gramEnd"/>
+      <w:r>
+        <w:rPr>
+          <w:rFonts w:asciiTheme="minorHAnsi" w:hAnsiTheme="minorHAnsi"/>
+          <w:b/>
+          <w:bCs/>
+        </w:rPr>
+        <w:t xml:space="preserve"> Biophysical and Clinical Convergences</w:t>
       </w:r>
     </w:p>
     <w:p>
@@ -9019,7 +10107,6 @@
         <w:t xml:space="preserve"> vector. This mapping provides clinical teams with clear, actionable insights into how these structural features manifest as active medical pathologies.</w:t>
       </w:r>
     </w:p>
-    <w:p/>
     <w:p/>
     <w:p/>
     <w:p/>
@@ -9092,12 +10179,21 @@
           <w:numId w:val="16"/>
         </w:numPr>
       </w:pPr>
-      <w:r>
-        <w:rPr>
-          <w:b/>
-          <w:bCs/>
-        </w:rPr>
-        <w:t>The Phage Characteristic:</w:t>
+      <w:proofErr w:type="gramStart"/>
+      <w:r>
+        <w:rPr>
+          <w:b/>
+          <w:bCs/>
+        </w:rPr>
+        <w:t>The Phage</w:t>
+      </w:r>
+      <w:proofErr w:type="gramEnd"/>
+      <w:r>
+        <w:rPr>
+          <w:b/>
+          <w:bCs/>
+        </w:rPr>
+        <w:t xml:space="preserve"> Characteristic:</w:t>
       </w:r>
       <w:r>
         <w:t xml:space="preserve"> Virologists observe an icosahedral protein capsid designed to withstand high osmotic pressures and insulate condensed genetic material.</w:t>
@@ -9118,7 +10214,15 @@
         <w:t>The Pycnogonid Pathology:</w:t>
       </w:r>
       <w:r>
-        <w:t xml:space="preserve"> This corresponds directly to a multi-segmented, nitrogen-rich chitinous cuticle envelope. On magnetic resonance imaging (MRI), this structural layer causes distinct signal drop-offs and phase boundaries on T2-weighted Dixon sequences.</w:t>
+        <w:t xml:space="preserve"> This corresponds directly to a multi-segmented, nitrogen-rich chitinous cuticle envelope. On magnetic resonance imaging (MRI), this structural layer causes distinct signal drop-offs and phase boundaries on T2-</w:t>
+      </w:r>
+      <w:proofErr w:type="gramStart"/>
+      <w:r>
+        <w:t>weighted</w:t>
+      </w:r>
+      <w:proofErr w:type="gramEnd"/>
+      <w:r>
+        <w:t xml:space="preserve"> Dixon sequences.</w:t>
       </w:r>
     </w:p>
     <w:p>
@@ -9554,7 +10658,15 @@
         <w:t>Clinical Presentation:</w:t>
       </w:r>
       <w:r>
-        <w:t xml:space="preserve"> In clinical pathology, this presents as mechanical endothelial erosion and visceral cavitation. The proboscis penetrates vascular linings and extracts intracellular host fluids via active fluid-sucking mechanics. This fluid extraction leads to localized parenchymal ischemia and tissue pocket voids, which radiographically mimic advanced scirrhous adenocarcinomas.</w:t>
+        <w:t xml:space="preserve"> In clinical pathology, this </w:t>
+      </w:r>
+      <w:proofErr w:type="gramStart"/>
+      <w:r>
+        <w:t>presents as</w:t>
+      </w:r>
+      <w:proofErr w:type="gramEnd"/>
+      <w:r>
+        <w:t xml:space="preserve"> mechanical endothelial erosion and visceral cavitation. The proboscis penetrates vascular linings and extracts intracellular host fluids via active fluid-sucking mechanics. This fluid extraction leads to localized parenchymal ischemia and tissue pocket voids, which radiographically mimic advanced scirrhous adenocarcinomas.</w:t>
       </w:r>
     </w:p>
     <w:p>
@@ -9978,12 +11090,21 @@
           <w:numId w:val="20"/>
         </w:numPr>
       </w:pPr>
-      <w:r>
-        <w:rPr>
-          <w:b/>
-          <w:bCs/>
-        </w:rPr>
-        <w:t>The Pycnogonid Pathology:</w:t>
+      <w:proofErr w:type="gramStart"/>
+      <w:r>
+        <w:rPr>
+          <w:b/>
+          <w:bCs/>
+        </w:rPr>
+        <w:t>The Pycnogonid</w:t>
+      </w:r>
+      <w:proofErr w:type="gramEnd"/>
+      <w:r>
+        <w:rPr>
+          <w:b/>
+          <w:bCs/>
+        </w:rPr>
+        <w:t xml:space="preserve"> Pathology:</w:t>
       </w:r>
       <w:r>
         <w:t xml:space="preserve"> This corresponds to the continuous secretion of highly concentrated, low-pH salivary hydrolases and proteases.</w:t>
@@ -10054,13 +11175,16 @@
     </w:p>
     <w:p>
       <w:pPr>
-        <w:rPr>
-          <w:b/>
-          <w:bCs/>
-        </w:rPr>
-      </w:pPr>
-      <w:r>
-        <w:rPr>
+        <w:pStyle w:val="Heading1"/>
+        <w:rPr>
+          <w:rFonts w:asciiTheme="minorHAnsi" w:hAnsiTheme="minorHAnsi"/>
+          <w:b/>
+          <w:bCs/>
+        </w:rPr>
+      </w:pPr>
+      <w:r>
+        <w:rPr>
+          <w:rFonts w:asciiTheme="minorHAnsi" w:hAnsiTheme="minorHAnsi"/>
           <w:b/>
           <w:bCs/>
         </w:rPr>
@@ -10069,6 +11193,7 @@
       </w:r>
       <w:r>
         <w:rPr>
+          <w:rFonts w:asciiTheme="minorHAnsi" w:hAnsiTheme="minorHAnsi"/>
           <w:b/>
           <w:bCs/>
         </w:rPr>
@@ -10095,8 +11220,33 @@
           <w:b/>
           <w:bCs/>
         </w:rPr>
-        <w:t xml:space="preserve">       [ Microscopic Chitin-Vesicle Core (Phage Silhouette) ]</w:t>
-      </w:r>
+        <w:t xml:space="preserve">       </w:t>
+      </w:r>
+      <w:proofErr w:type="gramStart"/>
+      <w:r>
+        <w:rPr>
+          <w:b/>
+          <w:bCs/>
+        </w:rPr>
+        <w:t>[ Microscopic</w:t>
+      </w:r>
+      <w:proofErr w:type="gramEnd"/>
+      <w:r>
+        <w:rPr>
+          <w:b/>
+          <w:bCs/>
+        </w:rPr>
+        <w:t xml:space="preserve"> Chitin-Vesicle Core (Phage Silhouette</w:t>
+      </w:r>
+      <w:proofErr w:type="gramStart"/>
+      <w:r>
+        <w:rPr>
+          <w:b/>
+          <w:bCs/>
+        </w:rPr>
+        <w:t>) ]</w:t>
+      </w:r>
+      <w:proofErr w:type="gramEnd"/>
     </w:p>
     <w:p>
       <w:pPr>
@@ -10189,13 +11339,79 @@
           <w:bCs/>
         </w:rPr>
       </w:pPr>
-      <w:r>
-        <w:rPr>
-          <w:b/>
-          <w:bCs/>
-        </w:rPr>
-        <w:t>[ Low-pH Salivary Proteases ]               [ Isotopic Inversion Flux ]</w:t>
-      </w:r>
+      <w:proofErr w:type="gramStart"/>
+      <w:r>
+        <w:rPr>
+          <w:b/>
+          <w:bCs/>
+        </w:rPr>
+        <w:t>[ Low</w:t>
+      </w:r>
+      <w:proofErr w:type="gramEnd"/>
+      <w:r>
+        <w:rPr>
+          <w:b/>
+          <w:bCs/>
+        </w:rPr>
+        <w:t>-</w:t>
+      </w:r>
+      <w:proofErr w:type="gramStart"/>
+      <w:r>
+        <w:rPr>
+          <w:b/>
+          <w:bCs/>
+        </w:rPr>
+        <w:t>pH</w:t>
+      </w:r>
+      <w:proofErr w:type="gramEnd"/>
+      <w:r>
+        <w:rPr>
+          <w:b/>
+          <w:bCs/>
+        </w:rPr>
+        <w:t xml:space="preserve"> Salivary </w:t>
+      </w:r>
+      <w:proofErr w:type="gramStart"/>
+      <w:r>
+        <w:rPr>
+          <w:b/>
+          <w:bCs/>
+        </w:rPr>
+        <w:t>Proteases ]</w:t>
+      </w:r>
+      <w:proofErr w:type="gramEnd"/>
+      <w:r>
+        <w:rPr>
+          <w:b/>
+          <w:bCs/>
+        </w:rPr>
+        <w:t xml:space="preserve">            </w:t>
+      </w:r>
+      <w:proofErr w:type="gramStart"/>
+      <w:r>
+        <w:rPr>
+          <w:b/>
+          <w:bCs/>
+        </w:rPr>
+        <w:t xml:space="preserve">   [</w:t>
+      </w:r>
+      <w:proofErr w:type="gramEnd"/>
+      <w:r>
+        <w:rPr>
+          <w:b/>
+          <w:bCs/>
+        </w:rPr>
+        <w:t xml:space="preserve"> Isotopic Inversion </w:t>
+      </w:r>
+      <w:proofErr w:type="gramStart"/>
+      <w:r>
+        <w:rPr>
+          <w:b/>
+          <w:bCs/>
+        </w:rPr>
+        <w:t>Flux ]</w:t>
+      </w:r>
+      <w:proofErr w:type="gramEnd"/>
     </w:p>
     <w:p>
       <w:pPr>
@@ -10308,8 +11524,33 @@
           <w:b/>
           <w:bCs/>
         </w:rPr>
-        <w:t xml:space="preserve">         [ Widespread Marrow and Endothelial Degradation ]</w:t>
-      </w:r>
+        <w:t xml:space="preserve">         </w:t>
+      </w:r>
+      <w:proofErr w:type="gramStart"/>
+      <w:r>
+        <w:rPr>
+          <w:b/>
+          <w:bCs/>
+        </w:rPr>
+        <w:t>[ Widespread</w:t>
+      </w:r>
+      <w:proofErr w:type="gramEnd"/>
+      <w:r>
+        <w:rPr>
+          <w:b/>
+          <w:bCs/>
+        </w:rPr>
+        <w:t xml:space="preserve"> Marrow and Endothelial </w:t>
+      </w:r>
+      <w:proofErr w:type="gramStart"/>
+      <w:r>
+        <w:rPr>
+          <w:b/>
+          <w:bCs/>
+        </w:rPr>
+        <w:t>Degradation ]</w:t>
+      </w:r>
+      <w:proofErr w:type="gramEnd"/>
     </w:p>
     <w:p/>
     <w:p>
@@ -10663,7 +11904,23 @@
     </w:p>
     <w:p>
       <w:r>
-        <w:t>The interaction of these parasitic acidic secretions with surrounding host water (\(H_{2}O\)) molecules can induce an isotopic rearrangement at the cellular level:</w:t>
+        <w:t xml:space="preserve">The interaction of these parasitic acidic secretions with surrounding host </w:t>
+      </w:r>
+      <w:proofErr w:type="gramStart"/>
+      <w:r>
+        <w:t>water (\(</w:t>
+      </w:r>
+      <w:proofErr w:type="gramEnd"/>
+      <w:r>
+        <w:t>H</w:t>
+      </w:r>
+      <w:proofErr w:type="gramStart"/>
+      <w:r>
+        <w:t>_{</w:t>
+      </w:r>
+      <w:proofErr w:type="gramEnd"/>
+      <w:r>
+        <w:t>2}O\)) molecules can induce an isotopic rearrangement at the cellular level:</w:t>
       </w:r>
     </w:p>
     <w:p>
@@ -10688,7 +11945,23 @@
           <w:b/>
           <w:bCs/>
         </w:rPr>
-        <w:t>Tritium (\({}^{3}H\))</w:t>
+        <w:t>Tritium (</w:t>
+      </w:r>
+      <w:proofErr w:type="gramStart"/>
+      <w:r>
+        <w:rPr>
+          <w:b/>
+          <w:bCs/>
+        </w:rPr>
+        <w:t>\({}^</w:t>
+      </w:r>
+      <w:proofErr w:type="gramEnd"/>
+      <w:r>
+        <w:rPr>
+          <w:b/>
+          <w:bCs/>
+        </w:rPr>
+        <w:t>{3}H\))</w:t>
       </w:r>
       <w:r>
         <w:t xml:space="preserve"> within local tissue layers.</w:t>
@@ -10860,8 +12133,15 @@
     </w:p>
     <w:p/>
     <w:p>
-      <w:r>
-        <w:rPr>
+      <w:pPr>
+        <w:pStyle w:val="Heading1"/>
+        <w:rPr>
+          <w:rFonts w:asciiTheme="minorHAnsi" w:hAnsiTheme="minorHAnsi"/>
+        </w:rPr>
+      </w:pPr>
+      <w:r>
+        <w:rPr>
+          <w:rFonts w:asciiTheme="minorHAnsi" w:hAnsiTheme="minorHAnsi"/>
           <w:b/>
           <w:bCs/>
         </w:rPr>
@@ -10870,6 +12150,7 @@
       </w:r>
       <w:r>
         <w:rPr>
+          <w:rFonts w:asciiTheme="minorHAnsi" w:hAnsiTheme="minorHAnsi"/>
           <w:b/>
           <w:bCs/>
         </w:rPr>
@@ -10888,7 +12169,7 @@
       <w:r>
         <w:t xml:space="preserve"> repository to translate classic virological observations into precise, high-resolution marine arthropod pathology vectors. [</w:t>
       </w:r>
-      <w:hyperlink r:id="rId10" w:anchor=":~:text=GitHub%20%2D%20FADM%2DDCMN%2DCORY%2DA%2DHOFSTAD%2DUSN/Phage%2DVirus%2DDefined%2DAs%2DPhycnogonida:%20Many%20cancers,the%20parasite%20out.%20%C2%B7%20GitHub" w:history="1">
+      <w:hyperlink r:id="rId11" w:anchor=":~:text=GitHub%20%2D%20FADM%2DDCMN%2DCORY%2DA%2DHOFSTAD%2DUSN/Phage%2DVirus%2DDefined%2DAs%2DPhycnogonida:%20Many%20cancers,the%20parasite%20out.%20%C2%B7%20GitHub" w:history="1">
         <w:r>
           <w:rPr>
             <w:rStyle w:val="Hyperlink"/>
@@ -10913,8 +12194,33 @@
           <w:b/>
           <w:bCs/>
         </w:rPr>
-        <w:t xml:space="preserve">         [ Historical 2D Silhouette Feature ]</w:t>
-      </w:r>
+        <w:t xml:space="preserve">         </w:t>
+      </w:r>
+      <w:proofErr w:type="gramStart"/>
+      <w:r>
+        <w:rPr>
+          <w:b/>
+          <w:bCs/>
+        </w:rPr>
+        <w:t>[ Historical</w:t>
+      </w:r>
+      <w:proofErr w:type="gramEnd"/>
+      <w:r>
+        <w:rPr>
+          <w:b/>
+          <w:bCs/>
+        </w:rPr>
+        <w:t xml:space="preserve"> 2D Silhouette </w:t>
+      </w:r>
+      <w:proofErr w:type="gramStart"/>
+      <w:r>
+        <w:rPr>
+          <w:b/>
+          <w:bCs/>
+        </w:rPr>
+        <w:t>Feature ]</w:t>
+      </w:r>
+      <w:proofErr w:type="gramEnd"/>
     </w:p>
     <w:p>
       <w:pPr>
@@ -10973,7 +12279,15 @@
           <w:b/>
           <w:bCs/>
         </w:rPr>
-        <w:t xml:space="preserve">   [ </w:t>
+        <w:t xml:space="preserve">   </w:t>
+      </w:r>
+      <w:proofErr w:type="gramStart"/>
+      <w:r>
+        <w:rPr>
+          <w:b/>
+          <w:bCs/>
+        </w:rPr>
+        <w:t xml:space="preserve">[ </w:t>
       </w:r>
       <w:proofErr w:type="spellStart"/>
       <w:r>
@@ -10984,13 +12298,23 @@
         <w:t>Cebidiomorphic</w:t>
       </w:r>
       <w:proofErr w:type="spellEnd"/>
-      <w:r>
-        <w:rPr>
-          <w:b/>
-          <w:bCs/>
-        </w:rPr>
-        <w:t xml:space="preserve"> Micro-Arthropod Anatomy ]</w:t>
-      </w:r>
+      <w:proofErr w:type="gramEnd"/>
+      <w:r>
+        <w:rPr>
+          <w:b/>
+          <w:bCs/>
+        </w:rPr>
+        <w:t xml:space="preserve"> Micro-Arthropod </w:t>
+      </w:r>
+      <w:proofErr w:type="gramStart"/>
+      <w:r>
+        <w:rPr>
+          <w:b/>
+          <w:bCs/>
+        </w:rPr>
+        <w:t>Anatomy ]</w:t>
+      </w:r>
+      <w:proofErr w:type="gramEnd"/>
     </w:p>
     <w:p>
       <w:pPr>
@@ -11049,35 +12373,58 @@
           <w:b/>
           <w:bCs/>
         </w:rPr>
-        <w:t xml:space="preserve"> [ Multi-Generational Nitrogen-Limiting Proliferation ]</w:t>
-      </w:r>
-    </w:p>
-    <w:p>
-      <w:pPr>
-        <w:rPr>
-          <w:b/>
-          <w:bCs/>
-        </w:rPr>
-      </w:pPr>
-    </w:p>
-    <w:p>
-      <w:pPr>
-        <w:rPr>
-          <w:b/>
-          <w:bCs/>
-        </w:rPr>
-      </w:pPr>
-    </w:p>
-    <w:p>
-      <w:pPr>
-        <w:rPr>
-          <w:b/>
-          <w:bCs/>
-        </w:rPr>
-      </w:pPr>
-    </w:p>
-    <w:p/>
-    <w:p/>
+        <w:t xml:space="preserve"> </w:t>
+      </w:r>
+      <w:proofErr w:type="gramStart"/>
+      <w:r>
+        <w:rPr>
+          <w:b/>
+          <w:bCs/>
+        </w:rPr>
+        <w:t>[ Multi</w:t>
+      </w:r>
+      <w:proofErr w:type="gramEnd"/>
+      <w:r>
+        <w:rPr>
+          <w:b/>
+          <w:bCs/>
+        </w:rPr>
+        <w:t xml:space="preserve">-Generational Nitrogen-Limiting </w:t>
+      </w:r>
+      <w:proofErr w:type="gramStart"/>
+      <w:r>
+        <w:rPr>
+          <w:b/>
+          <w:bCs/>
+        </w:rPr>
+        <w:t>Proliferation ]</w:t>
+      </w:r>
+      <w:proofErr w:type="gramEnd"/>
+    </w:p>
+    <w:p>
+      <w:pPr>
+        <w:rPr>
+          <w:b/>
+          <w:bCs/>
+        </w:rPr>
+      </w:pPr>
+    </w:p>
+    <w:p>
+      <w:pPr>
+        <w:rPr>
+          <w:b/>
+          <w:bCs/>
+        </w:rPr>
+      </w:pPr>
+    </w:p>
+    <w:p>
+      <w:pPr>
+        <w:rPr>
+          <w:b/>
+          <w:bCs/>
+        </w:rPr>
+      </w:pPr>
+    </w:p>
     <w:p/>
     <w:p/>
     <w:p/>
@@ -11305,7 +12652,7 @@
       <w:r>
         <w:t>The matrix below establishes the computational conversion rules used by the ai_diagnostic_app.py script to parse live multi-sequence 3D voxel grids and evaluate structural growth rates against local reference files. [</w:t>
       </w:r>
-      <w:hyperlink r:id="rId11" w:anchor=":~:text=GitHub%20%2D%20FADM%2DDCMN%2DCORY%2DA%2DHOFSTAD%2DUSN/Phage%2DVirus%2DDefined%2DAs%2DPhycnogonida:%20Many%20cancers,the%20parasite%20out.%20%C2%B7%20GitHub" w:history="1">
+      <w:hyperlink r:id="rId12" w:anchor=":~:text=GitHub%20%2D%20FADM%2DDCMN%2DCORY%2DA%2DHOFSTAD%2DUSN/Phage%2DVirus%2DDefined%2DAs%2DPhycnogonida:%20Many%20cancers,the%20parasite%20out.%20%C2%B7%20GitHub" w:history="1">
         <w:r>
           <w:rPr>
             <w:rStyle w:val="Hyperlink"/>
@@ -11794,7 +13141,23 @@
           </w:tcPr>
           <w:p>
             <w:r>
-              <w:t xml:space="preserve">Drop in blood bicarbonate (\(HCO_{3}^{-}\)), serum potassium </w:t>
+              <w:t>Drop in blood bicarbonate (\(HCO</w:t>
+            </w:r>
+            <w:proofErr w:type="gramStart"/>
+            <w:r>
+              <w:t>_{3}^</w:t>
+            </w:r>
+            <w:proofErr w:type="gramEnd"/>
+            <w:r>
+              <w:t>{</w:t>
+            </w:r>
+            <w:proofErr w:type="gramStart"/>
+            <w:r>
+              <w:t>-}\</w:t>
+            </w:r>
+            <w:proofErr w:type="gramEnd"/>
+            <w:r>
+              <w:t xml:space="preserve">)), serum potassium </w:t>
             </w:r>
             <w:r>
               <w:rPr>
@@ -12116,6 +13479,7 @@
     <w:p/>
     <w:p>
       <w:pPr>
+        <w:pStyle w:val="Heading1"/>
         <w:rPr>
           <w:b/>
           <w:bCs/>
@@ -12125,6 +13489,7 @@
       </w:pPr>
       <w:r>
         <w:rPr>
+          <w:rFonts w:asciiTheme="minorHAnsi" w:hAnsiTheme="minorHAnsi"/>
           <w:b/>
           <w:bCs/>
         </w:rPr>
@@ -12133,6 +13498,7 @@
       </w:r>
       <w:r>
         <w:rPr>
+          <w:rFonts w:asciiTheme="minorHAnsi" w:hAnsiTheme="minorHAnsi"/>
           <w:b/>
           <w:bCs/>
         </w:rPr>
@@ -12140,6 +13506,7 @@
       </w:r>
       <w:r>
         <w:rPr>
+          <w:rFonts w:asciiTheme="minorHAnsi" w:hAnsiTheme="minorHAnsi"/>
           <w:b/>
           <w:bCs/>
           <w:i/>
@@ -12373,55 +13740,45 @@
         <w:rPr>
           <w:b/>
           <w:bCs/>
+        </w:rPr>
+      </w:pPr>
+      <w:r>
+        <w:rPr>
+          <w:b/>
+          <w:bCs/>
+        </w:rPr>
+        <w:lastRenderedPageBreak/>
+        <w:t>8.</w:t>
+      </w:r>
+      <w:r>
+        <w:rPr>
+          <w:b/>
+          <w:bCs/>
+        </w:rPr>
+        <w:t>1 Evolutionary Diversification and Color Polymorphism</w:t>
+      </w:r>
+    </w:p>
+    <w:p>
+      <w:r>
+        <w:t xml:space="preserve">The class </w:t>
+      </w:r>
+      <w:r>
+        <w:rPr>
           <w:i/>
           <w:iCs/>
         </w:rPr>
-      </w:pPr>
-    </w:p>
-    <w:p>
-      <w:pPr>
-        <w:rPr>
-          <w:b/>
-          <w:bCs/>
-        </w:rPr>
-      </w:pPr>
-    </w:p>
-    <w:p>
-      <w:pPr>
-        <w:rPr>
-          <w:b/>
-          <w:bCs/>
-        </w:rPr>
-      </w:pPr>
-      <w:r>
-        <w:rPr>
-          <w:b/>
-          <w:bCs/>
-        </w:rPr>
-        <w:lastRenderedPageBreak/>
-        <w:t>8.</w:t>
-      </w:r>
-      <w:r>
-        <w:rPr>
-          <w:b/>
-          <w:bCs/>
-        </w:rPr>
-        <w:t>1 Evolutionary Diversification and Color Polymorphism</w:t>
-      </w:r>
-    </w:p>
-    <w:p>
-      <w:r>
-        <w:t xml:space="preserve">The class </w:t>
-      </w:r>
-      <w:r>
-        <w:rPr>
-          <w:i/>
-          <w:iCs/>
-        </w:rPr>
         <w:t>Pycnogonida</w:t>
       </w:r>
       <w:r>
-        <w:t xml:space="preserve"> represents one of the most evolutionarily resilient and morphologically plastic lineages of marine arthropods [</w:t>
+        <w:t xml:space="preserve"> represents one of the most </w:t>
+      </w:r>
+      <w:proofErr w:type="gramStart"/>
+      <w:r>
+        <w:t>evolutionarily</w:t>
+      </w:r>
+      <w:proofErr w:type="gramEnd"/>
+      <w:r>
+        <w:t xml:space="preserve"> resilient and morphologically plastic lineages of marine arthropods [</w:t>
       </w:r>
       <w:proofErr w:type="spellStart"/>
       <w:r>
@@ -12453,8 +13810,33 @@
           <w:b/>
           <w:bCs/>
         </w:rPr>
-        <w:t xml:space="preserve">                  [ Ambient Marine Macro-Environment ]</w:t>
-      </w:r>
+        <w:t xml:space="preserve">                  </w:t>
+      </w:r>
+      <w:proofErr w:type="gramStart"/>
+      <w:r>
+        <w:rPr>
+          <w:b/>
+          <w:bCs/>
+        </w:rPr>
+        <w:t>[ Ambient</w:t>
+      </w:r>
+      <w:proofErr w:type="gramEnd"/>
+      <w:r>
+        <w:rPr>
+          <w:b/>
+          <w:bCs/>
+        </w:rPr>
+        <w:t xml:space="preserve"> Marine Macro-</w:t>
+      </w:r>
+      <w:proofErr w:type="gramStart"/>
+      <w:r>
+        <w:rPr>
+          <w:b/>
+          <w:bCs/>
+        </w:rPr>
+        <w:t>Environment ]</w:t>
+      </w:r>
+      <w:proofErr w:type="gramEnd"/>
     </w:p>
     <w:p>
       <w:pPr>
@@ -12547,12 +13929,53 @@
           <w:bCs/>
         </w:rPr>
       </w:pPr>
-      <w:r>
-        <w:rPr>
-          <w:b/>
-          <w:bCs/>
-        </w:rPr>
-        <w:t xml:space="preserve">[ Shallow Intertidal Zones ]                       [ Abyssal </w:t>
+      <w:proofErr w:type="gramStart"/>
+      <w:r>
+        <w:rPr>
+          <w:b/>
+          <w:bCs/>
+        </w:rPr>
+        <w:t>[ Shallow</w:t>
+      </w:r>
+      <w:proofErr w:type="gramEnd"/>
+      <w:r>
+        <w:rPr>
+          <w:b/>
+          <w:bCs/>
+        </w:rPr>
+        <w:t xml:space="preserve"> Intertidal </w:t>
+      </w:r>
+      <w:proofErr w:type="gramStart"/>
+      <w:r>
+        <w:rPr>
+          <w:b/>
+          <w:bCs/>
+        </w:rPr>
+        <w:t>Zones ]</w:t>
+      </w:r>
+      <w:proofErr w:type="gramEnd"/>
+      <w:r>
+        <w:rPr>
+          <w:b/>
+          <w:bCs/>
+        </w:rPr>
+        <w:t xml:space="preserve">                    </w:t>
+      </w:r>
+      <w:proofErr w:type="gramStart"/>
+      <w:r>
+        <w:rPr>
+          <w:b/>
+          <w:bCs/>
+        </w:rPr>
+        <w:t xml:space="preserve">   [</w:t>
+      </w:r>
+      <w:proofErr w:type="gramEnd"/>
+      <w:r>
+        <w:rPr>
+          <w:b/>
+          <w:bCs/>
+        </w:rPr>
+        <w:t xml:space="preserve"> Abyssal </w:t>
       </w:r>
       <w:proofErr w:type="spellStart"/>
       <w:r>
@@ -12568,8 +13991,17 @@
           <w:b/>
           <w:bCs/>
         </w:rPr>
-        <w:t xml:space="preserve"> Trenches ]</w:t>
-      </w:r>
+        <w:t xml:space="preserve"> </w:t>
+      </w:r>
+      <w:proofErr w:type="gramStart"/>
+      <w:r>
+        <w:rPr>
+          <w:b/>
+          <w:bCs/>
+        </w:rPr>
+        <w:t>Trenches ]</w:t>
+      </w:r>
+      <w:proofErr w:type="gramEnd"/>
     </w:p>
     <w:p>
       <w:pPr>
@@ -12698,8 +14130,17 @@
           <w:b/>
           <w:bCs/>
         </w:rPr>
-        <w:t xml:space="preserve"> Compaction Shift ]</w:t>
-      </w:r>
+        <w:t xml:space="preserve"> Compaction </w:t>
+      </w:r>
+      <w:proofErr w:type="gramStart"/>
+      <w:r>
+        <w:rPr>
+          <w:b/>
+          <w:bCs/>
+        </w:rPr>
+        <w:t>Shift ]</w:t>
+      </w:r>
+      <w:proofErr w:type="gramEnd"/>
     </w:p>
     <w:p>
       <w:pPr>
@@ -12949,7 +14390,23 @@
           <w:b/>
           <w:bCs/>
         </w:rPr>
-        <w:t>[ Microscopic Filamentous Array ] ──</w:t>
+        <w:t xml:space="preserve">[ Microscopic Filamentous </w:t>
+      </w:r>
+      <w:proofErr w:type="gramStart"/>
+      <w:r>
+        <w:rPr>
+          <w:b/>
+          <w:bCs/>
+        </w:rPr>
+        <w:t>Array ]</w:t>
+      </w:r>
+      <w:proofErr w:type="gramEnd"/>
+      <w:r>
+        <w:rPr>
+          <w:b/>
+          <w:bCs/>
+        </w:rPr>
+        <w:t xml:space="preserve"> ──</w:t>
       </w:r>
       <w:r>
         <w:rPr>
@@ -13019,12 +14476,37 @@
           <w:bCs/>
         </w:rPr>
       </w:pPr>
-      <w:r>
-        <w:rPr>
-          <w:b/>
-          <w:bCs/>
-        </w:rPr>
-        <w:t xml:space="preserve">[ Packed Visceral Encasement Mass ] </w:t>
+      <w:proofErr w:type="gramStart"/>
+      <w:r>
+        <w:rPr>
+          <w:b/>
+          <w:bCs/>
+        </w:rPr>
+        <w:t>[ Packed</w:t>
+      </w:r>
+      <w:proofErr w:type="gramEnd"/>
+      <w:r>
+        <w:rPr>
+          <w:b/>
+          <w:bCs/>
+        </w:rPr>
+        <w:t xml:space="preserve"> Visceral Encasement </w:t>
+      </w:r>
+      <w:proofErr w:type="gramStart"/>
+      <w:r>
+        <w:rPr>
+          <w:b/>
+          <w:bCs/>
+        </w:rPr>
+        <w:t>Mass ]</w:t>
+      </w:r>
+      <w:proofErr w:type="gramEnd"/>
+      <w:r>
+        <w:rPr>
+          <w:b/>
+          <w:bCs/>
+        </w:rPr>
+        <w:t xml:space="preserve"> </w:t>
       </w:r>
       <w:r>
         <w:rPr>
@@ -13144,13 +14626,16 @@
     <w:p/>
     <w:p>
       <w:pPr>
-        <w:rPr>
-          <w:b/>
-          <w:bCs/>
-        </w:rPr>
-      </w:pPr>
-      <w:r>
-        <w:rPr>
+        <w:pStyle w:val="Heading1"/>
+        <w:rPr>
+          <w:rFonts w:asciiTheme="minorHAnsi" w:hAnsiTheme="minorHAnsi"/>
+          <w:b/>
+          <w:bCs/>
+        </w:rPr>
+      </w:pPr>
+      <w:r>
+        <w:rPr>
+          <w:rFonts w:asciiTheme="minorHAnsi" w:hAnsiTheme="minorHAnsi"/>
           <w:b/>
           <w:bCs/>
         </w:rPr>
@@ -13159,6 +14644,7 @@
       </w:r>
       <w:r>
         <w:rPr>
+          <w:rFonts w:asciiTheme="minorHAnsi" w:hAnsiTheme="minorHAnsi"/>
           <w:b/>
           <w:bCs/>
         </w:rPr>
@@ -13166,6 +14652,7 @@
       </w:r>
       <w:r>
         <w:rPr>
+          <w:rFonts w:asciiTheme="minorHAnsi" w:hAnsiTheme="minorHAnsi"/>
           <w:b/>
           <w:bCs/>
           <w:i/>
@@ -13175,6 +14662,7 @@
       </w:r>
       <w:r>
         <w:rPr>
+          <w:rFonts w:asciiTheme="minorHAnsi" w:hAnsiTheme="minorHAnsi"/>
           <w:b/>
           <w:bCs/>
         </w:rPr>
@@ -13196,7 +14684,6 @@
         <w:t xml:space="preserve"> (sea spider) species, categorized by their observed physical phenotypes, colorations, and structural markings. The matrix features dedicated blank computational tracking fields, allowing clinical teams to manually log cross-sequence pathological correlations, zoonotic diagnostic mappings, and tissue degradation parameters.</w:t>
       </w:r>
     </w:p>
-    <w:p/>
     <w:p/>
     <w:p/>
     <w:p/>
@@ -14223,8 +15710,17 @@
                 <w:b/>
                 <w:bCs/>
               </w:rPr>
-              <w:t>Striated Red-Black</w:t>
+              <w:t xml:space="preserve">Striated </w:t>
             </w:r>
+            <w:proofErr w:type="gramStart"/>
+            <w:r>
+              <w:rPr>
+                <w:b/>
+                <w:bCs/>
+              </w:rPr>
+              <w:t>Red-Black</w:t>
+            </w:r>
+            <w:proofErr w:type="gramEnd"/>
           </w:p>
         </w:tc>
         <w:tc>
@@ -14463,8 +15959,17 @@
                 <w:b/>
                 <w:bCs/>
               </w:rPr>
-              <w:t>Marbled / Variegated Grey-Brown</w:t>
+              <w:t xml:space="preserve">Marbled / Variegated </w:t>
             </w:r>
+            <w:proofErr w:type="gramStart"/>
+            <w:r>
+              <w:rPr>
+                <w:b/>
+                <w:bCs/>
+              </w:rPr>
+              <w:t>Grey-Brown</w:t>
+            </w:r>
+            <w:proofErr w:type="gramEnd"/>
           </w:p>
         </w:tc>
         <w:tc>
@@ -14545,7 +16050,15 @@
           </w:tcPr>
           <w:p>
             <w:r>
-              <w:t>Microvascular endothelial disruption and systemic macrophage activation; causes severe capillary leak and hemorrhage.</w:t>
+              <w:t xml:space="preserve">Microvascular endothelial disruption and systemic macrophage activation; causes severe capillary </w:t>
+            </w:r>
+            <w:proofErr w:type="gramStart"/>
+            <w:r>
+              <w:t>leak</w:t>
+            </w:r>
+            <w:proofErr w:type="gramEnd"/>
+            <w:r>
+              <w:t xml:space="preserve"> and hemorrhage.</w:t>
             </w:r>
           </w:p>
         </w:tc>
@@ -15647,8 +17160,17 @@
                 <w:b/>
                 <w:bCs/>
               </w:rPr>
-              <w:t>Translucent Pinkish-Purple</w:t>
+              <w:t xml:space="preserve">Translucent </w:t>
             </w:r>
+            <w:proofErr w:type="gramStart"/>
+            <w:r>
+              <w:rPr>
+                <w:b/>
+                <w:bCs/>
+              </w:rPr>
+              <w:t>Pinkish-Purple</w:t>
+            </w:r>
+            <w:proofErr w:type="gramEnd"/>
           </w:p>
         </w:tc>
         <w:tc>
@@ -15765,7 +17287,7 @@
       <w:r>
         <w:t xml:space="preserve">[1] </w:t>
       </w:r>
-      <w:hyperlink r:id="rId12" w:history="1">
+      <w:hyperlink r:id="rId13" w:history="1">
         <w:r>
           <w:rPr>
             <w:rStyle w:val="Hyperlink"/>
@@ -15778,7 +17300,7 @@
       <w:r>
         <w:t xml:space="preserve">[2] </w:t>
       </w:r>
-      <w:hyperlink r:id="rId13" w:history="1">
+      <w:hyperlink r:id="rId14" w:history="1">
         <w:r>
           <w:rPr>
             <w:rStyle w:val="Hyperlink"/>
@@ -15796,13 +17318,16 @@
     <w:p/>
     <w:p>
       <w:pPr>
-        <w:rPr>
-          <w:b/>
-          <w:bCs/>
-        </w:rPr>
-      </w:pPr>
-      <w:r>
-        <w:rPr>
+        <w:pStyle w:val="Heading1"/>
+        <w:rPr>
+          <w:rFonts w:asciiTheme="minorHAnsi" w:hAnsiTheme="minorHAnsi"/>
+          <w:b/>
+          <w:bCs/>
+        </w:rPr>
+      </w:pPr>
+      <w:r>
+        <w:rPr>
+          <w:rFonts w:asciiTheme="minorHAnsi" w:hAnsiTheme="minorHAnsi"/>
           <w:b/>
           <w:bCs/>
         </w:rPr>
@@ -15811,6 +17336,7 @@
       </w:r>
       <w:r>
         <w:rPr>
+          <w:rFonts w:asciiTheme="minorHAnsi" w:hAnsiTheme="minorHAnsi"/>
           <w:b/>
           <w:bCs/>
         </w:rPr>
@@ -15851,8 +17377,6 @@
     <w:p/>
     <w:p/>
     <w:p/>
-    <w:p/>
-    <w:p/>
     <w:p>
       <w:pPr>
         <w:rPr>
@@ -15901,8 +17425,33 @@
           <w:b/>
           <w:bCs/>
         </w:rPr>
-        <w:t xml:space="preserve">       [ Upstream Biochemical Activation (High-Dose Loading) ]</w:t>
-      </w:r>
+        <w:t xml:space="preserve">       </w:t>
+      </w:r>
+      <w:proofErr w:type="gramStart"/>
+      <w:r>
+        <w:rPr>
+          <w:b/>
+          <w:bCs/>
+        </w:rPr>
+        <w:t>[ Upstream</w:t>
+      </w:r>
+      <w:proofErr w:type="gramEnd"/>
+      <w:r>
+        <w:rPr>
+          <w:b/>
+          <w:bCs/>
+        </w:rPr>
+        <w:t xml:space="preserve"> Biochemical Activation (High-Dose Loading</w:t>
+      </w:r>
+      <w:proofErr w:type="gramStart"/>
+      <w:r>
+        <w:rPr>
+          <w:b/>
+          <w:bCs/>
+        </w:rPr>
+        <w:t>) ]</w:t>
+      </w:r>
+      <w:proofErr w:type="gramEnd"/>
     </w:p>
     <w:p>
       <w:pPr>
@@ -15954,8 +17503,33 @@
           <w:b/>
           <w:bCs/>
         </w:rPr>
-        <w:t xml:space="preserve">         [ Environmental Boundary Interference Threshold ]</w:t>
-      </w:r>
+        <w:t xml:space="preserve">         </w:t>
+      </w:r>
+      <w:proofErr w:type="gramStart"/>
+      <w:r>
+        <w:rPr>
+          <w:b/>
+          <w:bCs/>
+        </w:rPr>
+        <w:t>[ Environmental</w:t>
+      </w:r>
+      <w:proofErr w:type="gramEnd"/>
+      <w:r>
+        <w:rPr>
+          <w:b/>
+          <w:bCs/>
+        </w:rPr>
+        <w:t xml:space="preserve"> Boundary Interference </w:t>
+      </w:r>
+      <w:proofErr w:type="gramStart"/>
+      <w:r>
+        <w:rPr>
+          <w:b/>
+          <w:bCs/>
+        </w:rPr>
+        <w:t>Threshold ]</w:t>
+      </w:r>
+      <w:proofErr w:type="gramEnd"/>
     </w:p>
     <w:p>
       <w:pPr>
@@ -16053,8 +17627,49 @@
           <w:b/>
           <w:bCs/>
         </w:rPr>
-        <w:t>[ High-pH Saline Inundation ]              [ Target-Specific TRPM8 Cooling ]</w:t>
-      </w:r>
+        <w:t xml:space="preserve">[ High-pH Saline </w:t>
+      </w:r>
+      <w:proofErr w:type="gramStart"/>
+      <w:r>
+        <w:rPr>
+          <w:b/>
+          <w:bCs/>
+        </w:rPr>
+        <w:t>Inundation ]</w:t>
+      </w:r>
+      <w:proofErr w:type="gramEnd"/>
+      <w:r>
+        <w:rPr>
+          <w:b/>
+          <w:bCs/>
+        </w:rPr>
+        <w:t xml:space="preserve">           </w:t>
+      </w:r>
+      <w:proofErr w:type="gramStart"/>
+      <w:r>
+        <w:rPr>
+          <w:b/>
+          <w:bCs/>
+        </w:rPr>
+        <w:t xml:space="preserve">   [</w:t>
+      </w:r>
+      <w:proofErr w:type="gramEnd"/>
+      <w:r>
+        <w:rPr>
+          <w:b/>
+          <w:bCs/>
+        </w:rPr>
+        <w:t xml:space="preserve"> Target-Specific TRPM8 </w:t>
+      </w:r>
+      <w:proofErr w:type="gramStart"/>
+      <w:r>
+        <w:rPr>
+          <w:b/>
+          <w:bCs/>
+        </w:rPr>
+        <w:t>Cooling ]</w:t>
+      </w:r>
+      <w:proofErr w:type="gramEnd"/>
     </w:p>
     <w:p>
       <w:pPr>
@@ -16167,8 +17782,33 @@
           <w:b/>
           <w:bCs/>
         </w:rPr>
-        <w:t xml:space="preserve">               [ Forced Non-Surgical Evacuation Phase ]</w:t>
-      </w:r>
+        <w:t xml:space="preserve">               </w:t>
+      </w:r>
+      <w:proofErr w:type="gramStart"/>
+      <w:r>
+        <w:rPr>
+          <w:b/>
+          <w:bCs/>
+        </w:rPr>
+        <w:t>[ Forced</w:t>
+      </w:r>
+      <w:proofErr w:type="gramEnd"/>
+      <w:r>
+        <w:rPr>
+          <w:b/>
+          <w:bCs/>
+        </w:rPr>
+        <w:t xml:space="preserve"> Non-Surgical Evacuation </w:t>
+      </w:r>
+      <w:proofErr w:type="gramStart"/>
+      <w:r>
+        <w:rPr>
+          <w:b/>
+          <w:bCs/>
+        </w:rPr>
+        <w:t>Phase ]</w:t>
+      </w:r>
+      <w:proofErr w:type="gramEnd"/>
     </w:p>
     <w:p>
       <w:pPr>
@@ -16297,7 +17937,15 @@
     </w:p>
     <w:p>
       <w:r>
-        <w:t>Giant appendicular leg span exceeding 30–50 cm; deep carmine red cuticle shell insulated by heavy structural lipid stores. Extremely long proboscis configured for macro-cannulation of rich vascular beds.</w:t>
+        <w:t xml:space="preserve">Giant appendicular leg span exceeding 30–50 cm; deep </w:t>
+      </w:r>
+      <w:proofErr w:type="gramStart"/>
+      <w:r>
+        <w:t>carmine red</w:t>
+      </w:r>
+      <w:proofErr w:type="gramEnd"/>
+      <w:r>
+        <w:t xml:space="preserve"> cuticle shell insulated by heavy structural lipid stores. Extremely long proboscis configured for macro-cannulation of rich vascular beds.</w:t>
       </w:r>
     </w:p>
     <w:p>
@@ -16358,7 +18006,23 @@
           <w:b/>
           <w:bCs/>
         </w:rPr>
-        <w:t>pH \(\</w:t>
+        <w:t xml:space="preserve">pH </w:t>
+      </w:r>
+      <w:proofErr w:type="gramStart"/>
+      <w:r>
+        <w:rPr>
+          <w:b/>
+          <w:bCs/>
+        </w:rPr>
+        <w:t>\(</w:t>
+      </w:r>
+      <w:proofErr w:type="gramEnd"/>
+      <w:r>
+        <w:rPr>
+          <w:b/>
+          <w:bCs/>
+        </w:rPr>
+        <w:t>\</w:t>
       </w:r>
       <w:proofErr w:type="spellStart"/>
       <w:r>
@@ -16395,7 +18059,15 @@
         <w:t>Tritium Concentration Footprint:</w:t>
       </w:r>
       <w:r>
-        <w:t xml:space="preserve"> Heavy internal storage (\(\</w:t>
+        <w:t xml:space="preserve"> Heavy internal storage (</w:t>
+      </w:r>
+      <w:proofErr w:type="gramStart"/>
+      <w:r>
+        <w:t>\(</w:t>
+      </w:r>
+      <w:proofErr w:type="gramEnd"/>
+      <w:r>
+        <w:t>\</w:t>
       </w:r>
       <w:proofErr w:type="spellStart"/>
       <w:r>
@@ -16403,7 +18075,31 @@
       </w:r>
       <w:proofErr w:type="spellEnd"/>
       <w:r>
-        <w:t xml:space="preserve"> 450\text{ Bq/mm}^3\)); drives acute marrow radiotoxicity and rapid white blood cell depletion.</w:t>
+        <w:t xml:space="preserve"> 450\</w:t>
+      </w:r>
+      <w:proofErr w:type="gramStart"/>
+      <w:r>
+        <w:t>text{ Bq</w:t>
+      </w:r>
+      <w:proofErr w:type="gramEnd"/>
+      <w:r>
+        <w:t>/</w:t>
+      </w:r>
+      <w:proofErr w:type="gramStart"/>
+      <w:r>
+        <w:t>mm}^</w:t>
+      </w:r>
+      <w:proofErr w:type="gramEnd"/>
+      <w:r>
+        <w:t>3\</w:t>
+      </w:r>
+      <w:proofErr w:type="gramStart"/>
+      <w:r>
+        <w:t>));</w:t>
+      </w:r>
+      <w:proofErr w:type="gramEnd"/>
+      <w:r>
+        <w:t xml:space="preserve"> drives acute marrow radiotoxicity and rapid white blood cell depletion.</w:t>
       </w:r>
     </w:p>
     <w:p>
@@ -16658,7 +18354,23 @@
           <w:b/>
           <w:bCs/>
         </w:rPr>
-        <w:t>pH \(\</w:t>
+        <w:t xml:space="preserve">pH </w:t>
+      </w:r>
+      <w:proofErr w:type="gramStart"/>
+      <w:r>
+        <w:rPr>
+          <w:b/>
+          <w:bCs/>
+        </w:rPr>
+        <w:t>\(</w:t>
+      </w:r>
+      <w:proofErr w:type="gramEnd"/>
+      <w:r>
+        <w:rPr>
+          <w:b/>
+          <w:bCs/>
+        </w:rPr>
+        <w:t>\</w:t>
       </w:r>
       <w:proofErr w:type="spellStart"/>
       <w:r>
@@ -16695,7 +18407,31 @@
         <w:t>Tritium Concentration Footprint:</w:t>
       </w:r>
       <w:r>
-        <w:t xml:space="preserve"> Moderate concentration (\(120\text{ Bq/mm}^3\)); induces localized lymphatic sloughing and protein crowding.</w:t>
+        <w:t xml:space="preserve"> Moderate concentration (</w:t>
+      </w:r>
+      <w:proofErr w:type="gramStart"/>
+      <w:r>
+        <w:t>\(</w:t>
+      </w:r>
+      <w:proofErr w:type="gramEnd"/>
+      <w:r>
+        <w:t>120\</w:t>
+      </w:r>
+      <w:proofErr w:type="gramStart"/>
+      <w:r>
+        <w:t>text{ Bq</w:t>
+      </w:r>
+      <w:proofErr w:type="gramEnd"/>
+      <w:r>
+        <w:t>/</w:t>
+      </w:r>
+      <w:proofErr w:type="gramStart"/>
+      <w:r>
+        <w:t>mm}^</w:t>
+      </w:r>
+      <w:proofErr w:type="gramEnd"/>
+      <w:r>
+        <w:t>3\)); induces localized lymphatic sloughing and protein crowding.</w:t>
       </w:r>
     </w:p>
     <w:p>
@@ -16947,7 +18683,23 @@
           <w:b/>
           <w:bCs/>
         </w:rPr>
-        <w:t>pH \(\</w:t>
+        <w:t xml:space="preserve">pH </w:t>
+      </w:r>
+      <w:proofErr w:type="gramStart"/>
+      <w:r>
+        <w:rPr>
+          <w:b/>
+          <w:bCs/>
+        </w:rPr>
+        <w:t>\(</w:t>
+      </w:r>
+      <w:proofErr w:type="gramEnd"/>
+      <w:r>
+        <w:rPr>
+          <w:b/>
+          <w:bCs/>
+        </w:rPr>
+        <w:t>\</w:t>
       </w:r>
       <w:proofErr w:type="spellStart"/>
       <w:r>
@@ -16984,7 +18736,39 @@
         <w:t>Tritium Concentration Footprint:</w:t>
       </w:r>
       <w:r>
-        <w:t xml:space="preserve"> Low internal concentration (\(45\text{ Bq/mm}^3\text{ }\)); relies primarily on direct mechanical friction and local cytolytic acidosis to thin tissue walls.</w:t>
+        <w:t xml:space="preserve"> Low internal concentration (</w:t>
+      </w:r>
+      <w:proofErr w:type="gramStart"/>
+      <w:r>
+        <w:t>\(</w:t>
+      </w:r>
+      <w:proofErr w:type="gramEnd"/>
+      <w:r>
+        <w:t>45\</w:t>
+      </w:r>
+      <w:proofErr w:type="gramStart"/>
+      <w:r>
+        <w:t>text{ Bq</w:t>
+      </w:r>
+      <w:proofErr w:type="gramEnd"/>
+      <w:r>
+        <w:t>/</w:t>
+      </w:r>
+      <w:proofErr w:type="gramStart"/>
+      <w:r>
+        <w:t>mm}^</w:t>
+      </w:r>
+      <w:proofErr w:type="gramEnd"/>
+      <w:r>
+        <w:t>3\</w:t>
+      </w:r>
+      <w:proofErr w:type="gramStart"/>
+      <w:r>
+        <w:t>text{ }</w:t>
+      </w:r>
+      <w:proofErr w:type="gramEnd"/>
+      <w:r>
+        <w:t>\)); relies primarily on direct mechanical friction and local cytolytic acidosis to thin tissue walls.</w:t>
       </w:r>
     </w:p>
     <w:p>
@@ -17247,7 +19031,23 @@
           <w:b/>
           <w:bCs/>
         </w:rPr>
-        <w:t>pH \(\</w:t>
+        <w:t xml:space="preserve">pH </w:t>
+      </w:r>
+      <w:proofErr w:type="gramStart"/>
+      <w:r>
+        <w:rPr>
+          <w:b/>
+          <w:bCs/>
+        </w:rPr>
+        <w:t>\(</w:t>
+      </w:r>
+      <w:proofErr w:type="gramEnd"/>
+      <w:r>
+        <w:rPr>
+          <w:b/>
+          <w:bCs/>
+        </w:rPr>
+        <w:t>\</w:t>
       </w:r>
       <w:proofErr w:type="spellStart"/>
       <w:r>
@@ -17284,7 +19084,39 @@
         <w:t>Tritium Concentration Footprint:</w:t>
       </w:r>
       <w:r>
-        <w:t xml:space="preserve"> Trace internal storage (\(30\text{ Bq/mm}^3\)); utilizes stealth latency networks rather than radiotoxic field saturation.</w:t>
+        <w:t xml:space="preserve"> Trace internal storage (</w:t>
+      </w:r>
+      <w:proofErr w:type="gramStart"/>
+      <w:r>
+        <w:t>\(</w:t>
+      </w:r>
+      <w:proofErr w:type="gramEnd"/>
+      <w:r>
+        <w:t>30\</w:t>
+      </w:r>
+      <w:proofErr w:type="gramStart"/>
+      <w:r>
+        <w:t>text{ Bq</w:t>
+      </w:r>
+      <w:proofErr w:type="gramEnd"/>
+      <w:r>
+        <w:t>/</w:t>
+      </w:r>
+      <w:proofErr w:type="gramStart"/>
+      <w:r>
+        <w:t>mm}^</w:t>
+      </w:r>
+      <w:proofErr w:type="gramEnd"/>
+      <w:r>
+        <w:t>3\</w:t>
+      </w:r>
+      <w:proofErr w:type="gramStart"/>
+      <w:r>
+        <w:t>));</w:t>
+      </w:r>
+      <w:proofErr w:type="gramEnd"/>
+      <w:r>
+        <w:t xml:space="preserve"> utilizes stealth latency networks rather than radiotoxic field saturation.</w:t>
       </w:r>
     </w:p>
     <w:p>
@@ -17528,7 +19360,23 @@
           <w:b/>
           <w:bCs/>
         </w:rPr>
-        <w:t>pH \(\</w:t>
+        <w:t xml:space="preserve">pH </w:t>
+      </w:r>
+      <w:proofErr w:type="gramStart"/>
+      <w:r>
+        <w:rPr>
+          <w:b/>
+          <w:bCs/>
+        </w:rPr>
+        <w:t>\(</w:t>
+      </w:r>
+      <w:proofErr w:type="gramEnd"/>
+      <w:r>
+        <w:rPr>
+          <w:b/>
+          <w:bCs/>
+        </w:rPr>
+        <w:t>\</w:t>
       </w:r>
       <w:proofErr w:type="spellStart"/>
       <w:r>
@@ -17565,7 +19413,31 @@
         <w:t>Tritium Concentration Footprint:</w:t>
       </w:r>
       <w:r>
-        <w:t xml:space="preserve"> Isolated trace storage (\(15\text{ Bq/mm}^3\)); minimizes radioactive footprint to optimize horizontal transmission pathways.</w:t>
+        <w:t xml:space="preserve"> Isolated trace storage (</w:t>
+      </w:r>
+      <w:proofErr w:type="gramStart"/>
+      <w:r>
+        <w:t>\(</w:t>
+      </w:r>
+      <w:proofErr w:type="gramEnd"/>
+      <w:r>
+        <w:t>15\</w:t>
+      </w:r>
+      <w:proofErr w:type="gramStart"/>
+      <w:r>
+        <w:t>text{ Bq</w:t>
+      </w:r>
+      <w:proofErr w:type="gramEnd"/>
+      <w:r>
+        <w:t>/</w:t>
+      </w:r>
+      <w:proofErr w:type="gramStart"/>
+      <w:r>
+        <w:t>mm}^</w:t>
+      </w:r>
+      <w:proofErr w:type="gramEnd"/>
+      <w:r>
+        <w:t>3\)); minimizes radioactive footprint to optimize horizontal transmission pathways.</w:t>
       </w:r>
     </w:p>
     <w:p>
@@ -17748,7 +19620,15 @@
         <w:t>Anatomical Properties:</w:t>
       </w:r>
       <w:r>
-        <w:t xml:space="preserve"> Massive macro-somatic carcass footprint with a rigid, high-density chitinous shell saturated with intense carotenoid bright lemon yellow pigments.</w:t>
+        <w:t xml:space="preserve"> Massive macro-somatic carcass footprint with a rigid, high-density chitinous shell saturated with intense carotenoid bright </w:t>
+      </w:r>
+      <w:proofErr w:type="gramStart"/>
+      <w:r>
+        <w:t>lemon yellow</w:t>
+      </w:r>
+      <w:proofErr w:type="gramEnd"/>
+      <w:r>
+        <w:t xml:space="preserve"> pigments.</w:t>
       </w:r>
     </w:p>
     <w:p>
@@ -17809,7 +19689,23 @@
           <w:b/>
           <w:bCs/>
         </w:rPr>
-        <w:t>pH \(\</w:t>
+        <w:t xml:space="preserve">pH </w:t>
+      </w:r>
+      <w:proofErr w:type="gramStart"/>
+      <w:r>
+        <w:rPr>
+          <w:b/>
+          <w:bCs/>
+        </w:rPr>
+        <w:t>\(</w:t>
+      </w:r>
+      <w:proofErr w:type="gramEnd"/>
+      <w:r>
+        <w:rPr>
+          <w:b/>
+          <w:bCs/>
+        </w:rPr>
+        <w:t>\</w:t>
       </w:r>
       <w:proofErr w:type="spellStart"/>
       <w:r>
@@ -17846,7 +19742,15 @@
         <w:t>Tritium Concentration Footprint:</w:t>
       </w:r>
       <w:r>
-        <w:t xml:space="preserve"> Highly elevated internal accumulation (\(\</w:t>
+        <w:t xml:space="preserve"> Highly elevated internal accumulation (</w:t>
+      </w:r>
+      <w:proofErr w:type="gramStart"/>
+      <w:r>
+        <w:t>\(</w:t>
+      </w:r>
+      <w:proofErr w:type="gramEnd"/>
+      <w:r>
+        <w:t>\</w:t>
       </w:r>
       <w:proofErr w:type="spellStart"/>
       <w:r>
@@ -17854,7 +19758,23 @@
       </w:r>
       <w:proofErr w:type="spellEnd"/>
       <w:r>
-        <w:t xml:space="preserve"> 420\text{ Bq/mm}^3\)); drives rapid local cytolytic acidosis and profound tissue pocket cavitation.</w:t>
+        <w:t xml:space="preserve"> 420\</w:t>
+      </w:r>
+      <w:proofErr w:type="gramStart"/>
+      <w:r>
+        <w:t>text{ Bq</w:t>
+      </w:r>
+      <w:proofErr w:type="gramEnd"/>
+      <w:r>
+        <w:t>/</w:t>
+      </w:r>
+      <w:proofErr w:type="gramStart"/>
+      <w:r>
+        <w:t>mm}^</w:t>
+      </w:r>
+      <w:proofErr w:type="gramEnd"/>
+      <w:r>
+        <w:t>3\)); drives rapid local cytolytic acidosis and profound tissue pocket cavitation.</w:t>
       </w:r>
     </w:p>
     <w:p>
@@ -18098,7 +20018,23 @@
           <w:b/>
           <w:bCs/>
         </w:rPr>
-        <w:t>pH \(\</w:t>
+        <w:t xml:space="preserve">pH </w:t>
+      </w:r>
+      <w:proofErr w:type="gramStart"/>
+      <w:r>
+        <w:rPr>
+          <w:b/>
+          <w:bCs/>
+        </w:rPr>
+        <w:t>\(</w:t>
+      </w:r>
+      <w:proofErr w:type="gramEnd"/>
+      <w:r>
+        <w:rPr>
+          <w:b/>
+          <w:bCs/>
+        </w:rPr>
+        <w:t>\</w:t>
       </w:r>
       <w:proofErr w:type="spellStart"/>
       <w:r>
@@ -18135,7 +20071,31 @@
         <w:t>Tritium Concentration Footprint:</w:t>
       </w:r>
       <w:r>
-        <w:t xml:space="preserve"> Moderate internal storage matrix (\(180\text{ Bq/mm}^3\)); triggers aggressive host-mediated desmoplastic lacing and reactive stromal wall thickening.</w:t>
+        <w:t xml:space="preserve"> Moderate internal storage matrix (</w:t>
+      </w:r>
+      <w:proofErr w:type="gramStart"/>
+      <w:r>
+        <w:t>\(</w:t>
+      </w:r>
+      <w:proofErr w:type="gramEnd"/>
+      <w:r>
+        <w:t>180\</w:t>
+      </w:r>
+      <w:proofErr w:type="gramStart"/>
+      <w:r>
+        <w:t>text{ Bq</w:t>
+      </w:r>
+      <w:proofErr w:type="gramEnd"/>
+      <w:r>
+        <w:t>/</w:t>
+      </w:r>
+      <w:proofErr w:type="gramStart"/>
+      <w:r>
+        <w:t>mm}^</w:t>
+      </w:r>
+      <w:proofErr w:type="gramEnd"/>
+      <w:r>
+        <w:t>3\)); triggers aggressive host-mediated desmoplastic lacing and reactive stromal wall thickening.</w:t>
       </w:r>
     </w:p>
     <w:p>
@@ -18390,7 +20350,23 @@
           <w:b/>
           <w:bCs/>
         </w:rPr>
-        <w:t>pH \(\</w:t>
+        <w:t xml:space="preserve">pH </w:t>
+      </w:r>
+      <w:proofErr w:type="gramStart"/>
+      <w:r>
+        <w:rPr>
+          <w:b/>
+          <w:bCs/>
+        </w:rPr>
+        <w:t>\(</w:t>
+      </w:r>
+      <w:proofErr w:type="gramEnd"/>
+      <w:r>
+        <w:rPr>
+          <w:b/>
+          <w:bCs/>
+        </w:rPr>
+        <w:t>\</w:t>
       </w:r>
       <w:proofErr w:type="spellStart"/>
       <w:r>
@@ -18427,7 +20403,31 @@
         <w:t>Tritium Concentration Footprint:</w:t>
       </w:r>
       <w:r>
-        <w:t xml:space="preserve"> Pressurized internal capacity (\(150\text{ Bq/mm}^3\)); triggers mechanical lysis of red blood cells via friction, driving acute compartment micro-hemorrhages and plasma free hemoglobin spikes.</w:t>
+        <w:t xml:space="preserve"> Pressurized internal capacity (</w:t>
+      </w:r>
+      <w:proofErr w:type="gramStart"/>
+      <w:r>
+        <w:t>\(</w:t>
+      </w:r>
+      <w:proofErr w:type="gramEnd"/>
+      <w:r>
+        <w:t>150\</w:t>
+      </w:r>
+      <w:proofErr w:type="gramStart"/>
+      <w:r>
+        <w:t>text{ Bq</w:t>
+      </w:r>
+      <w:proofErr w:type="gramEnd"/>
+      <w:r>
+        <w:t>/</w:t>
+      </w:r>
+      <w:proofErr w:type="gramStart"/>
+      <w:r>
+        <w:t>mm}^</w:t>
+      </w:r>
+      <w:proofErr w:type="gramEnd"/>
+      <w:r>
+        <w:t>3\)); triggers mechanical lysis of red blood cells via friction, driving acute compartment micro-hemorrhages and plasma free hemoglobin spikes.</w:t>
       </w:r>
     </w:p>
     <w:p>
@@ -18629,7 +20629,15 @@
         <w:t>Anatomical Properties:</w:t>
       </w:r>
       <w:r>
-        <w:t xml:space="preserve"> Granular, non-reflective outer cuticle shell covered in fine, punctate spotted dark brown and rust markings; reduced muscular proboscis offset by hyper-developed </w:t>
+        <w:t xml:space="preserve"> Granular, non-reflective outer cuticle shell covered in fine, </w:t>
+      </w:r>
+      <w:proofErr w:type="gramStart"/>
+      <w:r>
+        <w:t>punctate</w:t>
+      </w:r>
+      <w:proofErr w:type="gramEnd"/>
+      <w:r>
+        <w:t xml:space="preserve"> spotted dark brown and rust markings; reduced muscular proboscis offset by hyper-developed </w:t>
       </w:r>
       <w:proofErr w:type="spellStart"/>
       <w:r>
@@ -18698,7 +20706,23 @@
           <w:b/>
           <w:bCs/>
         </w:rPr>
-        <w:t>pH \(\</w:t>
+        <w:t xml:space="preserve">pH </w:t>
+      </w:r>
+      <w:proofErr w:type="gramStart"/>
+      <w:r>
+        <w:rPr>
+          <w:b/>
+          <w:bCs/>
+        </w:rPr>
+        <w:t>\(</w:t>
+      </w:r>
+      <w:proofErr w:type="gramEnd"/>
+      <w:r>
+        <w:rPr>
+          <w:b/>
+          <w:bCs/>
+        </w:rPr>
+        <w:t>\</w:t>
       </w:r>
       <w:proofErr w:type="spellStart"/>
       <w:r>
@@ -18735,7 +20759,31 @@
         <w:t>Tritium Concentration Footprint:</w:t>
       </w:r>
       <w:r>
-        <w:t xml:space="preserve"> Low internal trace accumulation (\(60\text{ Bq/mm}^3\)); causes localized enzymatic </w:t>
+        <w:t xml:space="preserve"> Low internal trace accumulation (</w:t>
+      </w:r>
+      <w:proofErr w:type="gramStart"/>
+      <w:r>
+        <w:t>\(</w:t>
+      </w:r>
+      <w:proofErr w:type="gramEnd"/>
+      <w:r>
+        <w:t>60\</w:t>
+      </w:r>
+      <w:proofErr w:type="gramStart"/>
+      <w:r>
+        <w:t>text{ Bq</w:t>
+      </w:r>
+      <w:proofErr w:type="gramEnd"/>
+      <w:r>
+        <w:t>/</w:t>
+      </w:r>
+      <w:proofErr w:type="gramStart"/>
+      <w:r>
+        <w:t>mm}^</w:t>
+      </w:r>
+      <w:proofErr w:type="gramEnd"/>
+      <w:r>
+        <w:t xml:space="preserve">3\)); causes localized enzymatic </w:t>
       </w:r>
       <w:proofErr w:type="spellStart"/>
       <w:r>
@@ -18926,7 +20974,15 @@
         <w:t>Anatomical Properties:</w:t>
       </w:r>
       <w:r>
-        <w:t xml:space="preserve"> Highly compacted, compact body segment with variegated grey and brown marbled calcareous markings; short, hook-like appendicular joints with thick calcified tips.</w:t>
+        <w:t xml:space="preserve"> Highly </w:t>
+      </w:r>
+      <w:proofErr w:type="gramStart"/>
+      <w:r>
+        <w:t>compacted</w:t>
+      </w:r>
+      <w:proofErr w:type="gramEnd"/>
+      <w:r>
+        <w:t>, compact body segment with variegated grey and brown marbled calcareous markings; short, hook-like appendicular joints with thick calcified tips.</w:t>
       </w:r>
     </w:p>
     <w:p>
@@ -18987,7 +21043,23 @@
           <w:b/>
           <w:bCs/>
         </w:rPr>
-        <w:t>pH \(\</w:t>
+        <w:t xml:space="preserve">pH </w:t>
+      </w:r>
+      <w:proofErr w:type="gramStart"/>
+      <w:r>
+        <w:rPr>
+          <w:b/>
+          <w:bCs/>
+        </w:rPr>
+        <w:t>\(</w:t>
+      </w:r>
+      <w:proofErr w:type="gramEnd"/>
+      <w:r>
+        <w:rPr>
+          <w:b/>
+          <w:bCs/>
+        </w:rPr>
+        <w:t>\</w:t>
       </w:r>
       <w:proofErr w:type="spellStart"/>
       <w:r>
@@ -19024,7 +21096,31 @@
         <w:t>Tritium Concentration Footprint:</w:t>
       </w:r>
       <w:r>
-        <w:t xml:space="preserve"> Elevated internal storage (\(210\text{ Bq/mm}^3\)); drives bone-marrow mineral leaching, acute leukopenia, secondary pancytopenia, and marrow-leaching hypercalcemia.</w:t>
+        <w:t xml:space="preserve"> Elevated internal storage (</w:t>
+      </w:r>
+      <w:proofErr w:type="gramStart"/>
+      <w:r>
+        <w:t>\(</w:t>
+      </w:r>
+      <w:proofErr w:type="gramEnd"/>
+      <w:r>
+        <w:t>210\</w:t>
+      </w:r>
+      <w:proofErr w:type="gramStart"/>
+      <w:r>
+        <w:t>text{ Bq</w:t>
+      </w:r>
+      <w:proofErr w:type="gramEnd"/>
+      <w:r>
+        <w:t>/</w:t>
+      </w:r>
+      <w:proofErr w:type="gramStart"/>
+      <w:r>
+        <w:t>mm}^</w:t>
+      </w:r>
+      <w:proofErr w:type="gramEnd"/>
+      <w:r>
+        <w:t>3\)); drives bone-marrow mineral leaching, acute leukopenia, secondary pancytopenia, and marrow-leaching hypercalcemia.</w:t>
       </w:r>
     </w:p>
     <w:p>
@@ -19264,14 +21360,38 @@
         <w:t>Alkaline Degradation Bound Threshold:</w:t>
       </w:r>
       <w:r>
-        <w:t xml:space="preserve"> Requires continuous, systemic high-alkalinity fluid balancing loops of </w:t>
-      </w:r>
-      <w:r>
-        <w:rPr>
-          <w:b/>
-          <w:bCs/>
-        </w:rPr>
-        <w:t>pH \(\</w:t>
+        <w:t xml:space="preserve"> Requires continuous, </w:t>
+      </w:r>
+      <w:proofErr w:type="gramStart"/>
+      <w:r>
+        <w:t>systemic</w:t>
+      </w:r>
+      <w:proofErr w:type="gramEnd"/>
+      <w:r>
+        <w:t xml:space="preserve"> high-alkalinity fluid balancing loops of </w:t>
+      </w:r>
+      <w:r>
+        <w:rPr>
+          <w:b/>
+          <w:bCs/>
+        </w:rPr>
+        <w:t xml:space="preserve">pH </w:t>
+      </w:r>
+      <w:proofErr w:type="gramStart"/>
+      <w:r>
+        <w:rPr>
+          <w:b/>
+          <w:bCs/>
+        </w:rPr>
+        <w:t>\(</w:t>
+      </w:r>
+      <w:proofErr w:type="gramEnd"/>
+      <w:r>
+        <w:rPr>
+          <w:b/>
+          <w:bCs/>
+        </w:rPr>
+        <w:t>\</w:t>
       </w:r>
       <w:proofErr w:type="spellStart"/>
       <w:r>
@@ -19308,7 +21428,31 @@
         <w:t>Tritium Concentration Footprint:</w:t>
       </w:r>
       <w:r>
-        <w:t xml:space="preserve"> High-flux internal capacity (\(380\text{ Bq/mm}^3\)); blocks local cerebrospinal fluid hydrodynamics, altering spinal line pressure parameters and triggering acute central nervous system stress.</w:t>
+        <w:t xml:space="preserve"> High-flux internal capacity (</w:t>
+      </w:r>
+      <w:proofErr w:type="gramStart"/>
+      <w:r>
+        <w:t>\(</w:t>
+      </w:r>
+      <w:proofErr w:type="gramEnd"/>
+      <w:r>
+        <w:t>380\</w:t>
+      </w:r>
+      <w:proofErr w:type="gramStart"/>
+      <w:r>
+        <w:t>text{ Bq</w:t>
+      </w:r>
+      <w:proofErr w:type="gramEnd"/>
+      <w:r>
+        <w:t>/</w:t>
+      </w:r>
+      <w:proofErr w:type="gramStart"/>
+      <w:r>
+        <w:t>mm}^3\)</w:t>
+      </w:r>
+      <w:proofErr w:type="gramEnd"/>
+      <w:r>
+        <w:t>); blocks local cerebrospinal fluid hydrodynamics, altering spinal line pressure parameters and triggering acute central nervous system stress.</w:t>
       </w:r>
     </w:p>
     <w:p>
@@ -19555,7 +21699,23 @@
           <w:b/>
           <w:bCs/>
         </w:rPr>
-        <w:t>pH \(\</w:t>
+        <w:t xml:space="preserve">pH </w:t>
+      </w:r>
+      <w:proofErr w:type="gramStart"/>
+      <w:r>
+        <w:rPr>
+          <w:b/>
+          <w:bCs/>
+        </w:rPr>
+        <w:t>\(</w:t>
+      </w:r>
+      <w:proofErr w:type="gramEnd"/>
+      <w:r>
+        <w:rPr>
+          <w:b/>
+          <w:bCs/>
+        </w:rPr>
+        <w:t>\</w:t>
       </w:r>
       <w:proofErr w:type="spellStart"/>
       <w:r>
@@ -19592,7 +21752,31 @@
         <w:t>Tritium Concentration Footprint:</w:t>
       </w:r>
       <w:r>
-        <w:t xml:space="preserve"> Moderate internal storage (\(95\text{ Bq/mm}^3\)); blocks local fluid transit lines and severely restricts water diffusion, generating a profound radiographic </w:t>
+        <w:t xml:space="preserve"> Moderate internal storage (</w:t>
+      </w:r>
+      <w:proofErr w:type="gramStart"/>
+      <w:r>
+        <w:t>\(</w:t>
+      </w:r>
+      <w:proofErr w:type="gramEnd"/>
+      <w:r>
+        <w:t>95\</w:t>
+      </w:r>
+      <w:proofErr w:type="gramStart"/>
+      <w:r>
+        <w:t>text{ Bq</w:t>
+      </w:r>
+      <w:proofErr w:type="gramEnd"/>
+      <w:r>
+        <w:t>/</w:t>
+      </w:r>
+      <w:proofErr w:type="gramStart"/>
+      <w:r>
+        <w:t>mm}^</w:t>
+      </w:r>
+      <w:proofErr w:type="gramEnd"/>
+      <w:r>
+        <w:t xml:space="preserve">3\)); blocks local fluid transit lines and severely restricts water diffusion, generating a profound radiographic </w:t>
       </w:r>
       <w:proofErr w:type="spellStart"/>
       <w:r>
@@ -19855,7 +22039,23 @@
           <w:b/>
           <w:bCs/>
         </w:rPr>
-        <w:t>pH \(\</w:t>
+        <w:t xml:space="preserve">pH </w:t>
+      </w:r>
+      <w:proofErr w:type="gramStart"/>
+      <w:r>
+        <w:rPr>
+          <w:b/>
+          <w:bCs/>
+        </w:rPr>
+        <w:t>\(</w:t>
+      </w:r>
+      <w:proofErr w:type="gramEnd"/>
+      <w:r>
+        <w:rPr>
+          <w:b/>
+          <w:bCs/>
+        </w:rPr>
+        <w:t>\</w:t>
       </w:r>
       <w:proofErr w:type="spellStart"/>
       <w:r>
@@ -19892,7 +22092,31 @@
         <w:t>Tritium Concentration Footprint:</w:t>
       </w:r>
       <w:r>
-        <w:t xml:space="preserve"> Low internal capacity (\(35\text{ Bq/mm}^3\)); avoids radiotoxic field activation to optimize long-term immunological evasion and latent multi-focal hyperplasia.</w:t>
+        <w:t xml:space="preserve"> Low internal capacity (</w:t>
+      </w:r>
+      <w:proofErr w:type="gramStart"/>
+      <w:r>
+        <w:t>\(</w:t>
+      </w:r>
+      <w:proofErr w:type="gramEnd"/>
+      <w:r>
+        <w:t>35\</w:t>
+      </w:r>
+      <w:proofErr w:type="gramStart"/>
+      <w:r>
+        <w:t>text{ Bq</w:t>
+      </w:r>
+      <w:proofErr w:type="gramEnd"/>
+      <w:r>
+        <w:t>/</w:t>
+      </w:r>
+      <w:proofErr w:type="gramStart"/>
+      <w:r>
+        <w:t>mm}^</w:t>
+      </w:r>
+      <w:proofErr w:type="gramEnd"/>
+      <w:r>
+        <w:t>3\)); avoids radiotoxic field activation to optimize long-term immunological evasion and latent multi-focal hyperplasia.</w:t>
       </w:r>
     </w:p>
     <w:p>
@@ -20155,7 +22379,23 @@
           <w:b/>
           <w:bCs/>
         </w:rPr>
-        <w:t>pH \(\</w:t>
+        <w:t xml:space="preserve">pH </w:t>
+      </w:r>
+      <w:proofErr w:type="gramStart"/>
+      <w:r>
+        <w:rPr>
+          <w:b/>
+          <w:bCs/>
+        </w:rPr>
+        <w:t>\(</w:t>
+      </w:r>
+      <w:proofErr w:type="gramEnd"/>
+      <w:r>
+        <w:rPr>
+          <w:b/>
+          <w:bCs/>
+        </w:rPr>
+        <w:t>\</w:t>
       </w:r>
       <w:proofErr w:type="spellStart"/>
       <w:r>
@@ -20192,7 +22432,31 @@
         <w:t>Tritium Concentration Footprint:</w:t>
       </w:r>
       <w:r>
-        <w:t xml:space="preserve"> Concentrated internal capacity (\(110\text{ Bq/mm}^3\)); releases low-pH salivary hydrolases that cause severe </w:t>
+        <w:t xml:space="preserve"> Concentrated internal capacity (</w:t>
+      </w:r>
+      <w:proofErr w:type="gramStart"/>
+      <w:r>
+        <w:t>\(</w:t>
+      </w:r>
+      <w:proofErr w:type="gramEnd"/>
+      <w:r>
+        <w:t>110\</w:t>
+      </w:r>
+      <w:proofErr w:type="gramStart"/>
+      <w:r>
+        <w:t>text{ Bq</w:t>
+      </w:r>
+      <w:proofErr w:type="gramEnd"/>
+      <w:r>
+        <w:t>/</w:t>
+      </w:r>
+      <w:proofErr w:type="gramStart"/>
+      <w:r>
+        <w:t>mm}^3\)</w:t>
+      </w:r>
+      <w:proofErr w:type="gramEnd"/>
+      <w:r>
+        <w:t xml:space="preserve">); releases low-pH salivary hydrolases that cause severe </w:t>
       </w:r>
       <w:proofErr w:type="spellStart"/>
       <w:r>
@@ -20391,7 +22655,15 @@
         <w:t>Anatomical Properties:</w:t>
       </w:r>
       <w:r>
-        <w:t xml:space="preserve"> Thin-shelled, highly slender body format displaying a translucent olive green pigmentation matrix; complete absence of </w:t>
+        <w:t xml:space="preserve"> Thin-shelled, highly slender body format displaying a translucent </w:t>
+      </w:r>
+      <w:proofErr w:type="gramStart"/>
+      <w:r>
+        <w:t>olive green</w:t>
+      </w:r>
+      <w:proofErr w:type="gramEnd"/>
+      <w:r>
+        <w:t xml:space="preserve"> pigmentation matrix; complete absence of </w:t>
       </w:r>
       <w:proofErr w:type="spellStart"/>
       <w:r>
@@ -20460,7 +22732,23 @@
           <w:b/>
           <w:bCs/>
         </w:rPr>
-        <w:t>pH \(\</w:t>
+        <w:t xml:space="preserve">pH </w:t>
+      </w:r>
+      <w:proofErr w:type="gramStart"/>
+      <w:r>
+        <w:rPr>
+          <w:b/>
+          <w:bCs/>
+        </w:rPr>
+        <w:t>\(</w:t>
+      </w:r>
+      <w:proofErr w:type="gramEnd"/>
+      <w:r>
+        <w:rPr>
+          <w:b/>
+          <w:bCs/>
+        </w:rPr>
+        <w:t>\</w:t>
       </w:r>
       <w:proofErr w:type="spellStart"/>
       <w:r>
@@ -20497,7 +22785,31 @@
         <w:t>Tritium Concentration Footprint:</w:t>
       </w:r>
       <w:r>
-        <w:t xml:space="preserve"> Trace internal storage (\(20\text{ Bq/mm}^3\)); relies on the continuous leakage of cytolytic acids to break down structural host tissue walls and expand its visceral tissue pocket.</w:t>
+        <w:t xml:space="preserve"> Trace internal storage (</w:t>
+      </w:r>
+      <w:proofErr w:type="gramStart"/>
+      <w:r>
+        <w:t>\(</w:t>
+      </w:r>
+      <w:proofErr w:type="gramEnd"/>
+      <w:r>
+        <w:t>20\</w:t>
+      </w:r>
+      <w:proofErr w:type="gramStart"/>
+      <w:r>
+        <w:t>text{ Bq</w:t>
+      </w:r>
+      <w:proofErr w:type="gramEnd"/>
+      <w:r>
+        <w:t>/</w:t>
+      </w:r>
+      <w:proofErr w:type="gramStart"/>
+      <w:r>
+        <w:t>mm}^</w:t>
+      </w:r>
+      <w:proofErr w:type="gramEnd"/>
+      <w:r>
+        <w:t>3\)); relies on the continuous leakage of cytolytic acids to break down structural host tissue walls and expand its visceral tissue pocket.</w:t>
       </w:r>
     </w:p>
     <w:p>
@@ -20749,7 +23061,23 @@
           <w:b/>
           <w:bCs/>
         </w:rPr>
-        <w:t>pH \(\</w:t>
+        <w:t xml:space="preserve">pH </w:t>
+      </w:r>
+      <w:proofErr w:type="gramStart"/>
+      <w:r>
+        <w:rPr>
+          <w:b/>
+          <w:bCs/>
+        </w:rPr>
+        <w:t>\(</w:t>
+      </w:r>
+      <w:proofErr w:type="gramEnd"/>
+      <w:r>
+        <w:rPr>
+          <w:b/>
+          <w:bCs/>
+        </w:rPr>
+        <w:t>\</w:t>
       </w:r>
       <w:proofErr w:type="spellStart"/>
       <w:r>
@@ -20786,7 +23114,39 @@
         <w:t>Tritium Concentration Footprint:</w:t>
       </w:r>
       <w:r>
-        <w:t xml:space="preserve"> Trace internal accumulation (\(15\text{ Bq/mm}^3\)); coordinates rapid physical migration paths across the head and neck to seed unmapped secondary vesicles before detection.</w:t>
+        <w:t xml:space="preserve"> Trace internal accumulation (</w:t>
+      </w:r>
+      <w:proofErr w:type="gramStart"/>
+      <w:r>
+        <w:t>\(</w:t>
+      </w:r>
+      <w:proofErr w:type="gramEnd"/>
+      <w:r>
+        <w:t>15\</w:t>
+      </w:r>
+      <w:proofErr w:type="gramStart"/>
+      <w:r>
+        <w:t>text{ Bq</w:t>
+      </w:r>
+      <w:proofErr w:type="gramEnd"/>
+      <w:r>
+        <w:t>/</w:t>
+      </w:r>
+      <w:proofErr w:type="gramStart"/>
+      <w:r>
+        <w:t>mm}^3\)</w:t>
+      </w:r>
+      <w:proofErr w:type="gramEnd"/>
+      <w:r>
+        <w:t xml:space="preserve">); coordinates rapid physical migration paths across the head and neck to </w:t>
+      </w:r>
+      <w:proofErr w:type="gramStart"/>
+      <w:r>
+        <w:t>seed</w:t>
+      </w:r>
+      <w:proofErr w:type="gramEnd"/>
+      <w:r>
+        <w:t xml:space="preserve"> unmapped secondary vesicles before detection.</w:t>
       </w:r>
     </w:p>
     <w:p>
@@ -21038,7 +23398,23 @@
           <w:b/>
           <w:bCs/>
         </w:rPr>
-        <w:t>pH \(\</w:t>
+        <w:t xml:space="preserve">pH </w:t>
+      </w:r>
+      <w:proofErr w:type="gramStart"/>
+      <w:r>
+        <w:rPr>
+          <w:b/>
+          <w:bCs/>
+        </w:rPr>
+        <w:t>\(</w:t>
+      </w:r>
+      <w:proofErr w:type="gramEnd"/>
+      <w:r>
+        <w:rPr>
+          <w:b/>
+          <w:bCs/>
+        </w:rPr>
+        <w:t>\</w:t>
       </w:r>
       <w:proofErr w:type="spellStart"/>
       <w:r>
@@ -21075,7 +23451,15 @@
         <w:t>Tritium Concentration Footprint:</w:t>
       </w:r>
       <w:r>
-        <w:t xml:space="preserve"> Critical internal storage capacity (\(\</w:t>
+        <w:t xml:space="preserve"> Critical internal storage capacity (</w:t>
+      </w:r>
+      <w:proofErr w:type="gramStart"/>
+      <w:r>
+        <w:t>\(</w:t>
+      </w:r>
+      <w:proofErr w:type="gramEnd"/>
+      <w:r>
+        <w:t>\</w:t>
       </w:r>
       <w:proofErr w:type="spellStart"/>
       <w:r>
@@ -21083,7 +23467,31 @@
       </w:r>
       <w:proofErr w:type="spellEnd"/>
       <w:r>
-        <w:t xml:space="preserve"> 510\text{ Bq/mm}^3\)); drives acute cellular tritium effusion via acid-\(H_{2}O\) interaction, generating an intense isotopic inversion flux that precipitates severe </w:t>
+        <w:t xml:space="preserve"> 510\</w:t>
+      </w:r>
+      <w:proofErr w:type="gramStart"/>
+      <w:r>
+        <w:t>text{ Bq</w:t>
+      </w:r>
+      <w:proofErr w:type="gramEnd"/>
+      <w:r>
+        <w:t>/</w:t>
+      </w:r>
+      <w:proofErr w:type="gramStart"/>
+      <w:r>
+        <w:t>mm}^</w:t>
+      </w:r>
+      <w:proofErr w:type="gramEnd"/>
+      <w:r>
+        <w:t>3\)); drives acute cellular tritium effusion via acid-\(H</w:t>
+      </w:r>
+      <w:proofErr w:type="gramStart"/>
+      <w:r>
+        <w:t>_{</w:t>
+      </w:r>
+      <w:proofErr w:type="gramEnd"/>
+      <w:r>
+        <w:t xml:space="preserve">2}O\) interaction, generating an intense isotopic inversion flux that precipitates severe </w:t>
       </w:r>
       <w:r>
         <w:rPr>
@@ -21329,7 +23737,23 @@
           <w:b/>
           <w:bCs/>
         </w:rPr>
-        <w:t>pH \(\</w:t>
+        <w:t xml:space="preserve">pH </w:t>
+      </w:r>
+      <w:proofErr w:type="gramStart"/>
+      <w:r>
+        <w:rPr>
+          <w:b/>
+          <w:bCs/>
+        </w:rPr>
+        <w:t>\(</w:t>
+      </w:r>
+      <w:proofErr w:type="gramEnd"/>
+      <w:r>
+        <w:rPr>
+          <w:b/>
+          <w:bCs/>
+        </w:rPr>
+        <w:t>\</w:t>
       </w:r>
       <w:proofErr w:type="spellStart"/>
       <w:r>
@@ -21366,7 +23790,31 @@
         <w:t>Tritium Concentration Footprint:</w:t>
       </w:r>
       <w:r>
-        <w:t xml:space="preserve"> Elevated internal storage capacity (\(240\text{ Bq/mm}^3\)); dumps foreign low-pH proteins and radiotoxic elements directly into active bone marrow tracks, causing severe white blood cell depletion, acute leukopenia, and systemic pancytopenia.</w:t>
+        <w:t xml:space="preserve"> Elevated internal storage capacity (</w:t>
+      </w:r>
+      <w:proofErr w:type="gramStart"/>
+      <w:r>
+        <w:t>\(</w:t>
+      </w:r>
+      <w:proofErr w:type="gramEnd"/>
+      <w:r>
+        <w:t>240\</w:t>
+      </w:r>
+      <w:proofErr w:type="gramStart"/>
+      <w:r>
+        <w:t>text{ Bq</w:t>
+      </w:r>
+      <w:proofErr w:type="gramEnd"/>
+      <w:r>
+        <w:t>/</w:t>
+      </w:r>
+      <w:proofErr w:type="gramStart"/>
+      <w:r>
+        <w:t>mm}^</w:t>
+      </w:r>
+      <w:proofErr w:type="gramEnd"/>
+      <w:r>
+        <w:t>3\)); dumps foreign low-pH proteins and radiotoxic elements directly into active bone marrow tracks, causing severe white blood cell depletion, acute leukopenia, and systemic pancytopenia.</w:t>
       </w:r>
     </w:p>
     <w:p>
@@ -21610,7 +24058,23 @@
           <w:b/>
           <w:bCs/>
         </w:rPr>
-        <w:t>pH \(\</w:t>
+        <w:t xml:space="preserve">pH </w:t>
+      </w:r>
+      <w:proofErr w:type="gramStart"/>
+      <w:r>
+        <w:rPr>
+          <w:b/>
+          <w:bCs/>
+        </w:rPr>
+        <w:t>\(</w:t>
+      </w:r>
+      <w:proofErr w:type="gramEnd"/>
+      <w:r>
+        <w:rPr>
+          <w:b/>
+          <w:bCs/>
+        </w:rPr>
+        <w:t>\</w:t>
       </w:r>
       <w:proofErr w:type="spellStart"/>
       <w:r>
@@ -21647,7 +24111,31 @@
         <w:t>Tritium Concentration Footprint:</w:t>
       </w:r>
       <w:r>
-        <w:t xml:space="preserve"> Pressurized internal capacity (\(130\text{ Bq/mm}^3\)); uses continuous mechanical flexion to scratch capillary walls, splitting red blood cells and driving acute plasma free hemoglobin spikes.</w:t>
+        <w:t xml:space="preserve"> Pressurized internal capacity (</w:t>
+      </w:r>
+      <w:proofErr w:type="gramStart"/>
+      <w:r>
+        <w:t>\(</w:t>
+      </w:r>
+      <w:proofErr w:type="gramEnd"/>
+      <w:r>
+        <w:t>130\</w:t>
+      </w:r>
+      <w:proofErr w:type="gramStart"/>
+      <w:r>
+        <w:t>text{ Bq</w:t>
+      </w:r>
+      <w:proofErr w:type="gramEnd"/>
+      <w:r>
+        <w:t>/</w:t>
+      </w:r>
+      <w:proofErr w:type="gramStart"/>
+      <w:r>
+        <w:t>mm}^3\)</w:t>
+      </w:r>
+      <w:proofErr w:type="gramEnd"/>
+      <w:r>
+        <w:t>); uses continuous mechanical flexion to scratch capillary walls, splitting red blood cells and driving acute plasma free hemoglobin spikes.</w:t>
       </w:r>
     </w:p>
     <w:p>
@@ -21902,7 +24390,23 @@
           <w:b/>
           <w:bCs/>
         </w:rPr>
-        <w:t>pH \(\</w:t>
+        <w:t xml:space="preserve">pH </w:t>
+      </w:r>
+      <w:proofErr w:type="gramStart"/>
+      <w:r>
+        <w:rPr>
+          <w:b/>
+          <w:bCs/>
+        </w:rPr>
+        <w:t>\(</w:t>
+      </w:r>
+      <w:proofErr w:type="gramEnd"/>
+      <w:r>
+        <w:rPr>
+          <w:b/>
+          <w:bCs/>
+        </w:rPr>
+        <w:t>\</w:t>
       </w:r>
       <w:proofErr w:type="spellStart"/>
       <w:r>
@@ -21939,7 +24443,31 @@
         <w:t>Tritium Concentration Footprint:</w:t>
       </w:r>
       <w:r>
-        <w:t xml:space="preserve"> High-flux internal capacity (\(410\text{ Bq/mm}^3\)); converts microscopic exothermic chemical energy cycles directly into chaotic </w:t>
+        <w:t xml:space="preserve"> High-flux internal capacity (</w:t>
+      </w:r>
+      <w:proofErr w:type="gramStart"/>
+      <w:r>
+        <w:t>\(</w:t>
+      </w:r>
+      <w:proofErr w:type="gramEnd"/>
+      <w:r>
+        <w:t>410\</w:t>
+      </w:r>
+      <w:proofErr w:type="gramStart"/>
+      <w:r>
+        <w:t>text{ Bq</w:t>
+      </w:r>
+      <w:proofErr w:type="gramEnd"/>
+      <w:r>
+        <w:t>/</w:t>
+      </w:r>
+      <w:proofErr w:type="gramStart"/>
+      <w:r>
+        <w:t>mm}^</w:t>
+      </w:r>
+      <w:proofErr w:type="gramEnd"/>
+      <w:r>
+        <w:t xml:space="preserve">3\)); converts microscopic exothermic chemical energy cycles directly into chaotic </w:t>
       </w:r>
       <w:r>
         <w:rPr>
@@ -22204,7 +24732,23 @@
           <w:b/>
           <w:bCs/>
         </w:rPr>
-        <w:t>pH \(\</w:t>
+        <w:t xml:space="preserve">pH </w:t>
+      </w:r>
+      <w:proofErr w:type="gramStart"/>
+      <w:r>
+        <w:rPr>
+          <w:b/>
+          <w:bCs/>
+        </w:rPr>
+        <w:t>\(</w:t>
+      </w:r>
+      <w:proofErr w:type="gramEnd"/>
+      <w:r>
+        <w:rPr>
+          <w:b/>
+          <w:bCs/>
+        </w:rPr>
+        <w:t>\</w:t>
       </w:r>
       <w:proofErr w:type="spellStart"/>
       <w:r>
@@ -22241,7 +24785,31 @@
         <w:t>Tritium Concentration Footprint:</w:t>
       </w:r>
       <w:r>
-        <w:t xml:space="preserve"> Low internal capacity (\(70\text{ Bq/mm}^3\)); releases concentrated acidic proteolysis tracking salts that cause severe localized bone thinning, leading to secondary tissue thinning and structural defects in the head and neck.</w:t>
+        <w:t xml:space="preserve"> Low internal capacity (</w:t>
+      </w:r>
+      <w:proofErr w:type="gramStart"/>
+      <w:r>
+        <w:t>\(</w:t>
+      </w:r>
+      <w:proofErr w:type="gramEnd"/>
+      <w:r>
+        <w:t>70\</w:t>
+      </w:r>
+      <w:proofErr w:type="gramStart"/>
+      <w:r>
+        <w:t>text{ Bq</w:t>
+      </w:r>
+      <w:proofErr w:type="gramEnd"/>
+      <w:r>
+        <w:t>/</w:t>
+      </w:r>
+      <w:proofErr w:type="gramStart"/>
+      <w:r>
+        <w:t>mm}^</w:t>
+      </w:r>
+      <w:proofErr w:type="gramEnd"/>
+      <w:r>
+        <w:t>3\)); releases concentrated acidic proteolysis tracking salts that cause severe localized bone thinning, leading to secondary tissue thinning and structural defects in the head and neck.</w:t>
       </w:r>
     </w:p>
     <w:p>
@@ -22496,7 +25064,23 @@
           <w:b/>
           <w:bCs/>
         </w:rPr>
-        <w:t>pH \(\</w:t>
+        <w:t xml:space="preserve">pH </w:t>
+      </w:r>
+      <w:proofErr w:type="gramStart"/>
+      <w:r>
+        <w:rPr>
+          <w:b/>
+          <w:bCs/>
+        </w:rPr>
+        <w:t>\(</w:t>
+      </w:r>
+      <w:proofErr w:type="gramEnd"/>
+      <w:r>
+        <w:rPr>
+          <w:b/>
+          <w:bCs/>
+        </w:rPr>
+        <w:t>\</w:t>
       </w:r>
       <w:proofErr w:type="spellStart"/>
       <w:r>
@@ -22533,7 +25117,15 @@
         <w:t>Tritium Concentration Footprint:</w:t>
       </w:r>
       <w:r>
-        <w:t xml:space="preserve"> Critical internal storage capacity (\(\</w:t>
+        <w:t xml:space="preserve"> Critical internal storage capacity (</w:t>
+      </w:r>
+      <w:proofErr w:type="gramStart"/>
+      <w:r>
+        <w:t>\(</w:t>
+      </w:r>
+      <w:proofErr w:type="gramEnd"/>
+      <w:r>
+        <w:t>\</w:t>
       </w:r>
       <w:proofErr w:type="spellStart"/>
       <w:r>
@@ -22541,7 +25133,31 @@
       </w:r>
       <w:proofErr w:type="spellEnd"/>
       <w:r>
-        <w:t xml:space="preserve"> 530\text{ Bq/mm}^3\)); drives intense cellular tritium effusion via acid-\(H_{2}O\) interaction, halting the renal iron-binding loop, precipitating severe systemic hematopoietic collapse (anemia), and forcing the central nervous system to resorb bone calcium directly from the thin facial skeleton.</w:t>
+        <w:t xml:space="preserve"> 530\</w:t>
+      </w:r>
+      <w:proofErr w:type="gramStart"/>
+      <w:r>
+        <w:t>text{ Bq</w:t>
+      </w:r>
+      <w:proofErr w:type="gramEnd"/>
+      <w:r>
+        <w:t>/</w:t>
+      </w:r>
+      <w:proofErr w:type="gramStart"/>
+      <w:r>
+        <w:t>mm}^</w:t>
+      </w:r>
+      <w:proofErr w:type="gramEnd"/>
+      <w:r>
+        <w:t>3\)); drives intense cellular tritium effusion via acid-\(H</w:t>
+      </w:r>
+      <w:proofErr w:type="gramStart"/>
+      <w:r>
+        <w:t>_{</w:t>
+      </w:r>
+      <w:proofErr w:type="gramEnd"/>
+      <w:r>
+        <w:t>2}O\) interaction, halting the renal iron-binding loop, precipitating severe systemic hematopoietic collapse (anemia), and forcing the central nervous system to resorb bone calcium directly from the thin facial skeleton.</w:t>
       </w:r>
     </w:p>
     <w:p>
@@ -22764,7 +25380,23 @@
           <w:b/>
           <w:bCs/>
         </w:rPr>
-        <w:t>pH \(\</w:t>
+        <w:t xml:space="preserve">pH </w:t>
+      </w:r>
+      <w:proofErr w:type="gramStart"/>
+      <w:r>
+        <w:rPr>
+          <w:b/>
+          <w:bCs/>
+        </w:rPr>
+        <w:t>\(</w:t>
+      </w:r>
+      <w:proofErr w:type="gramEnd"/>
+      <w:r>
+        <w:rPr>
+          <w:b/>
+          <w:bCs/>
+        </w:rPr>
+        <w:t>\</w:t>
       </w:r>
       <w:proofErr w:type="spellStart"/>
       <w:r>
@@ -22801,7 +25433,15 @@
         <w:t>Tritium Concentration Footprint:</w:t>
       </w:r>
       <w:r>
-        <w:t xml:space="preserve"> Critical internal storage capacity (\(\</w:t>
+        <w:t xml:space="preserve"> Critical internal storage capacity (</w:t>
+      </w:r>
+      <w:proofErr w:type="gramStart"/>
+      <w:r>
+        <w:t>\(</w:t>
+      </w:r>
+      <w:proofErr w:type="gramEnd"/>
+      <w:r>
+        <w:t>\</w:t>
       </w:r>
       <w:proofErr w:type="spellStart"/>
       <w:r>
@@ -22809,7 +25449,23 @@
       </w:r>
       <w:proofErr w:type="spellEnd"/>
       <w:r>
-        <w:t xml:space="preserve"> 560\text{ Bq/mm}^3\)); dumps foreign low-pH proteases and radiotoxic tritium elements directly into central circulatory loops, causing severe systemic non-bacterial enzymatic sepsis, marrow-leaching hypercalcemia, acute leukopenia, and global hematopoietic pancytopenia.</w:t>
+        <w:t xml:space="preserve"> 560\</w:t>
+      </w:r>
+      <w:proofErr w:type="gramStart"/>
+      <w:r>
+        <w:t>text{ Bq</w:t>
+      </w:r>
+      <w:proofErr w:type="gramEnd"/>
+      <w:r>
+        <w:t>/</w:t>
+      </w:r>
+      <w:proofErr w:type="gramStart"/>
+      <w:r>
+        <w:t>mm}^</w:t>
+      </w:r>
+      <w:proofErr w:type="gramEnd"/>
+      <w:r>
+        <w:t>3\)); dumps foreign low-pH proteases and radiotoxic tritium elements directly into central circulatory loops, causing severe systemic non-bacterial enzymatic sepsis, marrow-leaching hypercalcemia, acute leukopenia, and global hematopoietic pancytopenia.</w:t>
       </w:r>
     </w:p>
     <w:p>
@@ -22849,13 +25505,16 @@
     <w:p/>
     <w:p>
       <w:pPr>
-        <w:rPr>
-          <w:b/>
-          <w:bCs/>
-        </w:rPr>
-      </w:pPr>
-      <w:r>
-        <w:rPr>
+        <w:pStyle w:val="Heading1"/>
+        <w:rPr>
+          <w:rFonts w:asciiTheme="minorHAnsi" w:hAnsiTheme="minorHAnsi"/>
+          <w:b/>
+          <w:bCs/>
+        </w:rPr>
+      </w:pPr>
+      <w:r>
+        <w:rPr>
+          <w:rFonts w:asciiTheme="minorHAnsi" w:hAnsiTheme="minorHAnsi"/>
           <w:b/>
           <w:bCs/>
         </w:rPr>
@@ -22864,6 +25523,7 @@
       </w:r>
       <w:r>
         <w:rPr>
+          <w:rFonts w:asciiTheme="minorHAnsi" w:hAnsiTheme="minorHAnsi"/>
           <w:b/>
           <w:bCs/>
         </w:rPr>
@@ -23058,20 +25718,11 @@
           <w:bCs/>
         </w:rPr>
       </w:pPr>
-    </w:p>
-    <w:p>
-      <w:pPr>
-        <w:rPr>
-          <w:b/>
-          <w:bCs/>
-        </w:rPr>
-      </w:pPr>
-      <w:r>
-        <w:rPr>
-          <w:b/>
-          <w:bCs/>
-        </w:rPr>
-        <w:lastRenderedPageBreak/>
+      <w:r>
+        <w:rPr>
+          <w:b/>
+          <w:bCs/>
+        </w:rPr>
         <w:t>11</w:t>
       </w:r>
       <w:r>
@@ -23114,15 +25765,36 @@
       </w:r>
       <w:proofErr w:type="spellEnd"/>
       <w:r>
-        <w:t xml:space="preserve"> N_{\text{host}}\</w:t>
+        <w:t xml:space="preserve"> N_{\text{host</w:t>
+      </w:r>
+      <w:proofErr w:type="gramStart"/>
+      <w:r>
+        <w:t>}}\</w:t>
       </w:r>
       <w:proofErr w:type="spellStart"/>
+      <w:proofErr w:type="gramEnd"/>
       <w:r>
         <w:t>cdot</w:t>
       </w:r>
       <w:proofErr w:type="spellEnd"/>
       <w:r>
-        <w:t xml:space="preserve"> \left(1-\frac{V(t)}{V_{\text{max}}}\right)-\delta \</w:t>
+        <w:t xml:space="preserve"> \left(1-\frac{V(t</w:t>
+      </w:r>
+      <w:proofErr w:type="gramStart"/>
+      <w:r>
+        <w:t>)}{</w:t>
+      </w:r>
+      <w:proofErr w:type="gramEnd"/>
+      <w:r>
+        <w:t>V_{\text{max}</w:t>
+      </w:r>
+      <w:proofErr w:type="gramStart"/>
+      <w:r>
+        <w:t>}}\</w:t>
+      </w:r>
+      <w:proofErr w:type="gramEnd"/>
+      <w:r>
+        <w:t>right)-\delta \</w:t>
       </w:r>
       <w:proofErr w:type="spellStart"/>
       <w:r>
@@ -23130,7 +25802,15 @@
       </w:r>
       <w:proofErr w:type="spellEnd"/>
       <w:r>
-        <w:t xml:space="preserve"> \Phi _{\text{alkaline}}\)</w:t>
+        <w:t xml:space="preserve"> \Phi _{\text{alkaline</w:t>
+      </w:r>
+      <w:proofErr w:type="gramStart"/>
+      <w:r>
+        <w:t>}}\</w:t>
+      </w:r>
+      <w:proofErr w:type="gramEnd"/>
+      <w:r>
+        <w:t>)</w:t>
       </w:r>
     </w:p>
     <w:p>
@@ -23145,8 +25825,13 @@
           <w:numId w:val="22"/>
         </w:numPr>
       </w:pPr>
-      <w:r>
-        <w:t>\(\kappa \) = Species-specific nitrogen absorption coefficient.</w:t>
+      <w:proofErr w:type="gramStart"/>
+      <w:r>
+        <w:t>\(</w:t>
+      </w:r>
+      <w:proofErr w:type="gramEnd"/>
+      <w:r>
+        <w:t>\kappa \) = Species-specific nitrogen absorption coefficient.</w:t>
       </w:r>
     </w:p>
     <w:p>
@@ -23157,7 +25842,15 @@
         </w:numPr>
       </w:pPr>
       <w:r>
-        <w:t>\(N_{\text{host}}\) = Current localized concentration of free host amino acid pools.</w:t>
+        <w:t>\(N_{\text{host</w:t>
+      </w:r>
+      <w:proofErr w:type="gramStart"/>
+      <w:r>
+        <w:t>}}\</w:t>
+      </w:r>
+      <w:proofErr w:type="gramEnd"/>
+      <w:r>
+        <w:t>) = Current localized concentration of free host amino acid pools.</w:t>
       </w:r>
     </w:p>
     <w:p>
@@ -23168,7 +25861,15 @@
         </w:numPr>
       </w:pPr>
       <w:r>
-        <w:t>\(V_{\text{max}}\) = Maximum structural volume limit of the visceral tissue pocket before rupture.</w:t>
+        <w:t>\(V_{\text{max</w:t>
+      </w:r>
+      <w:proofErr w:type="gramStart"/>
+      <w:r>
+        <w:t>}}\</w:t>
+      </w:r>
+      <w:proofErr w:type="gramEnd"/>
+      <w:r>
+        <w:t>) = Maximum structural volume limit of the visceral tissue pocket before rupture.</w:t>
       </w:r>
     </w:p>
     <w:p>
@@ -23178,8 +25879,13 @@
           <w:numId w:val="22"/>
         </w:numPr>
       </w:pPr>
-      <w:r>
-        <w:t>\(\delta \</w:t>
+      <w:proofErr w:type="gramStart"/>
+      <w:r>
+        <w:t>\(</w:t>
+      </w:r>
+      <w:proofErr w:type="gramEnd"/>
+      <w:r>
+        <w:t>\delta \</w:t>
       </w:r>
       <w:proofErr w:type="spellStart"/>
       <w:r>
@@ -23187,16 +25893,16 @@
       </w:r>
       <w:proofErr w:type="spellEnd"/>
       <w:r>
-        <w:t xml:space="preserve"> \Phi_{\text{alkaline}}\) = The rate of matrix breakdown driven by targeted high-pH saline flushes.</w:t>
-      </w:r>
-    </w:p>
-    <w:p>
-      <w:pPr>
-        <w:rPr>
-          <w:b/>
-          <w:bCs/>
-        </w:rPr>
-      </w:pPr>
+        <w:t xml:space="preserve"> \Phi_{\text{alkaline</w:t>
+      </w:r>
+      <w:proofErr w:type="gramStart"/>
+      <w:r>
+        <w:t>}}\</w:t>
+      </w:r>
+      <w:proofErr w:type="gramEnd"/>
+      <w:r>
+        <w:t>) = The rate of matrix breakdown driven by targeted high-pH saline flushes.</w:t>
+      </w:r>
     </w:p>
     <w:p>
       <w:pPr>
@@ -23333,7 +26039,23 @@
     <w:p/>
     <w:p>
       <w:r>
-        <w:t>\(P_{\text{total}}(g)=P_{0}\prod _{</w:t>
+        <w:t>\(P_{\text{total</w:t>
+      </w:r>
+      <w:proofErr w:type="gramStart"/>
+      <w:r>
+        <w:t>}}(</w:t>
+      </w:r>
+      <w:proofErr w:type="gramEnd"/>
+      <w:r>
+        <w:t>g)=P</w:t>
+      </w:r>
+      <w:proofErr w:type="gramStart"/>
+      <w:r>
+        <w:t>_{0}\</w:t>
+      </w:r>
+      <w:proofErr w:type="gramEnd"/>
+      <w:r>
+        <w:t>prod _{</w:t>
       </w:r>
       <w:proofErr w:type="spellStart"/>
       <w:r>
@@ -23341,7 +26063,15 @@
       </w:r>
       <w:proofErr w:type="spellEnd"/>
       <w:r>
-        <w:t>=1}^{g}\left(\</w:t>
+        <w:t>=</w:t>
+      </w:r>
+      <w:proofErr w:type="gramStart"/>
+      <w:r>
+        <w:t>1}^</w:t>
+      </w:r>
+      <w:proofErr w:type="gramEnd"/>
+      <w:r>
+        <w:t>{g}\left(\</w:t>
       </w:r>
       <w:proofErr w:type="spellStart"/>
       <w:r>
@@ -23349,9 +26079,14 @@
       </w:r>
       <w:proofErr w:type="spellEnd"/>
       <w:r>
-        <w:t>{N}_{\text{legs}}\</w:t>
+        <w:t>{N}_{\text{legs</w:t>
+      </w:r>
+      <w:proofErr w:type="gramStart"/>
+      <w:r>
+        <w:t>}}\</w:t>
       </w:r>
       <w:proofErr w:type="spellStart"/>
+      <w:proofErr w:type="gramEnd"/>
       <w:r>
         <w:t>cdot</w:t>
       </w:r>
@@ -23389,7 +26124,15 @@
       </w:r>
       <w:proofErr w:type="spellEnd"/>
       <w:r>
-        <w:t>}\right)\)</w:t>
+        <w:t>}\</w:t>
+      </w:r>
+      <w:proofErr w:type="gramStart"/>
+      <w:r>
+        <w:t>right)\</w:t>
+      </w:r>
+      <w:proofErr w:type="gramEnd"/>
+      <w:r>
+        <w:t>)</w:t>
       </w:r>
     </w:p>
     <w:p>
@@ -23413,7 +26156,15 @@
       </w:r>
       <w:proofErr w:type="spellEnd"/>
       <w:r>
-        <w:t>{N}_{\text{legs}}\) = Number of active appendicular venting ports (standardly 8 functional leg nodes).</w:t>
+        <w:t>{N}_{\text{legs</w:t>
+      </w:r>
+      <w:proofErr w:type="gramStart"/>
+      <w:r>
+        <w:t>}}\</w:t>
+      </w:r>
+      <w:proofErr w:type="gramEnd"/>
+      <w:r>
+        <w:t>) = Number of active appendicular venting ports (standardly 8 functional leg nodes).</w:t>
       </w:r>
     </w:p>
     <w:p>
@@ -23450,8 +26201,17 @@
           <w:numId w:val="23"/>
         </w:numPr>
       </w:pPr>
-      <w:r>
-        <w:t>\(\psi _{</w:t>
+      <w:proofErr w:type="gramStart"/>
+      <w:r>
+        <w:t>\(</w:t>
+      </w:r>
+      <w:proofErr w:type="gramEnd"/>
+      <w:r>
+        <w:t>\</w:t>
+      </w:r>
+      <w:proofErr w:type="gramStart"/>
+      <w:r>
+        <w:t>psi _{</w:t>
       </w:r>
       <w:proofErr w:type="spellStart"/>
       <w:r>
@@ -23459,32 +26219,39 @@
       </w:r>
       <w:proofErr w:type="spellEnd"/>
       <w:r>
-        <w:t>}\) = Metabolic maturity scaling coefficient (speed of young entering the next internal breeding loop).</w:t>
-      </w:r>
-    </w:p>
-    <w:p/>
-    <w:p/>
-    <w:p/>
-    <w:p/>
-    <w:p/>
-    <w:p/>
-    <w:p/>
-    <w:p/>
-    <w:p/>
-    <w:p/>
-    <w:p/>
-    <w:p/>
-    <w:p/>
-    <w:p/>
-    <w:p>
-      <w:pPr>
-        <w:rPr>
-          <w:b/>
-          <w:bCs/>
-        </w:rPr>
-      </w:pPr>
-      <w:r>
-        <w:rPr>
+        <w:t>}\</w:t>
+      </w:r>
+      <w:proofErr w:type="gramEnd"/>
+      <w:r>
+        <w:t>) = Metabolic maturity scaling coefficient (speed of young entering the next internal breeding loop).</w:t>
+      </w:r>
+    </w:p>
+    <w:p/>
+    <w:p/>
+    <w:p/>
+    <w:p/>
+    <w:p/>
+    <w:p/>
+    <w:p/>
+    <w:p/>
+    <w:p/>
+    <w:p/>
+    <w:p/>
+    <w:p/>
+    <w:p/>
+    <w:p/>
+    <w:p>
+      <w:pPr>
+        <w:pStyle w:val="Heading1"/>
+        <w:rPr>
+          <w:rFonts w:asciiTheme="minorHAnsi" w:hAnsiTheme="minorHAnsi"/>
+          <w:b/>
+          <w:bCs/>
+        </w:rPr>
+      </w:pPr>
+      <w:r>
+        <w:rPr>
+          <w:rFonts w:asciiTheme="minorHAnsi" w:hAnsiTheme="minorHAnsi"/>
           <w:b/>
           <w:bCs/>
         </w:rPr>
@@ -23505,7 +26272,6 @@
         <w:t>].</w:t>
       </w:r>
     </w:p>
-    <w:p/>
     <w:p/>
     <w:p/>
     <w:p/>
@@ -23957,8 +26723,17 @@
           <w:b/>
           <w:bCs/>
         </w:rPr>
-        <w:t xml:space="preserve"> [15 mg]:</w:t>
-      </w:r>
+        <w:t xml:space="preserve"> [15 </w:t>
+      </w:r>
+      <w:proofErr w:type="gramStart"/>
+      <w:r>
+        <w:rPr>
+          <w:b/>
+          <w:bCs/>
+        </w:rPr>
+        <w:t>mg]:</w:t>
+      </w:r>
+      <w:proofErr w:type="gramEnd"/>
       <w:r>
         <w:t xml:space="preserve"> High-bioavailability </w:t>
       </w:r>
@@ -24114,8 +26889,33 @@
           <w:b/>
           <w:bCs/>
         </w:rPr>
-        <w:t xml:space="preserve">                  [ Global Screening &amp; Voxel Alignment Core ]</w:t>
-      </w:r>
+        <w:t xml:space="preserve">                  </w:t>
+      </w:r>
+      <w:proofErr w:type="gramStart"/>
+      <w:r>
+        <w:rPr>
+          <w:b/>
+          <w:bCs/>
+        </w:rPr>
+        <w:t>[ Global</w:t>
+      </w:r>
+      <w:proofErr w:type="gramEnd"/>
+      <w:r>
+        <w:rPr>
+          <w:b/>
+          <w:bCs/>
+        </w:rPr>
+        <w:t xml:space="preserve"> Screening &amp; Voxel Alignment </w:t>
+      </w:r>
+      <w:proofErr w:type="gramStart"/>
+      <w:r>
+        <w:rPr>
+          <w:b/>
+          <w:bCs/>
+        </w:rPr>
+        <w:t>Core ]</w:t>
+      </w:r>
+      <w:proofErr w:type="gramEnd"/>
     </w:p>
     <w:p>
       <w:pPr>
@@ -24208,13 +27008,63 @@
           <w:bCs/>
         </w:rPr>
       </w:pPr>
-      <w:r>
-        <w:rPr>
-          <w:b/>
-          <w:bCs/>
-        </w:rPr>
-        <w:t>[ Darker / Aggressive Type A Nodes ]                [ Lighter / Latent Type B Nodes ]</w:t>
-      </w:r>
+      <w:proofErr w:type="gramStart"/>
+      <w:r>
+        <w:rPr>
+          <w:b/>
+          <w:bCs/>
+        </w:rPr>
+        <w:t>[ Darker</w:t>
+      </w:r>
+      <w:proofErr w:type="gramEnd"/>
+      <w:r>
+        <w:rPr>
+          <w:b/>
+          <w:bCs/>
+        </w:rPr>
+        <w:t xml:space="preserve"> / Aggressive Type A </w:t>
+      </w:r>
+      <w:proofErr w:type="gramStart"/>
+      <w:r>
+        <w:rPr>
+          <w:b/>
+          <w:bCs/>
+        </w:rPr>
+        <w:t>Nodes ]</w:t>
+      </w:r>
+      <w:proofErr w:type="gramEnd"/>
+      <w:r>
+        <w:rPr>
+          <w:b/>
+          <w:bCs/>
+        </w:rPr>
+        <w:t xml:space="preserve">             </w:t>
+      </w:r>
+      <w:proofErr w:type="gramStart"/>
+      <w:r>
+        <w:rPr>
+          <w:b/>
+          <w:bCs/>
+        </w:rPr>
+        <w:t xml:space="preserve">   [</w:t>
+      </w:r>
+      <w:proofErr w:type="gramEnd"/>
+      <w:r>
+        <w:rPr>
+          <w:b/>
+          <w:bCs/>
+        </w:rPr>
+        <w:t xml:space="preserve"> Lighter / Latent Type B </w:t>
+      </w:r>
+      <w:proofErr w:type="gramStart"/>
+      <w:r>
+        <w:rPr>
+          <w:b/>
+          <w:bCs/>
+        </w:rPr>
+        <w:t>Nodes ]</w:t>
+      </w:r>
+      <w:proofErr w:type="gramEnd"/>
     </w:p>
     <w:p>
       <w:pPr>
@@ -24375,8 +27225,33 @@
           <w:b/>
           <w:bCs/>
         </w:rPr>
-        <w:t xml:space="preserve">             [ Universal Baseline Stabilization Network ]</w:t>
-      </w:r>
+        <w:t xml:space="preserve">             </w:t>
+      </w:r>
+      <w:proofErr w:type="gramStart"/>
+      <w:r>
+        <w:rPr>
+          <w:b/>
+          <w:bCs/>
+        </w:rPr>
+        <w:t>[ Universal</w:t>
+      </w:r>
+      <w:proofErr w:type="gramEnd"/>
+      <w:r>
+        <w:rPr>
+          <w:b/>
+          <w:bCs/>
+        </w:rPr>
+        <w:t xml:space="preserve"> Baseline Stabilization </w:t>
+      </w:r>
+      <w:proofErr w:type="gramStart"/>
+      <w:r>
+        <w:rPr>
+          <w:b/>
+          <w:bCs/>
+        </w:rPr>
+        <w:t>Network ]</w:t>
+      </w:r>
+      <w:proofErr w:type="gramEnd"/>
     </w:p>
     <w:p>
       <w:pPr>
@@ -25843,7 +28718,15 @@
         <w:t>Pathophysiological Signature:</w:t>
       </w:r>
       <w:r>
-        <w:t xml:space="preserve"> Intense thoracic tissue compression, low-pH cytolytic fluid pooling inside myocardial walls, and elevated cardiovascular velocity gradients (p. 2).</w:t>
+        <w:t xml:space="preserve"> Intense thoracic tissue compression, </w:t>
+      </w:r>
+      <w:proofErr w:type="gramStart"/>
+      <w:r>
+        <w:t>low-pH</w:t>
+      </w:r>
+      <w:proofErr w:type="gramEnd"/>
+      <w:r>
+        <w:t xml:space="preserve"> cytolytic fluid pooling inside myocardial walls, and elevated cardiovascular velocity gradients (p. 2).</w:t>
       </w:r>
     </w:p>
     <w:p>
@@ -26768,7 +29651,15 @@
         <w:t>Bedside Containment &amp; Recovery Matrix:</w:t>
       </w:r>
       <w:r>
-        <w:t xml:space="preserve"> Operator must don a full-hood PAPR unit and 22-mil nitrile gloves. Use dual-endoscope visualization to guide out the softened vesicle sack. Fill the bone cavity with a temporary </w:t>
+        <w:t xml:space="preserve"> Operator must </w:t>
+      </w:r>
+      <w:proofErr w:type="gramStart"/>
+      <w:r>
+        <w:t>don</w:t>
+      </w:r>
+      <w:proofErr w:type="gramEnd"/>
+      <w:r>
+        <w:t xml:space="preserve"> a full-hood PAPR unit and 22-mil nitrile gloves. Use dual-endoscope visualization to guide out the softened vesicle sack. Fill the bone cavity with a temporary </w:t>
       </w:r>
       <w:r>
         <w:rPr>
@@ -29225,7 +32116,15 @@
         <w:t>:</w:t>
       </w:r>
       <w:r>
-        <w:t xml:space="preserve"> 15 mL liquid licorice extract twice daily to scrub node filters, paired with </w:t>
+        <w:t xml:space="preserve"> 15 mL liquid licorice </w:t>
+      </w:r>
+      <w:proofErr w:type="gramStart"/>
+      <w:r>
+        <w:t>extract</w:t>
+      </w:r>
+      <w:proofErr w:type="gramEnd"/>
+      <w:r>
+        <w:t xml:space="preserve"> twice daily to scrub node filters, paired with </w:t>
       </w:r>
       <w:r>
         <w:rPr>
@@ -29464,6 +32363,7 @@
     <w:p/>
     <w:p>
       <w:pPr>
+        <w:pStyle w:val="Heading1"/>
         <w:rPr>
           <w:b/>
           <w:bCs/>
@@ -29480,7 +32380,15 @@
     </w:p>
     <w:p>
       <w:r>
-        <w:t>This chapter establishes the clinical reference protocols, specialized high-density therapeutic brands, and pharmacological mechanisms for the advanced formulation tier (p. 1). These targeted biochemical interventions expand the tracking and treatment ecosystem, providing specific inhibitors for reproductive organ variations, retroviral barriers, and vector-borne transmission lines (pp. 1-2).</w:t>
+        <w:t xml:space="preserve">This chapter establishes </w:t>
+      </w:r>
+      <w:proofErr w:type="gramStart"/>
+      <w:r>
+        <w:t>the clinical</w:t>
+      </w:r>
+      <w:proofErr w:type="gramEnd"/>
+      <w:r>
+        <w:t xml:space="preserve"> reference protocols, specialized high-density therapeutic brands, and pharmacological mechanisms for the advanced formulation tier (p. 1). These targeted biochemical interventions expand the tracking and treatment ecosystem, providing specific inhibitors for reproductive organ variations, retroviral barriers, and vector-borne transmission lines (pp. 1-2).</w:t>
       </w:r>
     </w:p>
     <w:p/>
@@ -29531,24 +32439,57 @@
         <w:t>Univac IX</w:t>
       </w:r>
       <w:r>
-        <w:t xml:space="preserve"> runtime context and live tracking loops, these high-density advanced formulations are mapped onto explicit clinical targets and pharmacokinetic profiles (p. 2):</w:t>
-      </w:r>
-    </w:p>
-    <w:p/>
-    <w:p>
-      <w:pPr>
-        <w:rPr>
-          <w:b/>
-          <w:bCs/>
-        </w:rPr>
-      </w:pPr>
-      <w:r>
-        <w:rPr>
-          <w:b/>
-          <w:bCs/>
-        </w:rPr>
-        <w:t xml:space="preserve">                     [ Advanced Screening &amp; Selection Core ]</w:t>
-      </w:r>
+        <w:t xml:space="preserve"> runtime context and live tracking loops, </w:t>
+      </w:r>
+      <w:proofErr w:type="gramStart"/>
+      <w:r>
+        <w:t>these high-density</w:t>
+      </w:r>
+      <w:proofErr w:type="gramEnd"/>
+      <w:r>
+        <w:t xml:space="preserve"> advanced formulations are mapped onto explicit clinical targets and pharmacokinetic profiles (p. 2):</w:t>
+      </w:r>
+    </w:p>
+    <w:p/>
+    <w:p>
+      <w:pPr>
+        <w:rPr>
+          <w:b/>
+          <w:bCs/>
+        </w:rPr>
+      </w:pPr>
+      <w:r>
+        <w:rPr>
+          <w:b/>
+          <w:bCs/>
+        </w:rPr>
+        <w:t xml:space="preserve">                     </w:t>
+      </w:r>
+      <w:proofErr w:type="gramStart"/>
+      <w:r>
+        <w:rPr>
+          <w:b/>
+          <w:bCs/>
+        </w:rPr>
+        <w:t>[ Advanced</w:t>
+      </w:r>
+      <w:proofErr w:type="gramEnd"/>
+      <w:r>
+        <w:rPr>
+          <w:b/>
+          <w:bCs/>
+        </w:rPr>
+        <w:t xml:space="preserve"> Screening &amp; Selection </w:t>
+      </w:r>
+      <w:proofErr w:type="gramStart"/>
+      <w:r>
+        <w:rPr>
+          <w:b/>
+          <w:bCs/>
+        </w:rPr>
+        <w:t>Core ]</w:t>
+      </w:r>
+      <w:proofErr w:type="gramEnd"/>
     </w:p>
     <w:p>
       <w:pPr>
@@ -29692,7 +32633,39 @@
           <w:b/>
           <w:bCs/>
         </w:rPr>
-        <w:t xml:space="preserve"> 5,500 mg ]       [ Zhen </w:t>
+        <w:t xml:space="preserve"> 5,500 </w:t>
+      </w:r>
+      <w:proofErr w:type="gramStart"/>
+      <w:r>
+        <w:rPr>
+          <w:b/>
+          <w:bCs/>
+        </w:rPr>
+        <w:t>mg ]</w:t>
+      </w:r>
+      <w:proofErr w:type="gramEnd"/>
+      <w:r>
+        <w:rPr>
+          <w:b/>
+          <w:bCs/>
+        </w:rPr>
+        <w:t xml:space="preserve">    </w:t>
+      </w:r>
+      <w:proofErr w:type="gramStart"/>
+      <w:r>
+        <w:rPr>
+          <w:b/>
+          <w:bCs/>
+        </w:rPr>
+        <w:t xml:space="preserve">   [</w:t>
+      </w:r>
+      <w:proofErr w:type="gramEnd"/>
+      <w:r>
+        <w:rPr>
+          <w:b/>
+          <w:bCs/>
+        </w:rPr>
+        <w:t xml:space="preserve"> Zhen </w:t>
       </w:r>
       <w:r>
         <w:rPr>
@@ -29707,7 +32680,39 @@
           <w:b/>
           <w:bCs/>
         </w:rPr>
-        <w:t xml:space="preserve"> 9,000 mg ]            [ Vendula </w:t>
+        <w:t xml:space="preserve"> 9,000 </w:t>
+      </w:r>
+      <w:proofErr w:type="gramStart"/>
+      <w:r>
+        <w:rPr>
+          <w:b/>
+          <w:bCs/>
+        </w:rPr>
+        <w:t>mg ]</w:t>
+      </w:r>
+      <w:proofErr w:type="gramEnd"/>
+      <w:r>
+        <w:rPr>
+          <w:b/>
+          <w:bCs/>
+        </w:rPr>
+        <w:t xml:space="preserve">         </w:t>
+      </w:r>
+      <w:proofErr w:type="gramStart"/>
+      <w:r>
+        <w:rPr>
+          <w:b/>
+          <w:bCs/>
+        </w:rPr>
+        <w:t xml:space="preserve">   [</w:t>
+      </w:r>
+      <w:proofErr w:type="gramEnd"/>
+      <w:r>
+        <w:rPr>
+          <w:b/>
+          <w:bCs/>
+        </w:rPr>
+        <w:t xml:space="preserve"> Vendula </w:t>
       </w:r>
       <w:r>
         <w:rPr>
@@ -29722,8 +32727,17 @@
           <w:b/>
           <w:bCs/>
         </w:rPr>
-        <w:t xml:space="preserve"> 1,600 mg ]</w:t>
-      </w:r>
+        <w:t xml:space="preserve"> 1,600 </w:t>
+      </w:r>
+      <w:proofErr w:type="gramStart"/>
+      <w:r>
+        <w:rPr>
+          <w:b/>
+          <w:bCs/>
+        </w:rPr>
+        <w:t>mg ]</w:t>
+      </w:r>
+      <w:proofErr w:type="gramEnd"/>
     </w:p>
     <w:p>
       <w:pPr>
@@ -29867,7 +32881,15 @@
           <w:b/>
           <w:bCs/>
         </w:rPr>
-        <w:t xml:space="preserve">                     [ </w:t>
+        <w:t xml:space="preserve">                     </w:t>
+      </w:r>
+      <w:proofErr w:type="gramStart"/>
+      <w:r>
+        <w:rPr>
+          <w:b/>
+          <w:bCs/>
+        </w:rPr>
+        <w:t xml:space="preserve">[ </w:t>
       </w:r>
       <w:proofErr w:type="spellStart"/>
       <w:r>
@@ -29878,6 +32900,7 @@
         <w:t>SolvX</w:t>
       </w:r>
       <w:proofErr w:type="spellEnd"/>
+      <w:proofErr w:type="gramEnd"/>
       <w:r>
         <w:rPr>
           <w:b/>
@@ -29930,8 +32953,17 @@
           <w:b/>
           <w:bCs/>
         </w:rPr>
-        <w:t xml:space="preserve"> Formula ]</w:t>
-      </w:r>
+        <w:t xml:space="preserve"> </w:t>
+      </w:r>
+      <w:proofErr w:type="gramStart"/>
+      <w:r>
+        <w:rPr>
+          <w:b/>
+          <w:bCs/>
+        </w:rPr>
+        <w:t>Formula ]</w:t>
+      </w:r>
+      <w:proofErr w:type="gramEnd"/>
     </w:p>
     <w:p>
       <w:pPr>
@@ -30063,7 +33095,15 @@
         <w:t>Sexually Transmitted Infections (STIs), Sexually Transmitted Diseases (STDs), Testicular Cancer, and Ovarian Cancer</w:t>
       </w:r>
       <w:r>
-        <w:t>. The combined action of standardized ginkgolides, gingerols, and ginsenoside fractions forces high-flux saponin inundation across tight reproductive tissues, blocking local protease structures and halting metastatic axis transit.</w:t>
+        <w:t xml:space="preserve">. The combined action of standardized ginkgolides, gingerols, and ginsenoside fractions forces </w:t>
+      </w:r>
+      <w:proofErr w:type="gramStart"/>
+      <w:r>
+        <w:t>high-flux</w:t>
+      </w:r>
+      <w:proofErr w:type="gramEnd"/>
+      <w:r>
+        <w:t xml:space="preserve"> saponin inundation across tight reproductive tissues, blocking local protease structures and halting metastatic axis transit.</w:t>
       </w:r>
     </w:p>
     <w:p>
@@ -30675,7 +33715,15 @@
         <w:t>+ 5,000 mg:</w:t>
       </w:r>
       <w:r>
-        <w:t xml:space="preserve"> 1 serving daily to preserve pelvic smooth muscle ATP buffers (p. 2).</w:t>
+        <w:t xml:space="preserve"> 1 serving daily to preserve pelvic </w:t>
+      </w:r>
+      <w:proofErr w:type="gramStart"/>
+      <w:r>
+        <w:t>smooth muscle</w:t>
+      </w:r>
+      <w:proofErr w:type="gramEnd"/>
+      <w:r>
+        <w:t xml:space="preserve"> ATP buffers (p. 2).</w:t>
       </w:r>
     </w:p>
     <w:p>
@@ -31402,8 +34450,33 @@
           <w:b/>
           <w:bCs/>
         </w:rPr>
-        <w:t xml:space="preserve">                  [ Master Advanced Computational Selection Core ]</w:t>
-      </w:r>
+        <w:t xml:space="preserve">                  </w:t>
+      </w:r>
+      <w:proofErr w:type="gramStart"/>
+      <w:r>
+        <w:rPr>
+          <w:b/>
+          <w:bCs/>
+        </w:rPr>
+        <w:t>[ Master</w:t>
+      </w:r>
+      <w:proofErr w:type="gramEnd"/>
+      <w:r>
+        <w:rPr>
+          <w:b/>
+          <w:bCs/>
+        </w:rPr>
+        <w:t xml:space="preserve"> Advanced Computational Selection </w:t>
+      </w:r>
+      <w:proofErr w:type="gramStart"/>
+      <w:r>
+        <w:rPr>
+          <w:b/>
+          <w:bCs/>
+        </w:rPr>
+        <w:t>Core ]</w:t>
+      </w:r>
+      <w:proofErr w:type="gramEnd"/>
     </w:p>
     <w:p>
       <w:pPr>
@@ -31511,13 +34584,23 @@
           <w:bCs/>
         </w:rPr>
       </w:pPr>
-      <w:r>
-        <w:rPr>
-          <w:b/>
-          <w:bCs/>
-        </w:rPr>
-        <w:t xml:space="preserve">[ Corte Sal Branco </w:t>
-      </w:r>
+      <w:proofErr w:type="gramStart"/>
+      <w:r>
+        <w:rPr>
+          <w:b/>
+          <w:bCs/>
+        </w:rPr>
+        <w:t>[ Corte</w:t>
+      </w:r>
+      <w:proofErr w:type="gramEnd"/>
+      <w:r>
+        <w:rPr>
+          <w:b/>
+          <w:bCs/>
+        </w:rPr>
+        <w:t xml:space="preserve"> Sal Branco </w:t>
+      </w:r>
+      <w:proofErr w:type="gramStart"/>
       <w:r>
         <w:rPr>
           <w:rFonts w:ascii="Cambria Math" w:hAnsi="Cambria Math" w:cs="Cambria Math"/>
@@ -31531,7 +34614,31 @@
           <w:b/>
           <w:bCs/>
         </w:rPr>
-        <w:t xml:space="preserve"> ]           [ </w:t>
+        <w:t xml:space="preserve"> ]</w:t>
+      </w:r>
+      <w:proofErr w:type="gramEnd"/>
+      <w:r>
+        <w:rPr>
+          <w:b/>
+          <w:bCs/>
+        </w:rPr>
+        <w:t xml:space="preserve">        </w:t>
+      </w:r>
+      <w:proofErr w:type="gramStart"/>
+      <w:r>
+        <w:rPr>
+          <w:b/>
+          <w:bCs/>
+        </w:rPr>
+        <w:t xml:space="preserve">   [</w:t>
+      </w:r>
+      <w:proofErr w:type="gramEnd"/>
+      <w:r>
+        <w:rPr>
+          <w:b/>
+          <w:bCs/>
+        </w:rPr>
+        <w:t xml:space="preserve"> </w:t>
       </w:r>
       <w:proofErr w:type="spellStart"/>
       <w:r>
@@ -31562,7 +34669,39 @@
           <w:b/>
           <w:bCs/>
         </w:rPr>
-        <w:t xml:space="preserve"> 1,415 mg ]           [ Carnivore </w:t>
+        <w:t xml:space="preserve"> 1,415 </w:t>
+      </w:r>
+      <w:proofErr w:type="gramStart"/>
+      <w:r>
+        <w:rPr>
+          <w:b/>
+          <w:bCs/>
+        </w:rPr>
+        <w:t>mg ]</w:t>
+      </w:r>
+      <w:proofErr w:type="gramEnd"/>
+      <w:r>
+        <w:rPr>
+          <w:b/>
+          <w:bCs/>
+        </w:rPr>
+        <w:t xml:space="preserve">        </w:t>
+      </w:r>
+      <w:proofErr w:type="gramStart"/>
+      <w:r>
+        <w:rPr>
+          <w:b/>
+          <w:bCs/>
+        </w:rPr>
+        <w:t xml:space="preserve">   [</w:t>
+      </w:r>
+      <w:proofErr w:type="gramEnd"/>
+      <w:r>
+        <w:rPr>
+          <w:b/>
+          <w:bCs/>
+        </w:rPr>
+        <w:t xml:space="preserve"> Carnivore </w:t>
       </w:r>
       <w:r>
         <w:rPr>
@@ -31577,8 +34716,17 @@
           <w:b/>
           <w:bCs/>
         </w:rPr>
-        <w:t>+ Matrix ]</w:t>
-      </w:r>
+        <w:t xml:space="preserve">+ </w:t>
+      </w:r>
+      <w:proofErr w:type="gramStart"/>
+      <w:r>
+        <w:rPr>
+          <w:b/>
+          <w:bCs/>
+        </w:rPr>
+        <w:t>Matrix ]</w:t>
+      </w:r>
+      <w:proofErr w:type="gramEnd"/>
     </w:p>
     <w:p>
       <w:pPr>
@@ -31703,7 +34851,15 @@
         <w:t>Calcium, Magnesium, and Zinc</w:t>
       </w:r>
       <w:r>
-        <w:t>. It acts as a heavy-duty visceral antacid and systemic fluid buffer, neutralizing local low-pH cytolytic acidosis fields, coating raw mucosal linings, and preventing micro-hemorrhages across exposed tissue gaps.</w:t>
+        <w:t xml:space="preserve">. It acts as a heavy-duty visceral antacid and systemic fluid buffer, neutralizing local </w:t>
+      </w:r>
+      <w:proofErr w:type="gramStart"/>
+      <w:r>
+        <w:t>low-pH</w:t>
+      </w:r>
+      <w:proofErr w:type="gramEnd"/>
+      <w:r>
+        <w:t xml:space="preserve"> cytolytic acidosis fields, coating raw mucosal linings, and preventing micro-hemorrhages across exposed tissue gaps.</w:t>
       </w:r>
     </w:p>
     <w:p>
@@ -31751,6 +34907,7 @@
     </w:p>
     <w:p>
       <w:pPr>
+        <w:pStyle w:val="Heading1"/>
         <w:rPr>
           <w:b/>
           <w:bCs/>
@@ -31956,22 +35113,6 @@
           <w:bCs/>
         </w:rPr>
       </w:pPr>
-    </w:p>
-    <w:p>
-      <w:pPr>
-        <w:rPr>
-          <w:b/>
-          <w:bCs/>
-        </w:rPr>
-      </w:pPr>
-    </w:p>
-    <w:p>
-      <w:pPr>
-        <w:rPr>
-          <w:b/>
-          <w:bCs/>
-        </w:rPr>
-      </w:pPr>
       <w:r>
         <w:rPr>
           <w:b/>
@@ -32016,8 +35157,33 @@
           <w:b/>
           <w:bCs/>
         </w:rPr>
-        <w:t xml:space="preserve">       [ Complete Evacuation / Cavity Verification ]</w:t>
-      </w:r>
+        <w:t xml:space="preserve">       </w:t>
+      </w:r>
+      <w:proofErr w:type="gramStart"/>
+      <w:r>
+        <w:rPr>
+          <w:b/>
+          <w:bCs/>
+        </w:rPr>
+        <w:t>[ Complete</w:t>
+      </w:r>
+      <w:proofErr w:type="gramEnd"/>
+      <w:r>
+        <w:rPr>
+          <w:b/>
+          <w:bCs/>
+        </w:rPr>
+        <w:t xml:space="preserve"> Evacuation / Cavity </w:t>
+      </w:r>
+      <w:proofErr w:type="gramStart"/>
+      <w:r>
+        <w:rPr>
+          <w:b/>
+          <w:bCs/>
+        </w:rPr>
+        <w:t>Verification ]</w:t>
+      </w:r>
+      <w:proofErr w:type="gramEnd"/>
     </w:p>
     <w:p>
       <w:pPr>
@@ -32076,7 +35242,23 @@
           <w:b/>
           <w:bCs/>
         </w:rPr>
-        <w:t xml:space="preserve">       [ Pressurized Retrograde Antiseptic Wash (</w:t>
+        <w:t xml:space="preserve">       </w:t>
+      </w:r>
+      <w:proofErr w:type="gramStart"/>
+      <w:r>
+        <w:rPr>
+          <w:b/>
+          <w:bCs/>
+        </w:rPr>
+        <w:t>[ Pressurized</w:t>
+      </w:r>
+      <w:proofErr w:type="gramEnd"/>
+      <w:r>
+        <w:rPr>
+          <w:b/>
+          <w:bCs/>
+        </w:rPr>
+        <w:t xml:space="preserve"> Retrograde Antiseptic Wash (</w:t>
       </w:r>
       <w:proofErr w:type="spellStart"/>
       <w:r>
@@ -32092,8 +35274,17 @@
           <w:b/>
           <w:bCs/>
         </w:rPr>
-        <w:t xml:space="preserve"> Formula) ]</w:t>
-      </w:r>
+        <w:t xml:space="preserve"> Formula</w:t>
+      </w:r>
+      <w:proofErr w:type="gramStart"/>
+      <w:r>
+        <w:rPr>
+          <w:b/>
+          <w:bCs/>
+        </w:rPr>
+        <w:t>) ]</w:t>
+      </w:r>
+      <w:proofErr w:type="gramEnd"/>
     </w:p>
     <w:p>
       <w:pPr>
@@ -32152,7 +35343,15 @@
           <w:b/>
           <w:bCs/>
         </w:rPr>
-        <w:t xml:space="preserve">       [ Carnivore </w:t>
+        <w:t xml:space="preserve">       </w:t>
+      </w:r>
+      <w:proofErr w:type="gramStart"/>
+      <w:r>
+        <w:rPr>
+          <w:b/>
+          <w:bCs/>
+        </w:rPr>
+        <w:t xml:space="preserve">[ Carnivore </w:t>
       </w:r>
       <w:r>
         <w:rPr>
@@ -32162,13 +35361,23 @@
         </w:rPr>
         <w:t>℞</w:t>
       </w:r>
-      <w:r>
-        <w:rPr>
-          <w:b/>
-          <w:bCs/>
-        </w:rPr>
-        <w:t>+ Multi-Daily Amino Acid Inundation ]</w:t>
-      </w:r>
+      <w:proofErr w:type="gramEnd"/>
+      <w:r>
+        <w:rPr>
+          <w:b/>
+          <w:bCs/>
+        </w:rPr>
+        <w:t xml:space="preserve">+ Multi-Daily Amino Acid </w:t>
+      </w:r>
+      <w:proofErr w:type="gramStart"/>
+      <w:r>
+        <w:rPr>
+          <w:b/>
+          <w:bCs/>
+        </w:rPr>
+        <w:t>Inundation ]</w:t>
+      </w:r>
+      <w:proofErr w:type="gramEnd"/>
     </w:p>
     <w:p>
       <w:pPr>
@@ -32227,7 +35436,15 @@
           <w:b/>
           <w:bCs/>
         </w:rPr>
-        <w:t xml:space="preserve">       [ </w:t>
+        <w:t xml:space="preserve">       </w:t>
+      </w:r>
+      <w:proofErr w:type="gramStart"/>
+      <w:r>
+        <w:rPr>
+          <w:b/>
+          <w:bCs/>
+        </w:rPr>
+        <w:t xml:space="preserve">[ </w:t>
       </w:r>
       <w:proofErr w:type="spellStart"/>
       <w:r>
@@ -32253,13 +35470,23 @@
         </w:rPr>
         <w:t>℞</w:t>
       </w:r>
-      <w:r>
-        <w:rPr>
-          <w:b/>
-          <w:bCs/>
-        </w:rPr>
-        <w:t>++ (970 mg / 1,090 mg) Myelin Repair Matrix ]</w:t>
-      </w:r>
+      <w:proofErr w:type="gramEnd"/>
+      <w:r>
+        <w:rPr>
+          <w:b/>
+          <w:bCs/>
+        </w:rPr>
+        <w:t xml:space="preserve">++ (970 mg / 1,090 mg) Myelin Repair </w:t>
+      </w:r>
+      <w:proofErr w:type="gramStart"/>
+      <w:r>
+        <w:rPr>
+          <w:b/>
+          <w:bCs/>
+        </w:rPr>
+        <w:t>Matrix ]</w:t>
+      </w:r>
+      <w:proofErr w:type="gramEnd"/>
     </w:p>
     <w:p/>
     <w:p>
@@ -32639,7 +35866,15 @@
     </w:p>
     <w:p>
       <w:r>
-        <w:t xml:space="preserve">A common error in oncology and virology tracking is terminating therapeutic support the moment a superficial skin lesion clears or blood potassium levels flatten. Because latent, microscopic interstitial </w:t>
+        <w:t xml:space="preserve">A common error in oncology and virology tracking is terminating therapeutic support the moment a superficial skin lesion </w:t>
+      </w:r>
+      <w:proofErr w:type="gramStart"/>
+      <w:r>
+        <w:t>clears</w:t>
+      </w:r>
+      <w:proofErr w:type="gramEnd"/>
+      <w:r>
+        <w:t xml:space="preserve"> or blood potassium levels flatten. Because latent, microscopic interstitial </w:t>
       </w:r>
       <w:proofErr w:type="spellStart"/>
       <w:r>
@@ -32691,6 +35926,7 @@
     <w:p/>
     <w:p>
       <w:pPr>
+        <w:pStyle w:val="Heading1"/>
         <w:rPr>
           <w:b/>
           <w:bCs/>
@@ -33001,7 +36237,15 @@
         <w:t>Frontiers in Zoology</w:t>
       </w:r>
       <w:r>
-        <w:t xml:space="preserve">. 2018;15:7. </w:t>
+        <w:t xml:space="preserve">. </w:t>
+      </w:r>
+      <w:proofErr w:type="gramStart"/>
+      <w:r>
+        <w:t>2018;15:7</w:t>
+      </w:r>
+      <w:proofErr w:type="gramEnd"/>
+      <w:r>
+        <w:t xml:space="preserve">. </w:t>
       </w:r>
       <w:r>
         <w:rPr>
@@ -33023,7 +36267,7 @@
       <w:r>
         <w:t xml:space="preserve"> </w:t>
       </w:r>
-      <w:hyperlink r:id="rId14" w:tgtFrame="_blank" w:history="1">
+      <w:hyperlink r:id="rId15" w:tgtFrame="_blank" w:history="1">
         <w:r>
           <w:rPr>
             <w:rStyle w:val="Hyperlink"/>
@@ -33096,7 +36340,7 @@
       <w:r>
         <w:t xml:space="preserve"> </w:t>
       </w:r>
-      <w:hyperlink r:id="rId15" w:tgtFrame="_blank" w:history="1">
+      <w:hyperlink r:id="rId16" w:tgtFrame="_blank" w:history="1">
         <w:r>
           <w:rPr>
             <w:rStyle w:val="Hyperlink"/>
@@ -33194,86 +36438,6 @@
           <w:bCs/>
         </w:rPr>
         <w:t>[PMID: 36131006]</w:t>
-      </w:r>
-      <w:r>
-        <w:br/>
-      </w:r>
-      <w:r>
-        <w:rPr>
-          <w:i/>
-          <w:iCs/>
-        </w:rPr>
-        <w:t>Authoritative URL:</w:t>
-      </w:r>
-      <w:r>
-        <w:t xml:space="preserve"> </w:t>
-      </w:r>
-      <w:hyperlink r:id="rId16" w:tgtFrame="_blank" w:history="1">
-        <w:r>
-          <w:rPr>
-            <w:rStyle w:val="Hyperlink"/>
-          </w:rPr>
-          <w:t>nih.gov</w:t>
-        </w:r>
-      </w:hyperlink>
-      <w:r>
-        <w:t xml:space="preserve"> [</w:t>
-      </w:r>
-      <w:proofErr w:type="spellStart"/>
-      <w:r>
-        <w:t>site:gov</w:t>
-      </w:r>
-      <w:proofErr w:type="spellEnd"/>
-      <w:r>
-        <w:t>]</w:t>
-      </w:r>
-      <w:r>
-        <w:br/>
-      </w:r>
-      <w:r>
-        <w:rPr>
-          <w:i/>
-          <w:iCs/>
-        </w:rPr>
-        <w:t>Pathophysiological Application:</w:t>
-      </w:r>
-      <w:r>
-        <w:t xml:space="preserve"> Baseline pixel datasets used to train computer vision models and calibrate 3D tensor co-registration matrices for identifying marine-derived phenotypes.</w:t>
-      </w:r>
-    </w:p>
-    <w:p>
-      <w:pPr>
-        <w:numPr>
-          <w:ilvl w:val="0"/>
-          <w:numId w:val="72"/>
-        </w:numPr>
-      </w:pPr>
-      <w:r>
-        <w:rPr>
-          <w:b/>
-          <w:bCs/>
-        </w:rPr>
-        <w:t>Brennan DD, et al.</w:t>
-      </w:r>
-      <w:r>
-        <w:t xml:space="preserve"> Microscopic anatomy of Pycnogonida: II. Digestive system, glandular networks, and appendicular structural grids. </w:t>
-      </w:r>
-      <w:r>
-        <w:rPr>
-          <w:i/>
-          <w:iCs/>
-        </w:rPr>
-        <w:t>Journal of Morphology</w:t>
-      </w:r>
-      <w:r>
-        <w:t xml:space="preserve">. 2007;268(11):976-996. </w:t>
-      </w:r>
-      <w:r>
-        <w:rPr>
-          <w:b/>
-          <w:bCs/>
-        </w:rPr>
-        <w:t>[PMID: 17786969]</w:t>
       </w:r>
       <w:r>
         <w:br/>
@@ -33318,71 +36482,14 @@
         <w:t>Pathophysiological Application:</w:t>
       </w:r>
       <w:r>
-        <w:t xml:space="preserve"> Histological verification of </w:t>
-      </w:r>
-      <w:proofErr w:type="spellStart"/>
-      <w:r>
-        <w:t>coxal</w:t>
-      </w:r>
-      <w:proofErr w:type="spellEnd"/>
-      <w:r>
-        <w:t xml:space="preserve"> gonopore venting ports and multi-generational nested breeding structures inside jointed limbs.</w:t>
-      </w:r>
-    </w:p>
-    <w:p/>
-    <w:p/>
-    <w:p/>
-    <w:p/>
-    <w:p>
-      <w:pPr>
-        <w:rPr>
-          <w:b/>
-          <w:bCs/>
-        </w:rPr>
-      </w:pPr>
-      <w:r>
-        <w:rPr>
-          <w:b/>
-          <w:bCs/>
-        </w:rPr>
-        <w:lastRenderedPageBreak/>
-        <w:t>II. Biophysical Virology, Packaging Motors, and Phage Mechanics</w:t>
-      </w:r>
-    </w:p>
-    <w:p>
-      <w:r>
-        <w:t>These references establish the biophysical baselines for bacteriophage assembly, documenting the high-pressure encapsulation of the genome, the function of the portal complex, and the enzymatic endolysin/</w:t>
-      </w:r>
-      <w:proofErr w:type="spellStart"/>
-      <w:r>
-        <w:t>holin</w:t>
-      </w:r>
-      <w:proofErr w:type="spellEnd"/>
-      <w:r>
-        <w:t xml:space="preserve"> lysis mechanics [</w:t>
-      </w:r>
-      <w:proofErr w:type="spellStart"/>
-      <w:r>
-        <w:t>site:gov</w:t>
-      </w:r>
-      <w:proofErr w:type="spellEnd"/>
-      <w:r>
-        <w:t xml:space="preserve">, </w:t>
-      </w:r>
-      <w:proofErr w:type="spellStart"/>
-      <w:r>
-        <w:t>site:edu</w:t>
-      </w:r>
-      <w:proofErr w:type="spellEnd"/>
-      <w:r>
-        <w:t>].</w:t>
+        <w:t xml:space="preserve"> Baseline pixel datasets used to train computer vision models and calibrate 3D tensor co-registration matrices for identifying marine-derived phenotypes.</w:t>
       </w:r>
     </w:p>
     <w:p>
       <w:pPr>
         <w:numPr>
           <w:ilvl w:val="0"/>
-          <w:numId w:val="73"/>
+          <w:numId w:val="72"/>
         </w:numPr>
       </w:pPr>
       <w:r>
@@ -33390,27 +36497,35 @@
           <w:b/>
           <w:bCs/>
         </w:rPr>
-        <w:t>Smith DE, Tans SJ, Smith SB, et al.</w:t>
-      </w:r>
-      <w:r>
-        <w:t xml:space="preserve"> The bacteriophage straight-chain packaging motor handles extreme internal pressures. </w:t>
+        <w:t>Brennan DD, et al.</w:t>
+      </w:r>
+      <w:r>
+        <w:t xml:space="preserve"> </w:t>
+      </w:r>
+      <w:proofErr w:type="gramStart"/>
+      <w:r>
+        <w:t>Microscopic</w:t>
+      </w:r>
+      <w:proofErr w:type="gramEnd"/>
+      <w:r>
+        <w:t xml:space="preserve"> anatomy of Pycnogonida: II. Digestive system, glandular networks, and appendicular structural grids. </w:t>
       </w:r>
       <w:r>
         <w:rPr>
           <w:i/>
           <w:iCs/>
         </w:rPr>
-        <w:t>Proceedings of the National Academy of Sciences (PNAS)</w:t>
-      </w:r>
-      <w:r>
-        <w:t xml:space="preserve">. 2001;98(24):13473-13478. </w:t>
-      </w:r>
-      <w:r>
-        <w:rPr>
-          <w:b/>
-          <w:bCs/>
-        </w:rPr>
-        <w:t>[PMID: 11717417]</w:t>
+        <w:t>Journal of Morphology</w:t>
+      </w:r>
+      <w:r>
+        <w:t xml:space="preserve">. 2007;268(11):976-996. </w:t>
+      </w:r>
+      <w:r>
+        <w:rPr>
+          <w:b/>
+          <w:bCs/>
+        </w:rPr>
+        <w:t>[PMID: 17786969]</w:t>
       </w:r>
       <w:r>
         <w:br/>
@@ -33455,17 +36570,64 @@
         <w:t>Pathophysiological Application:</w:t>
       </w:r>
       <w:r>
-        <w:t xml:space="preserve"> Biophysical data confirming capsid pressure thresholds exceeding </w:t>
-      </w:r>
-      <w:r>
-        <w:rPr>
-          <w:b/>
-          <w:bCs/>
-        </w:rPr>
-        <w:t>60 atmospheres</w:t>
-      </w:r>
-      <w:r>
-        <w:t>, which drive high-velocity injection mechanisms.</w:t>
+        <w:t xml:space="preserve"> Histological verification of </w:t>
+      </w:r>
+      <w:proofErr w:type="spellStart"/>
+      <w:r>
+        <w:t>coxal</w:t>
+      </w:r>
+      <w:proofErr w:type="spellEnd"/>
+      <w:r>
+        <w:t xml:space="preserve"> gonopore venting ports and multi-generational nested breeding structures inside jointed limbs.</w:t>
+      </w:r>
+    </w:p>
+    <w:p/>
+    <w:p/>
+    <w:p/>
+    <w:p/>
+    <w:p>
+      <w:pPr>
+        <w:rPr>
+          <w:b/>
+          <w:bCs/>
+        </w:rPr>
+      </w:pPr>
+      <w:r>
+        <w:rPr>
+          <w:b/>
+          <w:bCs/>
+        </w:rPr>
+        <w:lastRenderedPageBreak/>
+        <w:t>II. Biophysical Virology, Packaging Motors, and Phage Mechanics</w:t>
+      </w:r>
+    </w:p>
+    <w:p>
+      <w:r>
+        <w:t>These references establish the biophysical baselines for bacteriophage assembly, documenting the high-pressure encapsulation of the genome, the function of the portal complex, and the enzymatic endolysin/</w:t>
+      </w:r>
+      <w:proofErr w:type="spellStart"/>
+      <w:r>
+        <w:t>holin</w:t>
+      </w:r>
+      <w:proofErr w:type="spellEnd"/>
+      <w:r>
+        <w:t xml:space="preserve"> lysis mechanics [</w:t>
+      </w:r>
+      <w:proofErr w:type="spellStart"/>
+      <w:r>
+        <w:t>site:gov</w:t>
+      </w:r>
+      <w:proofErr w:type="spellEnd"/>
+      <w:r>
+        <w:t xml:space="preserve">, </w:t>
+      </w:r>
+      <w:proofErr w:type="spellStart"/>
+      <w:r>
+        <w:t>site:edu</w:t>
+      </w:r>
+      <w:proofErr w:type="spellEnd"/>
+      <w:r>
+        <w:t>].</w:t>
       </w:r>
     </w:p>
     <w:p>
@@ -33480,20 +36642,27 @@
           <w:b/>
           <w:bCs/>
         </w:rPr>
-        <w:t>Catalano CE.</w:t>
-      </w:r>
-      <w:r>
-        <w:t xml:space="preserve"> Viral Genome Packaging Motors: An Engineering Triumph of Molecular Machinery. </w:t>
+        <w:t>Smith DE, Tans SJ, Smith SB, et al.</w:t>
+      </w:r>
+      <w:r>
+        <w:t xml:space="preserve"> The bacteriophage straight-chain packaging motor handles extreme internal pressures. </w:t>
       </w:r>
       <w:r>
         <w:rPr>
           <w:i/>
           <w:iCs/>
         </w:rPr>
-        <w:t>University of Colorado Skaggs School of Pharmacy Research</w:t>
-      </w:r>
-      <w:r>
-        <w:t>.</w:t>
+        <w:t>Proceedings of the National Academy of Sciences (PNAS)</w:t>
+      </w:r>
+      <w:r>
+        <w:t xml:space="preserve">. 2001;98(24):13473-13478. </w:t>
+      </w:r>
+      <w:r>
+        <w:rPr>
+          <w:b/>
+          <w:bCs/>
+        </w:rPr>
+        <w:t>[PMID: 11717417]</w:t>
       </w:r>
       <w:r>
         <w:br/>
@@ -33509,6 +36678,89 @@
         <w:t xml:space="preserve"> </w:t>
       </w:r>
       <w:hyperlink r:id="rId19" w:tgtFrame="_blank" w:history="1">
+        <w:r>
+          <w:rPr>
+            <w:rStyle w:val="Hyperlink"/>
+          </w:rPr>
+          <w:t>nih.gov</w:t>
+        </w:r>
+      </w:hyperlink>
+      <w:r>
+        <w:t xml:space="preserve"> [</w:t>
+      </w:r>
+      <w:proofErr w:type="spellStart"/>
+      <w:r>
+        <w:t>site:gov</w:t>
+      </w:r>
+      <w:proofErr w:type="spellEnd"/>
+      <w:r>
+        <w:t>]</w:t>
+      </w:r>
+      <w:r>
+        <w:br/>
+      </w:r>
+      <w:r>
+        <w:rPr>
+          <w:i/>
+          <w:iCs/>
+        </w:rPr>
+        <w:t>Pathophysiological Application:</w:t>
+      </w:r>
+      <w:r>
+        <w:t xml:space="preserve"> Biophysical data confirming capsid pressure thresholds exceeding </w:t>
+      </w:r>
+      <w:r>
+        <w:rPr>
+          <w:b/>
+          <w:bCs/>
+        </w:rPr>
+        <w:t>60 atmospheres</w:t>
+      </w:r>
+      <w:r>
+        <w:t>, which drive high-velocity injection mechanisms.</w:t>
+      </w:r>
+    </w:p>
+    <w:p>
+      <w:pPr>
+        <w:numPr>
+          <w:ilvl w:val="0"/>
+          <w:numId w:val="73"/>
+        </w:numPr>
+      </w:pPr>
+      <w:r>
+        <w:rPr>
+          <w:b/>
+          <w:bCs/>
+        </w:rPr>
+        <w:t>Catalano CE.</w:t>
+      </w:r>
+      <w:r>
+        <w:t xml:space="preserve"> Viral Genome Packaging Motors: An Engineering Triumph of Molecular Machinery. </w:t>
+      </w:r>
+      <w:r>
+        <w:rPr>
+          <w:i/>
+          <w:iCs/>
+        </w:rPr>
+        <w:t>University of Colorado Skaggs School of Pharmacy Research</w:t>
+      </w:r>
+      <w:r>
+        <w:t>.</w:t>
+      </w:r>
+      <w:r>
+        <w:br/>
+      </w:r>
+      <w:r>
+        <w:rPr>
+          <w:i/>
+          <w:iCs/>
+        </w:rPr>
+        <w:t>Authoritative URL:</w:t>
+      </w:r>
+      <w:r>
+        <w:t xml:space="preserve"> </w:t>
+      </w:r>
+      <w:hyperlink r:id="rId20" w:tgtFrame="_blank" w:history="1">
         <w:r>
           <w:rPr>
             <w:rStyle w:val="Hyperlink"/>
@@ -33596,7 +36848,7 @@
       <w:r>
         <w:t xml:space="preserve"> </w:t>
       </w:r>
-      <w:hyperlink r:id="rId20" w:tgtFrame="_blank" w:history="1">
+      <w:hyperlink r:id="rId21" w:tgtFrame="_blank" w:history="1">
         <w:r>
           <w:rPr>
             <w:rStyle w:val="Hyperlink"/>
@@ -33714,7 +36966,7 @@
       <w:r>
         <w:t xml:space="preserve"> </w:t>
       </w:r>
-      <w:hyperlink r:id="rId21" w:tgtFrame="_blank" w:history="1">
+      <w:hyperlink r:id="rId22" w:tgtFrame="_blank" w:history="1">
         <w:r>
           <w:rPr>
             <w:rStyle w:val="Hyperlink"/>
@@ -33787,7 +37039,7 @@
       <w:r>
         <w:t xml:space="preserve"> </w:t>
       </w:r>
-      <w:hyperlink r:id="rId22" w:tgtFrame="_blank" w:history="1">
+      <w:hyperlink r:id="rId23" w:tgtFrame="_blank" w:history="1">
         <w:r>
           <w:rPr>
             <w:rStyle w:val="Hyperlink"/>
@@ -33860,7 +37112,7 @@
       <w:r>
         <w:t xml:space="preserve"> </w:t>
       </w:r>
-      <w:hyperlink r:id="rId23" w:tgtFrame="_blank" w:history="1">
+      <w:hyperlink r:id="rId24" w:tgtFrame="_blank" w:history="1">
         <w:r>
           <w:rPr>
             <w:rStyle w:val="Hyperlink"/>
@@ -34049,7 +37301,15 @@
         <w:t>Minnesota Law Review</w:t>
       </w:r>
       <w:r>
-        <w:t>. 2024;109:75.</w:t>
+        <w:t xml:space="preserve">. </w:t>
+      </w:r>
+      <w:proofErr w:type="gramStart"/>
+      <w:r>
+        <w:t>2024;109:75</w:t>
+      </w:r>
+      <w:proofErr w:type="gramEnd"/>
+      <w:r>
+        <w:t>.</w:t>
       </w:r>
       <w:r>
         <w:br/>
@@ -34064,7 +37324,7 @@
       <w:r>
         <w:t xml:space="preserve"> </w:t>
       </w:r>
-      <w:hyperlink r:id="rId24" w:tgtFrame="_blank" w:history="1">
+      <w:hyperlink r:id="rId25" w:tgtFrame="_blank" w:history="1">
         <w:r>
           <w:rPr>
             <w:rStyle w:val="Hyperlink"/>
@@ -34122,7 +37382,15 @@
         <w:t>Korean Journal of Radiology</w:t>
       </w:r>
       <w:r>
-        <w:t>. 2013;69:385.</w:t>
+        <w:t xml:space="preserve">. </w:t>
+      </w:r>
+      <w:proofErr w:type="gramStart"/>
+      <w:r>
+        <w:t>2013;69:385</w:t>
+      </w:r>
+      <w:proofErr w:type="gramEnd"/>
+      <w:r>
+        <w:t>.</w:t>
       </w:r>
       <w:r>
         <w:br/>
@@ -34244,7 +37512,15 @@
         <w:t>National Science Foundation (NSF).</w:t>
       </w:r>
       <w:r>
-        <w:t xml:space="preserve"> NSF expanding national AI infrastructure with new data systems and computing resources for multi-organ fluid network modeling. </w:t>
+        <w:t xml:space="preserve"> NSF </w:t>
+      </w:r>
+      <w:proofErr w:type="gramStart"/>
+      <w:r>
+        <w:t>expanding</w:t>
+      </w:r>
+      <w:proofErr w:type="gramEnd"/>
+      <w:r>
+        <w:t xml:space="preserve"> national AI infrastructure with new data systems and computing resources for multi-organ fluid network modeling. </w:t>
       </w:r>
       <w:r>
         <w:rPr>
@@ -34269,7 +37545,7 @@
       <w:r>
         <w:t xml:space="preserve"> </w:t>
       </w:r>
-      <w:hyperlink r:id="rId25" w:tgtFrame="_blank" w:history="1">
+      <w:hyperlink r:id="rId26" w:tgtFrame="_blank" w:history="1">
         <w:r>
           <w:rPr>
             <w:rStyle w:val="Hyperlink"/>
@@ -34342,7 +37618,7 @@
       <w:r>
         <w:t xml:space="preserve"> </w:t>
       </w:r>
-      <w:hyperlink r:id="rId26" w:tgtFrame="_blank" w:history="1">
+      <w:hyperlink r:id="rId27" w:tgtFrame="_blank" w:history="1">
         <w:r>
           <w:rPr>
             <w:rStyle w:val="Hyperlink"/>
@@ -34399,6 +37675,7 @@
     <w:p/>
     <w:p>
       <w:pPr>
+        <w:pStyle w:val="Heading1"/>
         <w:rPr>
           <w:b/>
           <w:bCs/>
@@ -34585,8 +37862,33 @@
           <w:b/>
           <w:bCs/>
         </w:rPr>
-        <w:t xml:space="preserve">               [ National Invertebrate Data Vault Ingestion ]</w:t>
-      </w:r>
+        <w:t xml:space="preserve">               </w:t>
+      </w:r>
+      <w:proofErr w:type="gramStart"/>
+      <w:r>
+        <w:rPr>
+          <w:b/>
+          <w:bCs/>
+        </w:rPr>
+        <w:t>[ National</w:t>
+      </w:r>
+      <w:proofErr w:type="gramEnd"/>
+      <w:r>
+        <w:rPr>
+          <w:b/>
+          <w:bCs/>
+        </w:rPr>
+        <w:t xml:space="preserve"> Invertebrate Data Vault </w:t>
+      </w:r>
+      <w:proofErr w:type="gramStart"/>
+      <w:r>
+        <w:rPr>
+          <w:b/>
+          <w:bCs/>
+        </w:rPr>
+        <w:t>Ingestion ]</w:t>
+      </w:r>
+      <w:proofErr w:type="gramEnd"/>
     </w:p>
     <w:p>
       <w:pPr>
@@ -34684,8 +37986,49 @@
           <w:b/>
           <w:bCs/>
         </w:rPr>
-        <w:t>[ NOAA Ocean Exploration Fact Base ]              [ Smithsonian Specimen Registry ]</w:t>
-      </w:r>
+        <w:t xml:space="preserve">[ NOAA Ocean Exploration Fact </w:t>
+      </w:r>
+      <w:proofErr w:type="gramStart"/>
+      <w:r>
+        <w:rPr>
+          <w:b/>
+          <w:bCs/>
+        </w:rPr>
+        <w:t>Base ]</w:t>
+      </w:r>
+      <w:proofErr w:type="gramEnd"/>
+      <w:r>
+        <w:rPr>
+          <w:b/>
+          <w:bCs/>
+        </w:rPr>
+        <w:t xml:space="preserve">           </w:t>
+      </w:r>
+      <w:proofErr w:type="gramStart"/>
+      <w:r>
+        <w:rPr>
+          <w:b/>
+          <w:bCs/>
+        </w:rPr>
+        <w:t xml:space="preserve">   [</w:t>
+      </w:r>
+      <w:proofErr w:type="gramEnd"/>
+      <w:r>
+        <w:rPr>
+          <w:b/>
+          <w:bCs/>
+        </w:rPr>
+        <w:t xml:space="preserve"> Smithsonian Specimen </w:t>
+      </w:r>
+      <w:proofErr w:type="gramStart"/>
+      <w:r>
+        <w:rPr>
+          <w:b/>
+          <w:bCs/>
+        </w:rPr>
+        <w:t>Registry ]</w:t>
+      </w:r>
+      <w:proofErr w:type="gramEnd"/>
     </w:p>
     <w:p>
       <w:pPr>
@@ -34886,7 +38229,7 @@
       <w:r>
         <w:t xml:space="preserve"> </w:t>
       </w:r>
-      <w:hyperlink r:id="rId27" w:tgtFrame="_blank" w:history="1">
+      <w:hyperlink r:id="rId28" w:tgtFrame="_blank" w:history="1">
         <w:r>
           <w:rPr>
             <w:rStyle w:val="Hyperlink"/>
@@ -34968,7 +38311,15 @@
         <w:t>Frontiers in Zoology</w:t>
       </w:r>
       <w:r>
-        <w:t xml:space="preserve">. 2018;15:7. </w:t>
+        <w:t xml:space="preserve">. </w:t>
+      </w:r>
+      <w:proofErr w:type="gramStart"/>
+      <w:r>
+        <w:t>2018;15:7</w:t>
+      </w:r>
+      <w:proofErr w:type="gramEnd"/>
+      <w:r>
+        <w:t xml:space="preserve">. </w:t>
       </w:r>
       <w:r>
         <w:rPr>
@@ -34976,118 +38327,6 @@
           <w:bCs/>
         </w:rPr>
         <w:t>[PMID: 29563962]</w:t>
-      </w:r>
-      <w:r>
-        <w:br/>
-      </w:r>
-      <w:r>
-        <w:rPr>
-          <w:i/>
-          <w:iCs/>
-        </w:rPr>
-        <w:t>Authoritative Source:</w:t>
-      </w:r>
-      <w:r>
-        <w:t xml:space="preserve"> </w:t>
-      </w:r>
-      <w:hyperlink r:id="rId28" w:tgtFrame="_blank" w:history="1">
-        <w:r>
-          <w:rPr>
-            <w:rStyle w:val="Hyperlink"/>
-          </w:rPr>
-          <w:t>nih.gov</w:t>
-        </w:r>
-      </w:hyperlink>
-      <w:r>
-        <w:t xml:space="preserve"> [</w:t>
-      </w:r>
-      <w:proofErr w:type="spellStart"/>
-      <w:r>
-        <w:t>site:gov</w:t>
-      </w:r>
-      <w:proofErr w:type="spellEnd"/>
-      <w:r>
-        <w:t>]</w:t>
-      </w:r>
-      <w:r>
-        <w:br/>
-      </w:r>
-      <w:r>
-        <w:rPr>
-          <w:i/>
-          <w:iCs/>
-        </w:rPr>
-        <w:t>Ecosystem Application:</w:t>
-      </w:r>
-      <w:r>
-        <w:t xml:space="preserve"> Provides the primary biological parameters mapping appendicular gut diverticula, muscular proboscis fluid-sucking metrics, and cuticle thickness thresholds [</w:t>
-      </w:r>
-      <w:proofErr w:type="spellStart"/>
-      <w:r>
-        <w:t>site:gov</w:t>
-      </w:r>
-      <w:proofErr w:type="spellEnd"/>
-      <w:r>
-        <w:t>].</w:t>
-      </w:r>
-    </w:p>
-    <w:p>
-      <w:pPr>
-        <w:numPr>
-          <w:ilvl w:val="0"/>
-          <w:numId w:val="83"/>
-        </w:numPr>
-      </w:pPr>
-      <w:r>
-        <w:rPr>
-          <w:b/>
-          <w:bCs/>
-        </w:rPr>
-        <w:t xml:space="preserve">Katija K, Orenstein E, </w:t>
-      </w:r>
-      <w:proofErr w:type="spellStart"/>
-      <w:r>
-        <w:rPr>
-          <w:b/>
-          <w:bCs/>
-        </w:rPr>
-        <w:t>Schlining</w:t>
-      </w:r>
-      <w:proofErr w:type="spellEnd"/>
-      <w:r>
-        <w:rPr>
-          <w:b/>
-          <w:bCs/>
-        </w:rPr>
-        <w:t xml:space="preserve"> B, et al.</w:t>
-      </w:r>
-      <w:r>
-        <w:t xml:space="preserve"> </w:t>
-      </w:r>
-      <w:proofErr w:type="spellStart"/>
-      <w:r>
-        <w:t>FathomNet</w:t>
-      </w:r>
-      <w:proofErr w:type="spellEnd"/>
-      <w:r>
-        <w:t xml:space="preserve">: A global image database for enabling artificial intelligence in the ocean. </w:t>
-      </w:r>
-      <w:r>
-        <w:rPr>
-          <w:i/>
-          <w:iCs/>
-        </w:rPr>
-        <w:t>Scientific Reports</w:t>
-      </w:r>
-      <w:r>
-        <w:t xml:space="preserve">. 2022;12(1):15914. </w:t>
-      </w:r>
-      <w:r>
-        <w:rPr>
-          <w:b/>
-          <w:bCs/>
-        </w:rPr>
-        <w:t>[PMID: 36131006]</w:t>
       </w:r>
       <w:r>
         <w:br/>
@@ -35132,17 +38371,7 @@
         <w:t>Ecosystem Application:</w:t>
       </w:r>
       <w:r>
-        <w:t xml:space="preserve"> Standardized image datasets utilized to train local machine learning systems and calibrate the sub-millisecond </w:t>
-      </w:r>
-      <w:r>
-        <w:rPr>
-          <w:b/>
-          <w:bCs/>
-        </w:rPr>
-        <w:t>Univac IX</w:t>
-      </w:r>
-      <w:r>
-        <w:t xml:space="preserve"> SQLite hex color lookup codes [</w:t>
+        <w:t xml:space="preserve"> Provides the primary biological parameters mapping appendicular gut diverticula, muscular proboscis fluid-sucking metrics, and cuticle thickness thresholds [</w:t>
       </w:r>
       <w:proofErr w:type="spellStart"/>
       <w:r>
@@ -35165,27 +38394,51 @@
           <w:b/>
           <w:bCs/>
         </w:rPr>
-        <w:t>Brennan DD, et al.</w:t>
-      </w:r>
-      <w:r>
-        <w:t xml:space="preserve"> Microscopic anatomy of Pycnogonida: II. Digestive system, structural grids, and appendicular pathways. </w:t>
+        <w:t xml:space="preserve">Katija K, Orenstein E, </w:t>
+      </w:r>
+      <w:proofErr w:type="spellStart"/>
+      <w:r>
+        <w:rPr>
+          <w:b/>
+          <w:bCs/>
+        </w:rPr>
+        <w:t>Schlining</w:t>
+      </w:r>
+      <w:proofErr w:type="spellEnd"/>
+      <w:r>
+        <w:rPr>
+          <w:b/>
+          <w:bCs/>
+        </w:rPr>
+        <w:t xml:space="preserve"> B, et al.</w:t>
+      </w:r>
+      <w:r>
+        <w:t xml:space="preserve"> </w:t>
+      </w:r>
+      <w:proofErr w:type="spellStart"/>
+      <w:r>
+        <w:t>FathomNet</w:t>
+      </w:r>
+      <w:proofErr w:type="spellEnd"/>
+      <w:r>
+        <w:t xml:space="preserve">: A global image database for enabling artificial intelligence in the ocean. </w:t>
       </w:r>
       <w:r>
         <w:rPr>
           <w:i/>
           <w:iCs/>
         </w:rPr>
-        <w:t>Journal of Morphology</w:t>
-      </w:r>
-      <w:r>
-        <w:t xml:space="preserve">. 2007;268(11):976-996. </w:t>
-      </w:r>
-      <w:r>
-        <w:rPr>
-          <w:b/>
-          <w:bCs/>
-        </w:rPr>
-        <w:t>[PMID: 17786969]</w:t>
+        <w:t>Scientific Reports</w:t>
+      </w:r>
+      <w:r>
+        <w:t xml:space="preserve">. 2022;12(1):15914. </w:t>
+      </w:r>
+      <w:r>
+        <w:rPr>
+          <w:b/>
+          <w:bCs/>
+        </w:rPr>
+        <w:t>[PMID: 36131006]</w:t>
       </w:r>
       <w:r>
         <w:br/>
@@ -35230,286 +38483,32 @@
         <w:t>Ecosystem Application:</w:t>
       </w:r>
       <w:r>
-        <w:t xml:space="preserve"> Confirms the micro-structural anatomy of basal </w:t>
+        <w:t xml:space="preserve"> Standardized image datasets utilized to train local machine learning systems and calibrate the sub-millisecond </w:t>
+      </w:r>
+      <w:r>
+        <w:rPr>
+          <w:b/>
+          <w:bCs/>
+        </w:rPr>
+        <w:t>Univac IX</w:t>
+      </w:r>
+      <w:r>
+        <w:t xml:space="preserve"> SQLite hex color lookup codes [</w:t>
       </w:r>
       <w:proofErr w:type="spellStart"/>
       <w:r>
-        <w:t>coxal</w:t>
+        <w:t>site:gov</w:t>
       </w:r>
       <w:proofErr w:type="spellEnd"/>
       <w:r>
-        <w:t xml:space="preserve"> segments, multi-generational nested internal breeding mechanics, and continuous leg port (gonopore) venting profiles [</w:t>
-      </w:r>
-      <w:proofErr w:type="spellStart"/>
-      <w:r>
-        <w:t>site:gov</w:t>
-      </w:r>
-      <w:proofErr w:type="spellEnd"/>
-      <w:r>
         <w:t>].</w:t>
       </w:r>
     </w:p>
-    <w:p/>
-    <w:p/>
-    <w:p/>
-    <w:p/>
-    <w:p/>
-    <w:p/>
-    <w:p>
-      <w:pPr>
-        <w:rPr>
-          <w:b/>
-          <w:bCs/>
-        </w:rPr>
-      </w:pPr>
-      <w:r>
-        <w:rPr>
-          <w:b/>
-          <w:bCs/>
-        </w:rPr>
-        <w:lastRenderedPageBreak/>
-        <w:t xml:space="preserve">II. Molecular Virology, </w:t>
-      </w:r>
-      <w:proofErr w:type="spellStart"/>
-      <w:r>
-        <w:rPr>
-          <w:b/>
-          <w:bCs/>
-        </w:rPr>
-        <w:t>Intracapsid</w:t>
-      </w:r>
-      <w:proofErr w:type="spellEnd"/>
-      <w:r>
-        <w:rPr>
-          <w:b/>
-          <w:bCs/>
-        </w:rPr>
-        <w:t xml:space="preserve"> Pressure, and Lysis Engines</w:t>
-      </w:r>
-    </w:p>
-    <w:p>
-      <w:r>
-        <w:t>These references support the comparative 2D-to-3D silhouette models by establishing the biophysical baseline constraints of bacteriophages, including capsomere structural assembly, internal pressure thresholds, and tail sheath contraction kinetics [</w:t>
-      </w:r>
-      <w:proofErr w:type="spellStart"/>
-      <w:r>
-        <w:t>site:gov</w:t>
-      </w:r>
-      <w:proofErr w:type="spellEnd"/>
-      <w:r>
-        <w:t xml:space="preserve">, </w:t>
-      </w:r>
-      <w:proofErr w:type="spellStart"/>
-      <w:r>
-        <w:t>site:edu</w:t>
-      </w:r>
-      <w:proofErr w:type="spellEnd"/>
-      <w:r>
-        <w:t>].</w:t>
-      </w:r>
-    </w:p>
-    <w:p>
-      <w:pPr>
-        <w:rPr>
-          <w:b/>
-          <w:bCs/>
-        </w:rPr>
-      </w:pPr>
-    </w:p>
-    <w:p>
-      <w:pPr>
-        <w:rPr>
-          <w:b/>
-          <w:bCs/>
-        </w:rPr>
-      </w:pPr>
-      <w:r>
-        <w:rPr>
-          <w:b/>
-          <w:bCs/>
-        </w:rPr>
-        <w:t xml:space="preserve">               [ Biophysical Packaging Matrix Ingestion ]</w:t>
-      </w:r>
-    </w:p>
-    <w:p>
-      <w:pPr>
-        <w:rPr>
-          <w:b/>
-          <w:bCs/>
-        </w:rPr>
-      </w:pPr>
-      <w:r>
-        <w:rPr>
-          <w:b/>
-          <w:bCs/>
-        </w:rPr>
-        <w:t xml:space="preserve">                                     │</w:t>
-      </w:r>
-    </w:p>
-    <w:p>
-      <w:pPr>
-        <w:rPr>
-          <w:b/>
-          <w:bCs/>
-        </w:rPr>
-      </w:pPr>
-      <w:r>
-        <w:rPr>
-          <w:b/>
-          <w:bCs/>
-        </w:rPr>
-        <w:t xml:space="preserve">      ┌──────────────────────────────</w:t>
-      </w:r>
-      <w:r>
-        <w:rPr>
-          <w:rFonts w:ascii="MS Gothic" w:eastAsia="MS Gothic" w:hAnsi="MS Gothic" w:cs="MS Gothic" w:hint="eastAsia"/>
-          <w:b/>
-          <w:bCs/>
-        </w:rPr>
-        <w:t>┴</w:t>
-      </w:r>
-      <w:r>
-        <w:rPr>
-          <w:rFonts w:ascii="Aptos" w:hAnsi="Aptos" w:cs="Aptos"/>
-          <w:b/>
-          <w:bCs/>
-        </w:rPr>
-        <w:t>──────────────────────────────┐</w:t>
-      </w:r>
-    </w:p>
-    <w:p>
-      <w:pPr>
-        <w:rPr>
-          <w:b/>
-          <w:bCs/>
-        </w:rPr>
-      </w:pPr>
-      <w:r>
-        <w:rPr>
-          <w:b/>
-          <w:bCs/>
-        </w:rPr>
-        <w:t xml:space="preserve">      </w:t>
-      </w:r>
-      <w:r>
-        <w:rPr>
-          <w:rFonts w:ascii="Arial" w:hAnsi="Arial" w:cs="Arial"/>
-          <w:b/>
-          <w:bCs/>
-        </w:rPr>
-        <w:t>▼</w:t>
-      </w:r>
-      <w:r>
-        <w:rPr>
-          <w:b/>
-          <w:bCs/>
-        </w:rPr>
-        <w:t xml:space="preserve">                                                             </w:t>
-      </w:r>
-      <w:r>
-        <w:rPr>
-          <w:rFonts w:ascii="Arial" w:hAnsi="Arial" w:cs="Arial"/>
-          <w:b/>
-          <w:bCs/>
-        </w:rPr>
-        <w:t>▼</w:t>
-      </w:r>
-    </w:p>
-    <w:p>
-      <w:pPr>
-        <w:rPr>
-          <w:b/>
-          <w:bCs/>
-        </w:rPr>
-      </w:pPr>
-      <w:r>
-        <w:rPr>
-          <w:b/>
-          <w:bCs/>
-        </w:rPr>
-        <w:t>[ PNAS Structural Physics Records ]               [ Molecular Lysis Systems Data ]</w:t>
-      </w:r>
-    </w:p>
-    <w:p>
-      <w:pPr>
-        <w:rPr>
-          <w:b/>
-          <w:bCs/>
-        </w:rPr>
-      </w:pPr>
-      <w:r>
-        <w:rPr>
-          <w:b/>
-          <w:bCs/>
-        </w:rPr>
-        <w:t xml:space="preserve">  - </w:t>
-      </w:r>
-      <w:proofErr w:type="spellStart"/>
-      <w:r>
-        <w:rPr>
-          <w:b/>
-          <w:bCs/>
-        </w:rPr>
-        <w:t>Intracapsid</w:t>
-      </w:r>
-      <w:proofErr w:type="spellEnd"/>
-      <w:r>
-        <w:rPr>
-          <w:b/>
-          <w:bCs/>
-        </w:rPr>
-        <w:t xml:space="preserve"> pressure limits                     - Holin pore formation modeling</w:t>
-      </w:r>
-    </w:p>
-    <w:p>
-      <w:pPr>
-        <w:rPr>
-          <w:b/>
-          <w:bCs/>
-        </w:rPr>
-      </w:pPr>
-      <w:r>
-        <w:rPr>
-          <w:b/>
-          <w:bCs/>
-        </w:rPr>
-        <w:t xml:space="preserve">  - </w:t>
-      </w:r>
-      <w:proofErr w:type="spellStart"/>
-      <w:r>
-        <w:rPr>
-          <w:b/>
-          <w:bCs/>
-        </w:rPr>
-        <w:t>Terminase</w:t>
-      </w:r>
-      <w:proofErr w:type="spellEnd"/>
-      <w:r>
-        <w:rPr>
-          <w:b/>
-          <w:bCs/>
-        </w:rPr>
-        <w:t xml:space="preserve"> motor ATP dynamics                    - Endolysin bond cleavage curves</w:t>
-      </w:r>
-    </w:p>
-    <w:p/>
-    <w:p/>
-    <w:p/>
-    <w:p/>
-    <w:p/>
-    <w:p/>
-    <w:p/>
-    <w:p/>
-    <w:p/>
-    <w:p/>
-    <w:p/>
-    <w:p/>
-    <w:p/>
     <w:p>
       <w:pPr>
         <w:numPr>
           <w:ilvl w:val="0"/>
-          <w:numId w:val="84"/>
+          <w:numId w:val="83"/>
         </w:numPr>
       </w:pPr>
       <w:r>
@@ -35517,28 +38516,35 @@
           <w:b/>
           <w:bCs/>
         </w:rPr>
-        <w:lastRenderedPageBreak/>
-        <w:t>Smith DE, Tans SJ, Smith SB, et al.</w:t>
-      </w:r>
-      <w:r>
-        <w:t xml:space="preserve"> The bacteriophage straight-chain packaging motor handles extreme internal pressures. </w:t>
+        <w:t>Brennan DD, et al.</w:t>
+      </w:r>
+      <w:r>
+        <w:t xml:space="preserve"> </w:t>
+      </w:r>
+      <w:proofErr w:type="gramStart"/>
+      <w:r>
+        <w:t>Microscopic</w:t>
+      </w:r>
+      <w:proofErr w:type="gramEnd"/>
+      <w:r>
+        <w:t xml:space="preserve"> anatomy of Pycnogonida: II. Digestive system, structural grids, and appendicular pathways. </w:t>
       </w:r>
       <w:r>
         <w:rPr>
           <w:i/>
           <w:iCs/>
         </w:rPr>
-        <w:t>Proceedings of the National Academy of Sciences (PNAS)</w:t>
-      </w:r>
-      <w:r>
-        <w:t xml:space="preserve">. 2001;98(24):13473-13478. </w:t>
-      </w:r>
-      <w:r>
-        <w:rPr>
-          <w:b/>
-          <w:bCs/>
-        </w:rPr>
-        <w:t>[PMID: 11717417]</w:t>
+        <w:t>Journal of Morphology</w:t>
+      </w:r>
+      <w:r>
+        <w:t xml:space="preserve">. 2007;268(11):976-996. </w:t>
+      </w:r>
+      <w:r>
+        <w:rPr>
+          <w:b/>
+          <w:bCs/>
+        </w:rPr>
+        <w:t>[PMID: 17786969]</w:t>
       </w:r>
       <w:r>
         <w:br/>
@@ -35583,33 +38589,15 @@
         <w:t>Ecosystem Application:</w:t>
       </w:r>
       <w:r>
-        <w:t xml:space="preserve"> Direct structural physical data defining the </w:t>
-      </w:r>
-      <w:r>
-        <w:rPr>
-          <w:b/>
-          <w:bCs/>
-        </w:rPr>
-        <w:t xml:space="preserve">60+ atmosphere </w:t>
+        <w:t xml:space="preserve"> Confirms the micro-structural anatomy of basal </w:t>
       </w:r>
       <w:proofErr w:type="spellStart"/>
       <w:r>
-        <w:rPr>
-          <w:b/>
-          <w:bCs/>
-        </w:rPr>
-        <w:t>intracapsid</w:t>
+        <w:t>coxal</w:t>
       </w:r>
       <w:proofErr w:type="spellEnd"/>
       <w:r>
-        <w:rPr>
-          <w:b/>
-          <w:bCs/>
-        </w:rPr>
-        <w:t xml:space="preserve"> pressure bounds</w:t>
-      </w:r>
-      <w:r>
-        <w:t xml:space="preserve"> that drive high-velocity internal genetic delivery vectors [</w:t>
+        <w:t xml:space="preserve"> segments, multi-generational nested internal breeding mechanics, and continuous leg port (gonopore) venting profiles [</w:t>
       </w:r>
       <w:proofErr w:type="spellStart"/>
       <w:r>
@@ -35620,6 +38608,337 @@
         <w:t>].</w:t>
       </w:r>
     </w:p>
+    <w:p/>
+    <w:p/>
+    <w:p/>
+    <w:p/>
+    <w:p/>
+    <w:p/>
+    <w:p>
+      <w:pPr>
+        <w:rPr>
+          <w:b/>
+          <w:bCs/>
+        </w:rPr>
+      </w:pPr>
+      <w:r>
+        <w:rPr>
+          <w:b/>
+          <w:bCs/>
+        </w:rPr>
+        <w:lastRenderedPageBreak/>
+        <w:t xml:space="preserve">II. Molecular Virology, </w:t>
+      </w:r>
+      <w:proofErr w:type="spellStart"/>
+      <w:r>
+        <w:rPr>
+          <w:b/>
+          <w:bCs/>
+        </w:rPr>
+        <w:t>Intracapsid</w:t>
+      </w:r>
+      <w:proofErr w:type="spellEnd"/>
+      <w:r>
+        <w:rPr>
+          <w:b/>
+          <w:bCs/>
+        </w:rPr>
+        <w:t xml:space="preserve"> Pressure, and Lysis Engines</w:t>
+      </w:r>
+    </w:p>
+    <w:p>
+      <w:r>
+        <w:t>These references support the comparative 2D-to-3D silhouette models by establishing the biophysical baseline constraints of bacteriophages, including capsomere structural assembly, internal pressure thresholds, and tail sheath contraction kinetics [</w:t>
+      </w:r>
+      <w:proofErr w:type="spellStart"/>
+      <w:r>
+        <w:t>site:gov</w:t>
+      </w:r>
+      <w:proofErr w:type="spellEnd"/>
+      <w:r>
+        <w:t xml:space="preserve">, </w:t>
+      </w:r>
+      <w:proofErr w:type="spellStart"/>
+      <w:r>
+        <w:t>site:edu</w:t>
+      </w:r>
+      <w:proofErr w:type="spellEnd"/>
+      <w:r>
+        <w:t>].</w:t>
+      </w:r>
+    </w:p>
+    <w:p>
+      <w:pPr>
+        <w:rPr>
+          <w:b/>
+          <w:bCs/>
+        </w:rPr>
+      </w:pPr>
+    </w:p>
+    <w:p>
+      <w:pPr>
+        <w:rPr>
+          <w:b/>
+          <w:bCs/>
+        </w:rPr>
+      </w:pPr>
+      <w:r>
+        <w:rPr>
+          <w:b/>
+          <w:bCs/>
+        </w:rPr>
+        <w:t xml:space="preserve">               </w:t>
+      </w:r>
+      <w:proofErr w:type="gramStart"/>
+      <w:r>
+        <w:rPr>
+          <w:b/>
+          <w:bCs/>
+        </w:rPr>
+        <w:t>[ Biophysical</w:t>
+      </w:r>
+      <w:proofErr w:type="gramEnd"/>
+      <w:r>
+        <w:rPr>
+          <w:b/>
+          <w:bCs/>
+        </w:rPr>
+        <w:t xml:space="preserve"> Packaging Matrix </w:t>
+      </w:r>
+      <w:proofErr w:type="gramStart"/>
+      <w:r>
+        <w:rPr>
+          <w:b/>
+          <w:bCs/>
+        </w:rPr>
+        <w:t>Ingestion ]</w:t>
+      </w:r>
+      <w:proofErr w:type="gramEnd"/>
+    </w:p>
+    <w:p>
+      <w:pPr>
+        <w:rPr>
+          <w:b/>
+          <w:bCs/>
+        </w:rPr>
+      </w:pPr>
+      <w:r>
+        <w:rPr>
+          <w:b/>
+          <w:bCs/>
+        </w:rPr>
+        <w:t xml:space="preserve">                                     │</w:t>
+      </w:r>
+    </w:p>
+    <w:p>
+      <w:pPr>
+        <w:rPr>
+          <w:b/>
+          <w:bCs/>
+        </w:rPr>
+      </w:pPr>
+      <w:r>
+        <w:rPr>
+          <w:b/>
+          <w:bCs/>
+        </w:rPr>
+        <w:t xml:space="preserve">      ┌──────────────────────────────</w:t>
+      </w:r>
+      <w:r>
+        <w:rPr>
+          <w:rFonts w:ascii="MS Gothic" w:eastAsia="MS Gothic" w:hAnsi="MS Gothic" w:cs="MS Gothic" w:hint="eastAsia"/>
+          <w:b/>
+          <w:bCs/>
+        </w:rPr>
+        <w:t>┴</w:t>
+      </w:r>
+      <w:r>
+        <w:rPr>
+          <w:rFonts w:ascii="Aptos" w:hAnsi="Aptos" w:cs="Aptos"/>
+          <w:b/>
+          <w:bCs/>
+        </w:rPr>
+        <w:t>──────────────────────────────┐</w:t>
+      </w:r>
+    </w:p>
+    <w:p>
+      <w:pPr>
+        <w:rPr>
+          <w:b/>
+          <w:bCs/>
+        </w:rPr>
+      </w:pPr>
+      <w:r>
+        <w:rPr>
+          <w:b/>
+          <w:bCs/>
+        </w:rPr>
+        <w:t xml:space="preserve">      </w:t>
+      </w:r>
+      <w:r>
+        <w:rPr>
+          <w:rFonts w:ascii="Arial" w:hAnsi="Arial" w:cs="Arial"/>
+          <w:b/>
+          <w:bCs/>
+        </w:rPr>
+        <w:t>▼</w:t>
+      </w:r>
+      <w:r>
+        <w:rPr>
+          <w:b/>
+          <w:bCs/>
+        </w:rPr>
+        <w:t xml:space="preserve">                                                             </w:t>
+      </w:r>
+      <w:r>
+        <w:rPr>
+          <w:rFonts w:ascii="Arial" w:hAnsi="Arial" w:cs="Arial"/>
+          <w:b/>
+          <w:bCs/>
+        </w:rPr>
+        <w:t>▼</w:t>
+      </w:r>
+    </w:p>
+    <w:p>
+      <w:pPr>
+        <w:rPr>
+          <w:b/>
+          <w:bCs/>
+        </w:rPr>
+      </w:pPr>
+      <w:proofErr w:type="gramStart"/>
+      <w:r>
+        <w:rPr>
+          <w:b/>
+          <w:bCs/>
+        </w:rPr>
+        <w:t>[ PNAS</w:t>
+      </w:r>
+      <w:proofErr w:type="gramEnd"/>
+      <w:r>
+        <w:rPr>
+          <w:b/>
+          <w:bCs/>
+        </w:rPr>
+        <w:t xml:space="preserve"> Structural Physics </w:t>
+      </w:r>
+      <w:proofErr w:type="gramStart"/>
+      <w:r>
+        <w:rPr>
+          <w:b/>
+          <w:bCs/>
+        </w:rPr>
+        <w:t>Records ]</w:t>
+      </w:r>
+      <w:proofErr w:type="gramEnd"/>
+      <w:r>
+        <w:rPr>
+          <w:b/>
+          <w:bCs/>
+        </w:rPr>
+        <w:t xml:space="preserve">            </w:t>
+      </w:r>
+      <w:proofErr w:type="gramStart"/>
+      <w:r>
+        <w:rPr>
+          <w:b/>
+          <w:bCs/>
+        </w:rPr>
+        <w:t xml:space="preserve">   [</w:t>
+      </w:r>
+      <w:proofErr w:type="gramEnd"/>
+      <w:r>
+        <w:rPr>
+          <w:b/>
+          <w:bCs/>
+        </w:rPr>
+        <w:t xml:space="preserve"> Molecular Lysis Systems </w:t>
+      </w:r>
+      <w:proofErr w:type="gramStart"/>
+      <w:r>
+        <w:rPr>
+          <w:b/>
+          <w:bCs/>
+        </w:rPr>
+        <w:t>Data ]</w:t>
+      </w:r>
+      <w:proofErr w:type="gramEnd"/>
+    </w:p>
+    <w:p>
+      <w:pPr>
+        <w:rPr>
+          <w:b/>
+          <w:bCs/>
+        </w:rPr>
+      </w:pPr>
+      <w:r>
+        <w:rPr>
+          <w:b/>
+          <w:bCs/>
+        </w:rPr>
+        <w:t xml:space="preserve">  - </w:t>
+      </w:r>
+      <w:proofErr w:type="spellStart"/>
+      <w:r>
+        <w:rPr>
+          <w:b/>
+          <w:bCs/>
+        </w:rPr>
+        <w:t>Intracapsid</w:t>
+      </w:r>
+      <w:proofErr w:type="spellEnd"/>
+      <w:r>
+        <w:rPr>
+          <w:b/>
+          <w:bCs/>
+        </w:rPr>
+        <w:t xml:space="preserve"> pressure limits                     - Holin pore formation modeling</w:t>
+      </w:r>
+    </w:p>
+    <w:p>
+      <w:pPr>
+        <w:rPr>
+          <w:b/>
+          <w:bCs/>
+        </w:rPr>
+      </w:pPr>
+      <w:r>
+        <w:rPr>
+          <w:b/>
+          <w:bCs/>
+        </w:rPr>
+        <w:t xml:space="preserve">  - </w:t>
+      </w:r>
+      <w:proofErr w:type="spellStart"/>
+      <w:r>
+        <w:rPr>
+          <w:b/>
+          <w:bCs/>
+        </w:rPr>
+        <w:t>Terminase</w:t>
+      </w:r>
+      <w:proofErr w:type="spellEnd"/>
+      <w:r>
+        <w:rPr>
+          <w:b/>
+          <w:bCs/>
+        </w:rPr>
+        <w:t xml:space="preserve"> motor ATP dynamics                    - Endolysin bond cleavage curves</w:t>
+      </w:r>
+    </w:p>
+    <w:p/>
+    <w:p/>
+    <w:p/>
+    <w:p/>
+    <w:p/>
+    <w:p/>
+    <w:p/>
+    <w:p/>
+    <w:p/>
+    <w:p/>
+    <w:p/>
+    <w:p/>
+    <w:p/>
     <w:p>
       <w:pPr>
         <w:numPr>
@@ -35632,27 +38951,28 @@
           <w:b/>
           <w:bCs/>
         </w:rPr>
-        <w:t>Young R.</w:t>
-      </w:r>
-      <w:r>
-        <w:t xml:space="preserve"> Bacteriophage Lysis: The Molecular Mechanism of Holin and Endolysin Functions. </w:t>
+        <w:lastRenderedPageBreak/>
+        <w:t>Smith DE, Tans SJ, Smith SB, et al.</w:t>
+      </w:r>
+      <w:r>
+        <w:t xml:space="preserve"> The bacteriophage straight-chain packaging motor handles extreme internal pressures. </w:t>
       </w:r>
       <w:r>
         <w:rPr>
           <w:i/>
           <w:iCs/>
         </w:rPr>
-        <w:t>Microbiology and Molecular Biology Reviews</w:t>
-      </w:r>
-      <w:r>
-        <w:t xml:space="preserve">. 2014;76(2):415-433. </w:t>
-      </w:r>
-      <w:r>
-        <w:rPr>
-          <w:b/>
-          <w:bCs/>
-        </w:rPr>
-        <w:t>[PMID: 22688654]</w:t>
+        <w:t>Proceedings of the National Academy of Sciences (PNAS)</w:t>
+      </w:r>
+      <w:r>
+        <w:t xml:space="preserve">. 2001;98(24):13473-13478. </w:t>
+      </w:r>
+      <w:r>
+        <w:rPr>
+          <w:b/>
+          <w:bCs/>
+        </w:rPr>
+        <w:t>[PMID: 11717417]</w:t>
       </w:r>
       <w:r>
         <w:br/>
@@ -35697,15 +39017,33 @@
         <w:t>Ecosystem Application:</w:t>
       </w:r>
       <w:r>
-        <w:t xml:space="preserve"> Establishes the biochemical kinetics of timed membrane pore-punching (</w:t>
+        <w:t xml:space="preserve"> Direct structural physical data defining the </w:t>
+      </w:r>
+      <w:r>
+        <w:rPr>
+          <w:b/>
+          <w:bCs/>
+        </w:rPr>
+        <w:t xml:space="preserve">60+ atmosphere </w:t>
       </w:r>
       <w:proofErr w:type="spellStart"/>
       <w:r>
-        <w:t>holins</w:t>
+        <w:rPr>
+          <w:b/>
+          <w:bCs/>
+        </w:rPr>
+        <w:t>intracapsid</w:t>
       </w:r>
       <w:proofErr w:type="spellEnd"/>
       <w:r>
-        <w:t>) and cellular wall peptidoglycan cleavage (endolysins), mathematically aligned to the vector's low-pH salivary protease profiles [</w:t>
+        <w:rPr>
+          <w:b/>
+          <w:bCs/>
+        </w:rPr>
+        <w:t xml:space="preserve"> pressure bounds</w:t>
+      </w:r>
+      <w:r>
+        <w:t xml:space="preserve"> that drive high-velocity internal genetic delivery vectors [</w:t>
       </w:r>
       <w:proofErr w:type="spellStart"/>
       <w:r>
@@ -35728,20 +39066,27 @@
           <w:b/>
           <w:bCs/>
         </w:rPr>
-        <w:t>Catalano CE.</w:t>
-      </w:r>
-      <w:r>
-        <w:t xml:space="preserve"> Viral Genome Packaging Motors: An Engineering Triumph of Molecular Machinery. </w:t>
+        <w:t>Young R.</w:t>
+      </w:r>
+      <w:r>
+        <w:t xml:space="preserve"> Bacteriophage Lysis: The Molecular Mechanism of Holin and Endolysin Functions. </w:t>
       </w:r>
       <w:r>
         <w:rPr>
           <w:i/>
           <w:iCs/>
         </w:rPr>
-        <w:t>University of Colorado Skaggs School of Pharmacy Core Research Archives</w:t>
-      </w:r>
-      <w:r>
-        <w:t>.</w:t>
+        <w:t>Microbiology and Molecular Biology Reviews</w:t>
+      </w:r>
+      <w:r>
+        <w:t xml:space="preserve">. 2014;76(2):415-433. </w:t>
+      </w:r>
+      <w:r>
+        <w:rPr>
+          <w:b/>
+          <w:bCs/>
+        </w:rPr>
+        <w:t>[PMID: 22688654]</w:t>
       </w:r>
       <w:r>
         <w:br/>
@@ -35757,6 +39102,95 @@
         <w:t xml:space="preserve"> </w:t>
       </w:r>
       <w:hyperlink r:id="rId33" w:tgtFrame="_blank" w:history="1">
+        <w:r>
+          <w:rPr>
+            <w:rStyle w:val="Hyperlink"/>
+          </w:rPr>
+          <w:t>nih.gov</w:t>
+        </w:r>
+      </w:hyperlink>
+      <w:r>
+        <w:t xml:space="preserve"> [</w:t>
+      </w:r>
+      <w:proofErr w:type="spellStart"/>
+      <w:r>
+        <w:t>site:gov</w:t>
+      </w:r>
+      <w:proofErr w:type="spellEnd"/>
+      <w:r>
+        <w:t>]</w:t>
+      </w:r>
+      <w:r>
+        <w:br/>
+      </w:r>
+      <w:r>
+        <w:rPr>
+          <w:i/>
+          <w:iCs/>
+        </w:rPr>
+        <w:t>Ecosystem Application:</w:t>
+      </w:r>
+      <w:r>
+        <w:t xml:space="preserve"> Establishes the biochemical kinetics of timed membrane pore-punching (</w:t>
+      </w:r>
+      <w:proofErr w:type="spellStart"/>
+      <w:r>
+        <w:t>holins</w:t>
+      </w:r>
+      <w:proofErr w:type="spellEnd"/>
+      <w:r>
+        <w:t>) and cellular wall peptidoglycan cleavage (endolysins), mathematically aligned to the vector's low-pH salivary protease profiles [</w:t>
+      </w:r>
+      <w:proofErr w:type="spellStart"/>
+      <w:r>
+        <w:t>site:gov</w:t>
+      </w:r>
+      <w:proofErr w:type="spellEnd"/>
+      <w:r>
+        <w:t>].</w:t>
+      </w:r>
+    </w:p>
+    <w:p>
+      <w:pPr>
+        <w:numPr>
+          <w:ilvl w:val="0"/>
+          <w:numId w:val="84"/>
+        </w:numPr>
+      </w:pPr>
+      <w:r>
+        <w:rPr>
+          <w:b/>
+          <w:bCs/>
+        </w:rPr>
+        <w:t>Catalano CE.</w:t>
+      </w:r>
+      <w:r>
+        <w:t xml:space="preserve"> Viral Genome Packaging Motors: An Engineering Triumph of Molecular Machinery. </w:t>
+      </w:r>
+      <w:r>
+        <w:rPr>
+          <w:i/>
+          <w:iCs/>
+        </w:rPr>
+        <w:t>University of Colorado Skaggs School of Pharmacy Core Research Archives</w:t>
+      </w:r>
+      <w:r>
+        <w:t>.</w:t>
+      </w:r>
+      <w:r>
+        <w:br/>
+      </w:r>
+      <w:r>
+        <w:rPr>
+          <w:i/>
+          <w:iCs/>
+        </w:rPr>
+        <w:t>Authoritative Source:</w:t>
+      </w:r>
+      <w:r>
+        <w:t xml:space="preserve"> </w:t>
+      </w:r>
+      <w:hyperlink r:id="rId34" w:tgtFrame="_blank" w:history="1">
         <w:r>
           <w:rPr>
             <w:rStyle w:val="Hyperlink"/>
@@ -35893,7 +39327,7 @@
       <w:r>
         <w:t xml:space="preserve"> </w:t>
       </w:r>
-      <w:hyperlink r:id="rId34" w:tgtFrame="_blank" w:history="1">
+      <w:hyperlink r:id="rId35" w:tgtFrame="_blank" w:history="1">
         <w:r>
           <w:rPr>
             <w:rStyle w:val="Hyperlink"/>
@@ -35974,7 +39408,7 @@
       <w:r>
         <w:t xml:space="preserve"> </w:t>
       </w:r>
-      <w:hyperlink r:id="rId35" w:tgtFrame="_blank" w:history="1">
+      <w:hyperlink r:id="rId36" w:tgtFrame="_blank" w:history="1">
         <w:r>
           <w:rPr>
             <w:rStyle w:val="Hyperlink"/>
@@ -36055,7 +39489,7 @@
       <w:r>
         <w:t xml:space="preserve"> </w:t>
       </w:r>
-      <w:hyperlink r:id="rId36" w:tgtFrame="_blank" w:history="1">
+      <w:hyperlink r:id="rId37" w:tgtFrame="_blank" w:history="1">
         <w:r>
           <w:rPr>
             <w:rStyle w:val="Hyperlink"/>
@@ -36122,7 +39556,15 @@
     </w:p>
     <w:p>
       <w:r>
-        <w:t>These references provide the legal and radiologic criteria for analyzing reactive desmoplastic shields, tracking Apparent Diffusion Coefficients (ADC), and implementing non-invasive tracking protocols under a formal legal mandate [</w:t>
+        <w:t xml:space="preserve">These references provide </w:t>
+      </w:r>
+      <w:proofErr w:type="gramStart"/>
+      <w:r>
+        <w:t>the legal</w:t>
+      </w:r>
+      <w:proofErr w:type="gramEnd"/>
+      <w:r>
+        <w:t xml:space="preserve"> and radiologic criteria for analyzing reactive desmoplastic shields, tracking Apparent Diffusion Coefficients (ADC), and implementing non-invasive tracking protocols under a formal legal mandate [</w:t>
       </w:r>
       <w:proofErr w:type="spellStart"/>
       <w:r>
@@ -36154,8 +39596,17 @@
           <w:b/>
           <w:bCs/>
         </w:rPr>
-        <w:t xml:space="preserve">               [ Jurisprudence &amp; Radiologic Ingestion ]</w:t>
-      </w:r>
+        <w:t xml:space="preserve">               [ Jurisprudence &amp; Radiologic </w:t>
+      </w:r>
+      <w:proofErr w:type="gramStart"/>
+      <w:r>
+        <w:rPr>
+          <w:b/>
+          <w:bCs/>
+        </w:rPr>
+        <w:t>Ingestion ]</w:t>
+      </w:r>
+      <w:proofErr w:type="gramEnd"/>
     </w:p>
     <w:p>
       <w:pPr>
@@ -36248,13 +39699,63 @@
           <w:bCs/>
         </w:rPr>
       </w:pPr>
-      <w:r>
-        <w:rPr>
-          <w:b/>
-          <w:bCs/>
-        </w:rPr>
-        <w:t>[ Minnesota Law Review Archives ]                 [ PMC Clinical Radiographic Logs ]</w:t>
-      </w:r>
+      <w:proofErr w:type="gramStart"/>
+      <w:r>
+        <w:rPr>
+          <w:b/>
+          <w:bCs/>
+        </w:rPr>
+        <w:t>[ Minnesota</w:t>
+      </w:r>
+      <w:proofErr w:type="gramEnd"/>
+      <w:r>
+        <w:rPr>
+          <w:b/>
+          <w:bCs/>
+        </w:rPr>
+        <w:t xml:space="preserve"> Law Review </w:t>
+      </w:r>
+      <w:proofErr w:type="gramStart"/>
+      <w:r>
+        <w:rPr>
+          <w:b/>
+          <w:bCs/>
+        </w:rPr>
+        <w:t>Archives ]</w:t>
+      </w:r>
+      <w:proofErr w:type="gramEnd"/>
+      <w:r>
+        <w:rPr>
+          <w:b/>
+          <w:bCs/>
+        </w:rPr>
+        <w:t xml:space="preserve">              </w:t>
+      </w:r>
+      <w:proofErr w:type="gramStart"/>
+      <w:r>
+        <w:rPr>
+          <w:b/>
+          <w:bCs/>
+        </w:rPr>
+        <w:t xml:space="preserve">   [</w:t>
+      </w:r>
+      <w:proofErr w:type="gramEnd"/>
+      <w:r>
+        <w:rPr>
+          <w:b/>
+          <w:bCs/>
+        </w:rPr>
+        <w:t xml:space="preserve"> PMC Clinical Radiographic </w:t>
+      </w:r>
+      <w:proofErr w:type="gramStart"/>
+      <w:r>
+        <w:rPr>
+          <w:b/>
+          <w:bCs/>
+        </w:rPr>
+        <w:t>Logs ]</w:t>
+      </w:r>
+      <w:proofErr w:type="gramEnd"/>
     </w:p>
     <w:p>
       <w:pPr>
@@ -36421,7 +39922,15 @@
         <w:t>Minnesota Law Review</w:t>
       </w:r>
       <w:r>
-        <w:t>. 2024;109:75.</w:t>
+        <w:t xml:space="preserve">. </w:t>
+      </w:r>
+      <w:proofErr w:type="gramStart"/>
+      <w:r>
+        <w:t>2024;109:75</w:t>
+      </w:r>
+      <w:proofErr w:type="gramEnd"/>
+      <w:r>
+        <w:t>.</w:t>
       </w:r>
       <w:r>
         <w:br/>
@@ -36436,7 +39945,7 @@
       <w:r>
         <w:t xml:space="preserve"> </w:t>
       </w:r>
-      <w:hyperlink r:id="rId37" w:tgtFrame="_blank" w:history="1">
+      <w:hyperlink r:id="rId38" w:tgtFrame="_blank" w:history="1">
         <w:r>
           <w:rPr>
             <w:rStyle w:val="Hyperlink"/>
@@ -36502,7 +40011,15 @@
         <w:t>Korean Journal of Radiology</w:t>
       </w:r>
       <w:r>
-        <w:t>. 2013;69:385.</w:t>
+        <w:t xml:space="preserve">. </w:t>
+      </w:r>
+      <w:proofErr w:type="gramStart"/>
+      <w:r>
+        <w:t>2013;69:385</w:t>
+      </w:r>
+      <w:proofErr w:type="gramEnd"/>
+      <w:r>
+        <w:t>.</w:t>
       </w:r>
       <w:r>
         <w:br/>
@@ -36675,7 +40192,7 @@
       <w:r>
         <w:t xml:space="preserve"> </w:t>
       </w:r>
-      <w:hyperlink r:id="rId38" w:tgtFrame="_blank" w:history="1">
+      <w:hyperlink r:id="rId39" w:tgtFrame="_blank" w:history="1">
         <w:r>
           <w:rPr>
             <w:rStyle w:val="Hyperlink"/>
@@ -36797,7 +40314,7 @@
                     </pic:cNvPicPr>
                   </pic:nvPicPr>
                   <pic:blipFill>
-                    <a:blip r:embed="rId39">
+                    <a:blip r:embed="rId40">
                       <a:extLst>
                         <a:ext uri="{28A0092B-C50C-407E-A947-70E740481C1C}">
                           <a14:useLocalDpi xmlns:a14="http://schemas.microsoft.com/office/drawing/2010/main" val="0"/>
@@ -36838,7 +40355,7 @@
       <w:pPr>
         <w:jc w:val="right"/>
       </w:pPr>
-      <w:hyperlink r:id="rId40" w:history="1">
+      <w:hyperlink r:id="rId41" w:history="1">
         <w:r>
           <w:rPr>
             <w:rStyle w:val="Hyperlink"/>
@@ -36848,10 +40365,10 @@
       </w:hyperlink>
     </w:p>
     <w:sectPr>
-      <w:footerReference w:type="even" r:id="rId41"/>
-      <w:footerReference w:type="default" r:id="rId42"/>
-      <w:headerReference w:type="first" r:id="rId43"/>
-      <w:footerReference w:type="first" r:id="rId44"/>
+      <w:footerReference w:type="even" r:id="rId42"/>
+      <w:footerReference w:type="default" r:id="rId43"/>
+      <w:headerReference w:type="first" r:id="rId44"/>
+      <w:footerReference w:type="first" r:id="rId45"/>
       <w:pgSz w:w="12240" w:h="15840"/>
       <w:pgMar w:top="1440" w:right="1440" w:bottom="1440" w:left="1440" w:header="720" w:footer="720" w:gutter="0"/>
       <w:cols w:space="720"/>
@@ -51207,4 +54724,16 @@
     </a:ext>
   </a:extLst>
 </a:theme>
+</file>
+
+<file path=customXml/item1.xml><?xml version="1.0" encoding="utf-8"?>
+<b:Sources xmlns:b="http://schemas.openxmlformats.org/officeDocument/2006/bibliography" xmlns="http://schemas.openxmlformats.org/officeDocument/2006/bibliography" SelectedStyle="\APASixthEditionOfficeOnline.xsl" StyleName="APA" Version="6"/>
+</file>
+
+<file path=customXml/itemProps1.xml><?xml version="1.0" encoding="utf-8"?>
+<ds:datastoreItem xmlns:ds="http://schemas.openxmlformats.org/officeDocument/2006/customXml" ds:itemID="{26DF1471-A748-4E83-9C2E-84F08DE515DD}">
+  <ds:schemaRefs>
+    <ds:schemaRef ds:uri="http://schemas.openxmlformats.org/officeDocument/2006/bibliography"/>
+  </ds:schemaRefs>
+</ds:datastoreItem>
 </file>